--- a/S1-CL3-Cloud-Infrastructure-Improvement/assessments/AT2/AT2-Team-Implementation-Student.docx
+++ b/S1-CL3-Cloud-Infrastructure-Improvement/assessments/AT2/AT2-Team-Implementation-Student.docx
@@ -273,7 +273,7 @@
           </w:tcPr>
           <w:p>
             <w:r>
-              <w:t>AT2 – Team Implementation</w:t>
+              <w:t>AT2 — Team Implementation</w:t>
             </w:r>
           </w:p>
         </w:tc>
@@ -506,7 +506,55 @@
               <w:pStyle w:val="Assessortext"/>
             </w:pPr>
             <w:r>
-              <w:t>Students are assessed individually, within a team, on leading and facilitating the implementation of the approved Ledgerline cloud-infrastructure improvement. Working in a team of four — one cloud component each (network, compute, database, storage) — the team plans the implementation and writes the infrastructure-as-code for the approved design, integrating it into one deployable template across a series of led working meetings. Each student plans, coordinates, supports and monitors the team, leading at least one meeting, and is assessed individually on the BSBXTW401 leadership competencies. The CloudFormation the team writes is the vehicle for the teamwork; the technical deployment is assessed individually in AT3.</w:t>
+              <w:t>Students are assessed individually, within a team, on leading and facilitating the team that implements the approved Ledgerline improvement as infrastructure as code. AT2 is the second of three assessment tasks in the S1-CL3 Cloud Infrastructure Improvement cluster and the only group assessment in the semester.</w:t>
+            </w:r>
+          </w:p>
+          <w:p>
+            <w:pPr>
+              <w:pStyle w:val="Assessortext"/>
+            </w:pPr>
+            <w:r>
+              <w:t>The team is four members, each owning one cloud component — network, compute, database or storage — and together they produce one integrated, deployable template. Each student completes their own copy of the workbook: the team's plan, their own allocated work, one team meeting they lead with the assessor observing, written reflections on the conflict, coaching and issue-resolution they were personally involved in, and a review of the team's performance against the plan.</w:t>
+            </w:r>
+          </w:p>
+          <w:p>
+            <w:pPr>
+              <w:pStyle w:val="Assessortext"/>
+            </w:pPr>
+            <w:r>
+              <w:t>THIS WORKBOOK IS YOURS. Everyone in your team has one and each of you fills in your own, including where you are recording something the team agreed together. You are assessed as an individual on how you work within the team.</w:t>
+            </w:r>
+          </w:p>
+          <w:p>
+            <w:pPr>
+              <w:pStyle w:val="Assessortext"/>
+            </w:pPr>
+            <w:r>
+              <w:t>WHAT IS NOT MARKED HERE. The quality of the CloudFormation. This assessment is about how you plan, coordinate, support and review the team — the code is what the team works on together.</w:t>
+            </w:r>
+          </w:p>
+          <w:p>
+            <w:pPr>
+              <w:pStyle w:val="Assessortext"/>
+            </w:pPr>
+            <w:r>
+              <w:t>This is an open-book assessment. Students may use the YAT intranet, course materials and external research (which must be cited). Collaboration within the team is the point; collaboration on the individual reflections is not.</w:t>
+            </w:r>
+          </w:p>
+          <w:p>
+            <w:pPr>
+              <w:pStyle w:val="Assessortext"/>
+            </w:pPr>
+            <w:r>
+              <w:t>The assessment will not proceed if for any reason it is not safe to do so. You must advise the student of the reason for suspending the assessment, and what safety action should be taken. Advise the student of revised arrangements when it is safe to do so.</w:t>
+            </w:r>
+          </w:p>
+          <w:p>
+            <w:pPr>
+              <w:pStyle w:val="Assessortext"/>
+            </w:pPr>
+            <w:r>
+              <w:t>There is a zero tolerance for plagiarism, cheating and collusion. Students will be expected to make a declaration that all work is their own prior to submission. Refer to the Training and Assessment Policy for further information.</w:t>
             </w:r>
           </w:p>
         </w:tc>
@@ -545,7 +593,7 @@
               <w:pStyle w:val="Assessortext"/>
             </w:pPr>
             <w:r>
-              <w:t>In this project the students are members of an MP Tech Solutions (MTS) improvement team implementing the approved Ledgerline cloud-infrastructure improvement for YAT College. The team is four members, each owning one cloud component (network, compute, database, storage). AT2 has two parts and individual leadership evidence:</w:t>
+              <w:t>YAT College has approved the improvement design for the Ledgerline cloud infrastructure. The MTS improvement team implements it: four members, one cloud component each, one integrated deployable template.</w:t>
             </w:r>
           </w:p>
           <w:p>
@@ -553,7 +601,7 @@
               <w:pStyle w:val="Assessortext"/>
             </w:pPr>
             <w:r>
-              <w:t>• Part A — Plan: as a team, produce the team plan and the implementation plan — the team's objectives and accountabilities, per-member performance expectations, contingencies, and the allocation of one component's infrastructure-as-code write to each member.</w:t>
+              <w:t>Part A — The planning meeting. Six tasks worked through with the team in the room, as an agenda: agree the common objectives, responsibilities and required outcomes; set each member's expected outcomes, measurable goals and agreed behaviours against YAT's code of conduct; agree accountability strategies; plan for contingencies including unplanned absence and re-allocation; allocate the four components with real instruction and a stated basis; and identify who outside the team the work depends on.</w:t>
             </w:r>
           </w:p>
           <w:p>
@@ -561,7 +609,7 @@
               <w:pStyle w:val="Assessortext"/>
             </w:pPr>
             <w:r>
-              <w:t>• Part B — Lead the work: write the CloudFormation for the approved design (each member their component), integrate it into one deployable template, and validate it for a team sign-off — run across a series of working meetings. Each member leads at least one meeting.</w:t>
+              <w:t>Part B — The build. Two tasks recording where the student's own contribution lives and their part in integrating the four components, including what did not fit first time.</w:t>
             </w:r>
           </w:p>
           <w:p>
@@ -569,7 +617,7 @@
               <w:pStyle w:val="Assessortext"/>
             </w:pPr>
             <w:r>
-              <w:t>• Individually, each member: leads at least one working meeting (assessor-observed), keeps a reflection on two challenges/conflicts, and produces a performance review of the team's work.</w:t>
+              <w:t>Part C — Leading a meeting. The student leads one team meeting with the assessor observing, records it, and has the assessor complete the observation table at the end.</w:t>
             </w:r>
           </w:p>
           <w:p>
@@ -577,7 +625,23 @@
               <w:pStyle w:val="Assessortext"/>
             </w:pPr>
             <w:r>
-              <w:t>The approved design and the existing-state baseline are provided; the team implements the agreed design. The deployment and its verification are AT3.</w:t>
+              <w:t>Part D — What happened, and what you did. Three written reflections: a conflict or challenge the student dealt with, a time they coached or helped a team member, and an issue the team hit and their part in resolving it.</w:t>
+            </w:r>
+          </w:p>
+          <w:p>
+            <w:pPr>
+              <w:pStyle w:val="Assessortext"/>
+            </w:pPr>
+            <w:r>
+              <w:t>Part E — Review and reflection. Measure each member including themselves against the plan, record the feedback given and when, identify development opportunities and what was actually done about them, and reflect on their own leadership.</w:t>
+            </w:r>
+          </w:p>
+          <w:p>
+            <w:pPr>
+              <w:pStyle w:val="Assessortext"/>
+            </w:pPr>
+            <w:r>
+              <w:t>Three knowledge questions cover the organisational and legislative requirements that applied, the facilitation, coaching and communication techniques used, and conflict resolution.</w:t>
             </w:r>
           </w:p>
         </w:tc>
@@ -617,7 +681,7 @@
               <w:pStyle w:val="Assessortext"/>
             </w:pPr>
             <w:r>
-              <w:t>Insert the timeframe or time allowed for the assessment task.</w:t>
+              <w:t>This assessment runs across the whole project rather than in one sitting.</w:t>
             </w:r>
           </w:p>
           <w:p>
@@ -625,16 +689,7 @@
               <w:pStyle w:val="Assessortext"/>
             </w:pPr>
             <w:r>
-              <w:t xml:space="preserve">e.g. </w:t>
-            </w:r>
-            <w:r>
-              <w:t>‘</w:t>
-            </w:r>
-            <w:r>
-              <w:t>8 weeks</w:t>
-            </w:r>
-            <w:r>
-              <w:t>’</w:t>
+              <w:t>The planning meeting is early; the reflections are written as things happen; the observed meeting is arranged with the assessor; the review is completed at the end.</w:t>
             </w:r>
           </w:p>
         </w:tc>
@@ -729,7 +784,7 @@
               <w:pStyle w:val="Assessortext"/>
             </w:pPr>
             <w:r>
-              <w:t>Teacher/assessor supplied resources / Access to:</w:t>
+              <w:t>Your team of four, with one cloud component each</w:t>
             </w:r>
           </w:p>
           <w:p>
@@ -737,7 +792,7 @@
               <w:pStyle w:val="Assessortext"/>
             </w:pPr>
             <w:r>
-              <w:t>• The approved improvement design — the Accounting System Cloud Architecture Approved Improvement Design (intranet, Ledgerline Cloud Infrastructure Improvement project) — the design the team writes the infrastructure-as-code for.</w:t>
+              <w:t>The approved improvement design and the baseline, from AT1</w:t>
             </w:r>
           </w:p>
           <w:p>
@@ -745,7 +800,7 @@
               <w:pStyle w:val="Assessortext"/>
             </w:pPr>
             <w:r>
-              <w:t>• The baseline lab-pack — the existing-state CloudFormation the team's upgrade targets.</w:t>
+              <w:t>Access to the YAT scenario site / intranet — every document you need is linked from the task it belongs to</w:t>
             </w:r>
           </w:p>
           <w:p>
@@ -753,7 +808,7 @@
               <w:pStyle w:val="Assessortext"/>
             </w:pPr>
             <w:r>
-              <w:t>• The YAT Team Plan and Implementation Plan templates (intranet Templates section).</w:t>
+              <w:t>Your assessor, who will observe one meeting that you lead — arrange it with them early</w:t>
             </w:r>
           </w:p>
           <w:p>
@@ -761,7 +816,7 @@
               <w:pStyle w:val="Assessortext"/>
             </w:pPr>
             <w:r>
-              <w:t>• An AWS Academy lab and infrastructure-as-code tooling (editor, cfn-lint / change-set preview) to write and validate the templates.</w:t>
+              <w:t>Computer with web browser, word-processing software, a code editor, and wherever your team agrees to keep its work</w:t>
             </w:r>
           </w:p>
         </w:tc>
@@ -800,7 +855,31 @@
           </w:tcPr>
           <w:p>
             <w:r>
-              <w:t>To receive a Satisfactory outcome for this assessment task, the student must complete every criterion in the marking guide below to a satisfactory standard. The criteria are assessed individually for each student, on the leadership evidence they personally produce. Where a criterion is not yet satisfactory, the student is given feedback and a further attempt per the Second attempt provisions.</w:t>
+              <w:t>To receive a Satisfactory outcome for this assessment the student must:</w:t>
+            </w:r>
+          </w:p>
+          <w:p>
+            <w:pPr/>
+            <w:r>
+              <w:t>Achieve Satisfactory on every criterion in the Marking Guide below</w:t>
+            </w:r>
+          </w:p>
+          <w:p>
+            <w:pPr/>
+            <w:r>
+              <w:t>Submit their own completed workbook with every task and reflection answered</w:t>
+            </w:r>
+          </w:p>
+          <w:p>
+            <w:pPr/>
+            <w:r>
+              <w:t>Lead one team meeting with the assessor observing, and have the observation record signed</w:t>
+            </w:r>
+          </w:p>
+          <w:p>
+            <w:pPr/>
+            <w:r>
+              <w:t>Provide a link or reference to their own contribution to the team's build</w:t>
             </w:r>
           </w:p>
         </w:tc>
@@ -1000,10 +1079,7 @@
           </w:tcPr>
           <w:p>
             <w:r>
-              <w:rPr>
-                <w:b/>
-              </w:rPr>
-              <w:t>Part A — Plan</w:t>
+              <w:t>T1 The team plan (tasks 1–4) — the student contributes to and records the team's objectives, responsibilities and required outcomes; per-member expectations, measurable goals and agreed behaviours tied to YAT's policies and code of conduct; concrete accountability strategies; and contingency plans covering the people-side risks, not only the technical ones</w:t>
             </w:r>
           </w:p>
         </w:tc>
@@ -1012,7 +1088,9 @@
             <w:tcW w:type="dxa" w:w="1943"/>
           </w:tcPr>
           <w:p>
-            <w:r/>
+            <w:r>
+              <w:t>☐ Yes  ☐ No</w:t>
+            </w:r>
           </w:p>
         </w:tc>
       </w:tr>
@@ -1023,7 +1101,7 @@
           </w:tcPr>
           <w:p>
             <w:r>
-              <w:t>I1 — Team plan: identifies the team's common objectives, responsibilities and required outcomes; sets per-member performance expectations, goals and behaviours; selects accountability strategies; and plans for contingencies that could impact the team.</w:t>
+              <w:t>T2 Allocation and collaboration (tasks 5–6) — each component allocated to a named member with instruction specific enough to start from and a stated basis (expertise or development potential), and genuine collaboration opportunities identified beyond the four members</w:t>
             </w:r>
           </w:p>
         </w:tc>
@@ -1033,7 +1111,7 @@
           </w:tcPr>
           <w:p>
             <w:r>
-              <w:t>Yes        No</w:t>
+              <w:t>☐ Yes  ☐ No</w:t>
             </w:r>
           </w:p>
         </w:tc>
@@ -1045,7 +1123,7 @@
           </w:tcPr>
           <w:p>
             <w:r>
-              <w:t>I2 — Task allocation: allocates one component's infrastructure-as-code write to each member based on expertise / development potential, with appropriate instruction and allowing for contingencies.</w:t>
+              <w:t>T3 The student's own work and the integration (tasks 7–8) — the student's contribution is identifiable and reachable, and they can name an issue integration surfaced and their part in the team resolving it</w:t>
             </w:r>
           </w:p>
         </w:tc>
@@ -1055,7 +1133,7 @@
           </w:tcPr>
           <w:p>
             <w:r>
-              <w:t>Yes        No</w:t>
+              <w:t>☐ Yes  ☐ No</w:t>
             </w:r>
           </w:p>
         </w:tc>
@@ -1067,10 +1145,7 @@
           </w:tcPr>
           <w:p>
             <w:r>
-              <w:rPr>
-                <w:b/>
-              </w:rPr>
-              <w:t>Part B — Lead the work (observed)</w:t>
+              <w:t>T4 Leading a team meeting (tasks 9–10, observed) — the student chairs a real working meeting of their own team: communicates the objectives and purpose, allocates or confirms tasks with instruction, and draws the whole team into the conversation rather than the loudest two</w:t>
             </w:r>
           </w:p>
         </w:tc>
@@ -1079,7 +1154,9 @@
             <w:tcW w:type="dxa" w:w="1943"/>
           </w:tcPr>
           <w:p>
-            <w:r/>
+            <w:r>
+              <w:t>☐ Yes  ☐ No</w:t>
+            </w:r>
           </w:p>
         </w:tc>
       </w:tr>
@@ -1090,7 +1167,7 @@
           </w:tcPr>
           <w:p>
             <w:r>
-              <w:t>I3 — Communicate and facilitate: communicates the team's common objectives and responsibilities, facilitates open and respectful collaboration between members (including those from diverse backgrounds), and identifies cross-collaboration opportunities.</w:t>
+              <w:t>T5 Conflict or challenge managed (task 11) — a genuine challenge with what the student actually did and how it turned out, connected to the team's agreed behaviours or YAT's code of conduct</w:t>
             </w:r>
           </w:p>
         </w:tc>
@@ -1100,7 +1177,7 @@
           </w:tcPr>
           <w:p>
             <w:r>
-              <w:t>Yes        No</w:t>
+              <w:t>☐ Yes  ☐ No</w:t>
             </w:r>
           </w:p>
         </w:tc>
@@ -1112,7 +1189,7 @@
           </w:tcPr>
           <w:p>
             <w:r>
-              <w:t>I4 — Support and resolve: coaches and supports members toward the team goals, facilitates the team to identify, brainstorm, report and resolve task-related issues, and uses problem-solving to deal with team, task or individual challenges — including managing a conflict.</w:t>
+              <w:t>T6 Coaching and support (task 12) — a real instance with a named need, a specific action and an outcome, showing the student adapted to what the person needed rather than doing their work for them</w:t>
             </w:r>
           </w:p>
         </w:tc>
@@ -1122,7 +1199,7 @@
           </w:tcPr>
           <w:p>
             <w:r>
-              <w:t>Yes        No</w:t>
+              <w:t>☐ Yes  ☐ No</w:t>
             </w:r>
           </w:p>
         </w:tc>
@@ -1134,7 +1211,7 @@
           </w:tcPr>
           <w:p>
             <w:r>
-              <w:t>I5 — Lead a working meeting (observed): leads / facilitates at least one working meeting; the assessor records the led-meeting observation checklist for the student as chair. Primary performance evidence.</w:t>
+              <w:t>T7 Team issue resolved (task 13) — a real task-related issue, how it surfaced, and the student's own contribution to the TEAM resolving it</w:t>
             </w:r>
           </w:p>
         </w:tc>
@@ -1144,7 +1221,7 @@
           </w:tcPr>
           <w:p>
             <w:r>
-              <w:t>Yes        No</w:t>
+              <w:t>☐ Yes  ☐ No</w:t>
             </w:r>
           </w:p>
         </w:tc>
@@ -1156,10 +1233,7 @@
           </w:tcPr>
           <w:p>
             <w:r>
-              <w:rPr>
-                <w:b/>
-              </w:rPr>
-              <w:t>Part C — Monitor and reflect</w:t>
+              <w:t>T8 Performance measured (task 14) — every member including the student measured against the expectations agreed in task 2, with evidence rather than impression, and the source of that assessment stated</w:t>
             </w:r>
           </w:p>
         </w:tc>
@@ -1168,7 +1242,9 @@
             <w:tcW w:type="dxa" w:w="1943"/>
           </w:tcPr>
           <w:p>
-            <w:r/>
+            <w:r>
+              <w:t>☐ Yes  ☐ No</w:t>
+            </w:r>
           </w:p>
         </w:tc>
       </w:tr>
@@ -1179,7 +1255,7 @@
           </w:tcPr>
           <w:p>
             <w:r>
-              <w:t>I6 — Monitor team performance: measures team-member performance against the agreed work plans, provides timely and constructive feedback, identifies specific learning and development opportunities, and implements action plans (the performance review).</w:t>
+              <w:t>T9 Feedback given (task 15) — recorded per member with what was said and roughly when, constructive and specific; feedback delivered only at the end partially meets the item at best</w:t>
             </w:r>
           </w:p>
         </w:tc>
@@ -1189,7 +1265,7 @@
           </w:tcPr>
           <w:p>
             <w:r>
-              <w:t>Yes        No</w:t>
+              <w:t>☐ Yes  ☐ No</w:t>
             </w:r>
           </w:p>
         </w:tc>
@@ -1201,7 +1277,7 @@
           </w:tcPr>
           <w:p>
             <w:r>
-              <w:t>I7 — Reflection: reflects on two conflicts or challenges encountered — what happened, how it was handled, what was learned, and what to do differently next time.</w:t>
+              <w:t>T10 Development opportunities identified and acted on (task 16) — needs identified for individuals and the team, each with an action that was actually taken or started during the project</w:t>
             </w:r>
           </w:p>
         </w:tc>
@@ -1211,7 +1287,7 @@
           </w:tcPr>
           <w:p>
             <w:r>
-              <w:t>Yes        No</w:t>
+              <w:t>☐ Yes  ☐ No</w:t>
             </w:r>
           </w:p>
         </w:tc>
@@ -1223,7 +1299,7 @@
           </w:tcPr>
           <w:p>
             <w:r>
-              <w:t>I8 — Knowledge Evidence appendix: written contextual responses on the organisational and legislative requirements relevant to the team, facilitation and coaching techniques, communication methods (including cross-cultural), professional behaviours to role-model, and typical workplace contingencies.</w:t>
+              <w:t>T11 Reflection on their own leadership (task 17) — specific to what the student did, identifying something done well and something done badly, and showing awareness of the professional behaviours a leader models</w:t>
             </w:r>
           </w:p>
         </w:tc>
@@ -1233,7 +1309,7 @@
           </w:tcPr>
           <w:p>
             <w:r>
-              <w:t>Yes        No</w:t>
+              <w:t>☐ Yes  ☐ No</w:t>
             </w:r>
           </w:p>
         </w:tc>
@@ -1245,10 +1321,7 @@
           </w:tcPr>
           <w:p>
             <w:r>
-              <w:rPr>
-                <w:b/>
-              </w:rPr>
-              <w:t>Team deliverable and quality</w:t>
+              <w:t>T12 Knowledge (questions 1–3) — the organisational and legislative requirements that applied and where they shaped the team's work; the facilitation, coaching and communication techniques used, including cross-cultural communication and communicating with people with special needs or disabilities; and conflict resolution strategies with the challenges a team should expect</w:t>
             </w:r>
           </w:p>
         </w:tc>
@@ -1257,50 +1330,8 @@
             <w:tcW w:type="dxa" w:w="1943"/>
           </w:tcPr>
           <w:p>
-            <w:r/>
-          </w:p>
-        </w:tc>
-      </w:tr>
-      <w:tr>
-        <w:tc>
-          <w:tcPr>
-            <w:tcW w:type="dxa" w:w="8797"/>
-          </w:tcPr>
-          <w:p>
-            <w:r>
-              <w:t>I9 — Integrated implementation: the team produces the infrastructure-as-code for the approved design (each member their component), integrated into one deployable template, validated and signed off as ready to deploy.</w:t>
-            </w:r>
-          </w:p>
-        </w:tc>
-        <w:tc>
-          <w:tcPr>
-            <w:tcW w:type="dxa" w:w="1943"/>
-          </w:tcPr>
-          <w:p>
-            <w:r>
-              <w:t>Yes        No</w:t>
-            </w:r>
-          </w:p>
-        </w:tc>
-      </w:tr>
-      <w:tr>
-        <w:tc>
-          <w:tcPr>
-            <w:tcW w:type="dxa" w:w="8797"/>
-          </w:tcPr>
-          <w:p>
-            <w:r>
-              <w:t>I10 — Document quality: the team plan, the reflection and the performance review use plain professional English and are complete and internally consistent.</w:t>
-            </w:r>
-          </w:p>
-        </w:tc>
-        <w:tc>
-          <w:tcPr>
-            <w:tcW w:type="dxa" w:w="1943"/>
-          </w:tcPr>
-          <w:p>
-            <w:r>
-              <w:t>Yes        No</w:t>
+            <w:r>
+              <w:t>☐ Yes  ☐ No</w:t>
             </w:r>
           </w:p>
         </w:tc>
@@ -1310,39 +1341,465 @@
       <w:pPr>
         <w:pStyle w:val="Assessortext"/>
       </w:pPr>
+    </w:p>
+    <w:bookmarkEnd w:id="5"/>
+    <w:p/>
+    <w:p>
+      <w:pPr>
+        <w:pStyle w:val="Heading1"/>
+      </w:pPr>
       <w:r>
-        <w:br/>
-        <w:t>Add or delete rows as required</w:t>
+        <w:t>Scenario</w:t>
       </w:r>
     </w:p>
     <w:p>
       <w:pPr>
-        <w:pStyle w:val="Assessortext"/>
-      </w:pPr>
+        <w:spacing w:after="160"/>
+      </w:pPr>
+      <w:r>
+        <w:rPr>
+          <w:b w:val="0"/>
+          <w:i w:val="0"/>
+          <w:sz w:val="21"/>
+        </w:rPr>
+        <w:t>YAT College has approved the improvement design for the Ledgerline cloud infrastructure. Your MP Tech Solutions team now implements it. The team is four members, each owning one cloud component — network, compute, database, or storage — and together you produce one integrated, deployable template.</w:t>
+      </w:r>
     </w:p>
     <w:p>
       <w:pPr>
-        <w:pStyle w:val="Assessortext"/>
-      </w:pPr>
-      <w:r>
-        <w:t>If questioning or observation is incorporated into this assessme</w:t>
-      </w:r>
-      <w:r>
-        <w:t xml:space="preserve">nt task, you can incorporate a </w:t>
-      </w:r>
+        <w:spacing w:after="160"/>
+      </w:pPr>
       <w:r>
         <w:rPr>
-          <w:b/>
-          <w:i/>
+          <w:b w:val="0"/>
+          <w:i w:val="0"/>
+          <w:sz w:val="21"/>
         </w:rPr>
-        <w:t>Practical Observation Checklist</w:t>
-      </w:r>
-      <w:r>
-        <w:t>.</w:t>
+        <w:t>You are an MTS Consultant reporting to Pat Lin (MTS Senior Consultant). Sam Walker (YAT ICT Manager) is the client. The approved design and the baseline are on the intranet: you implement the agreed design, you do not redesign it.</w:t>
       </w:r>
     </w:p>
-    <w:bookmarkEnd w:id="5"/>
+    <w:p>
+      <w:pPr>
+        <w:spacing w:after="160"/>
+      </w:pPr>
+      <w:r>
+        <w:rPr>
+          <w:b w:val="0"/>
+          <w:i w:val="0"/>
+          <w:sz w:val="21"/>
+        </w:rPr>
+        <w:t>What is assessed here is not the code. It is how you work as part of the team — how you help plan it, how you lead when it is your turn, how you support the people around you, and how you review how it went.</w:t>
+      </w:r>
+    </w:p>
+    <w:p>
+      <w:pPr>
+        <w:pStyle w:val="Heading1"/>
+      </w:pPr>
+      <w:r>
+        <w:t>How this assessment works</w:t>
+      </w:r>
+    </w:p>
+    <w:tbl>
+      <w:tblPr>
+        <w:tblW w:type="auto" w:w="0"/>
+        <w:tblLook w:firstColumn="1" w:firstRow="1" w:lastColumn="0" w:lastRow="0" w:noHBand="0" w:noVBand="1" w:val="04A0"/>
+      </w:tblPr>
+      <w:tblGrid>
+        <w:gridCol w:w="5233"/>
+        <w:gridCol w:w="5233"/>
+      </w:tblGrid>
+      <w:tr>
+        <w:tc>
+          <w:tcPr>
+            <w:tcW w:type="dxa" w:w="2381"/>
+            <w:tcBorders>
+              <w:top w:val="single" w:sz="4" w:space="0" w:color="E4DED3"/>
+              <w:left w:val="single" w:sz="4" w:space="0" w:color="E4DED3"/>
+              <w:bottom w:val="single" w:sz="4" w:space="0" w:color="E4DED3"/>
+              <w:right w:val="single" w:sz="4" w:space="0" w:color="E4DED3"/>
+            </w:tcBorders>
+            <w:shd w:val="clear" w:color="auto" w:fill="F8F4ED"/>
+          </w:tcPr>
+          <w:p>
+            <w:r>
+              <w:rPr>
+                <w:b/>
+                <w:sz w:val="19"/>
+              </w:rPr>
+              <w:t>What is assessed</w:t>
+            </w:r>
+          </w:p>
+        </w:tc>
+        <w:tc>
+          <w:tcPr>
+            <w:tcW w:type="dxa" w:w="6576"/>
+            <w:tcBorders>
+              <w:top w:val="single" w:sz="4" w:space="0" w:color="E4DED3"/>
+              <w:left w:val="single" w:sz="4" w:space="0" w:color="E4DED3"/>
+              <w:bottom w:val="single" w:sz="4" w:space="0" w:color="E4DED3"/>
+              <w:right w:val="single" w:sz="4" w:space="0" w:color="E4DED3"/>
+            </w:tcBorders>
+          </w:tcPr>
+          <w:p>
+            <w:r>
+              <w:rPr>
+                <w:b w:val="0"/>
+                <w:sz w:val="19"/>
+              </w:rPr>
+              <w:t>your teamwork and leadership — planning, allocating, facilitating, coaching, supporting, monitoring and reviewing</w:t>
+            </w:r>
+          </w:p>
+        </w:tc>
+      </w:tr>
+      <w:tr>
+        <w:tc>
+          <w:tcPr>
+            <w:tcW w:type="dxa" w:w="2381"/>
+            <w:tcBorders>
+              <w:top w:val="single" w:sz="4" w:space="0" w:color="E4DED3"/>
+              <w:left w:val="single" w:sz="4" w:space="0" w:color="E4DED3"/>
+              <w:bottom w:val="single" w:sz="4" w:space="0" w:color="E4DED3"/>
+              <w:right w:val="single" w:sz="4" w:space="0" w:color="E4DED3"/>
+            </w:tcBorders>
+            <w:shd w:val="clear" w:color="auto" w:fill="F8F4ED"/>
+          </w:tcPr>
+          <w:p>
+            <w:r>
+              <w:rPr>
+                <w:b/>
+                <w:sz w:val="19"/>
+              </w:rPr>
+              <w:t>What is not assessed</w:t>
+            </w:r>
+          </w:p>
+        </w:tc>
+        <w:tc>
+          <w:tcPr>
+            <w:tcW w:type="dxa" w:w="6576"/>
+            <w:tcBorders>
+              <w:top w:val="single" w:sz="4" w:space="0" w:color="E4DED3"/>
+              <w:left w:val="single" w:sz="4" w:space="0" w:color="E4DED3"/>
+              <w:bottom w:val="single" w:sz="4" w:space="0" w:color="E4DED3"/>
+              <w:right w:val="single" w:sz="4" w:space="0" w:color="E4DED3"/>
+            </w:tcBorders>
+          </w:tcPr>
+          <w:p>
+            <w:r>
+              <w:rPr>
+                <w:b w:val="0"/>
+                <w:sz w:val="19"/>
+              </w:rPr>
+              <w:t>the quality of the CloudFormation. The technical work is what the team does together; it is the vehicle, not the subject</w:t>
+            </w:r>
+          </w:p>
+        </w:tc>
+      </w:tr>
+      <w:tr>
+        <w:tc>
+          <w:tcPr>
+            <w:tcW w:type="dxa" w:w="2381"/>
+            <w:tcBorders>
+              <w:top w:val="single" w:sz="4" w:space="0" w:color="E4DED3"/>
+              <w:left w:val="single" w:sz="4" w:space="0" w:color="E4DED3"/>
+              <w:bottom w:val="single" w:sz="4" w:space="0" w:color="E4DED3"/>
+              <w:right w:val="single" w:sz="4" w:space="0" w:color="E4DED3"/>
+            </w:tcBorders>
+            <w:shd w:val="clear" w:color="auto" w:fill="F8F4ED"/>
+          </w:tcPr>
+          <w:p>
+            <w:r>
+              <w:rPr>
+                <w:b/>
+                <w:sz w:val="19"/>
+              </w:rPr>
+              <w:t>Your team</w:t>
+            </w:r>
+          </w:p>
+        </w:tc>
+        <w:tc>
+          <w:tcPr>
+            <w:tcW w:type="dxa" w:w="6576"/>
+            <w:tcBorders>
+              <w:top w:val="single" w:sz="4" w:space="0" w:color="E4DED3"/>
+              <w:left w:val="single" w:sz="4" w:space="0" w:color="E4DED3"/>
+              <w:bottom w:val="single" w:sz="4" w:space="0" w:color="E4DED3"/>
+              <w:right w:val="single" w:sz="4" w:space="0" w:color="E4DED3"/>
+            </w:tcBorders>
+          </w:tcPr>
+          <w:p>
+            <w:r>
+              <w:rPr>
+                <w:b w:val="0"/>
+                <w:sz w:val="19"/>
+              </w:rPr>
+              <w:t>four members, one cloud component each — network, compute, database, storage</w:t>
+            </w:r>
+          </w:p>
+        </w:tc>
+      </w:tr>
+      <w:tr>
+        <w:tc>
+          <w:tcPr>
+            <w:tcW w:type="dxa" w:w="2381"/>
+            <w:tcBorders>
+              <w:top w:val="single" w:sz="4" w:space="0" w:color="E4DED3"/>
+              <w:left w:val="single" w:sz="4" w:space="0" w:color="E4DED3"/>
+              <w:bottom w:val="single" w:sz="4" w:space="0" w:color="E4DED3"/>
+              <w:right w:val="single" w:sz="4" w:space="0" w:color="E4DED3"/>
+            </w:tcBorders>
+            <w:shd w:val="clear" w:color="auto" w:fill="F8F4ED"/>
+          </w:tcPr>
+          <w:p>
+            <w:r>
+              <w:rPr>
+                <w:b/>
+                <w:sz w:val="19"/>
+              </w:rPr>
+              <w:t>What the team submits</w:t>
+            </w:r>
+          </w:p>
+        </w:tc>
+        <w:tc>
+          <w:tcPr>
+            <w:tcW w:type="dxa" w:w="6576"/>
+            <w:tcBorders>
+              <w:top w:val="single" w:sz="4" w:space="0" w:color="E4DED3"/>
+              <w:left w:val="single" w:sz="4" w:space="0" w:color="E4DED3"/>
+              <w:bottom w:val="single" w:sz="4" w:space="0" w:color="E4DED3"/>
+              <w:right w:val="single" w:sz="4" w:space="0" w:color="E4DED3"/>
+            </w:tcBorders>
+          </w:tcPr>
+          <w:p>
+            <w:r>
+              <w:rPr>
+                <w:b w:val="0"/>
+                <w:sz w:val="19"/>
+              </w:rPr>
+              <w:t>the team plan (recorded in each member's worksheet) and the integrated, validated template</w:t>
+            </w:r>
+          </w:p>
+        </w:tc>
+      </w:tr>
+      <w:tr>
+        <w:tc>
+          <w:tcPr>
+            <w:tcW w:type="dxa" w:w="2381"/>
+            <w:tcBorders>
+              <w:top w:val="single" w:sz="4" w:space="0" w:color="E4DED3"/>
+              <w:left w:val="single" w:sz="4" w:space="0" w:color="E4DED3"/>
+              <w:bottom w:val="single" w:sz="4" w:space="0" w:color="E4DED3"/>
+              <w:right w:val="single" w:sz="4" w:space="0" w:color="E4DED3"/>
+            </w:tcBorders>
+            <w:shd w:val="clear" w:color="auto" w:fill="F8F4ED"/>
+          </w:tcPr>
+          <w:p>
+            <w:r>
+              <w:rPr>
+                <w:b/>
+                <w:sz w:val="19"/>
+              </w:rPr>
+              <w:t>What you submit</w:t>
+            </w:r>
+          </w:p>
+        </w:tc>
+        <w:tc>
+          <w:tcPr>
+            <w:tcW w:type="dxa" w:w="6576"/>
+            <w:tcBorders>
+              <w:top w:val="single" w:sz="4" w:space="0" w:color="E4DED3"/>
+              <w:left w:val="single" w:sz="4" w:space="0" w:color="E4DED3"/>
+              <w:bottom w:val="single" w:sz="4" w:space="0" w:color="E4DED3"/>
+              <w:right w:val="single" w:sz="4" w:space="0" w:color="E4DED3"/>
+            </w:tcBorders>
+          </w:tcPr>
+          <w:p>
+            <w:r>
+              <w:rPr>
+                <w:b w:val="0"/>
+                <w:sz w:val="19"/>
+              </w:rPr>
+              <w:t>this worksheet, complete, plus a link or reference to your own contribution to the build</w:t>
+            </w:r>
+          </w:p>
+        </w:tc>
+      </w:tr>
+      <w:tr>
+        <w:tc>
+          <w:tcPr>
+            <w:tcW w:type="dxa" w:w="2381"/>
+            <w:tcBorders>
+              <w:top w:val="single" w:sz="4" w:space="0" w:color="E4DED3"/>
+              <w:left w:val="single" w:sz="4" w:space="0" w:color="E4DED3"/>
+              <w:bottom w:val="single" w:sz="4" w:space="0" w:color="E4DED3"/>
+              <w:right w:val="single" w:sz="4" w:space="0" w:color="E4DED3"/>
+            </w:tcBorders>
+            <w:shd w:val="clear" w:color="auto" w:fill="F8F4ED"/>
+          </w:tcPr>
+          <w:p>
+            <w:r>
+              <w:rPr>
+                <w:b/>
+                <w:sz w:val="19"/>
+              </w:rPr>
+              <w:t>The observed meeting</w:t>
+            </w:r>
+          </w:p>
+        </w:tc>
+        <w:tc>
+          <w:tcPr>
+            <w:tcW w:type="dxa" w:w="6576"/>
+            <w:tcBorders>
+              <w:top w:val="single" w:sz="4" w:space="0" w:color="E4DED3"/>
+              <w:left w:val="single" w:sz="4" w:space="0" w:color="E4DED3"/>
+              <w:bottom w:val="single" w:sz="4" w:space="0" w:color="E4DED3"/>
+              <w:right w:val="single" w:sz="4" w:space="0" w:color="E4DED3"/>
+            </w:tcBorders>
+          </w:tcPr>
+          <w:p>
+            <w:r>
+              <w:rPr>
+                <w:b w:val="0"/>
+                <w:sz w:val="19"/>
+              </w:rPr>
+              <w:t>one team meeting that you lead, with your assessor present. Arrange it with them — see task 9</w:t>
+            </w:r>
+          </w:p>
+        </w:tc>
+      </w:tr>
+    </w:tbl>
     <w:p/>
+    <w:p>
+      <w:pPr>
+        <w:pStyle w:val="Heading1"/>
+      </w:pPr>
+      <w:r>
+        <w:t>Required resources (assessment conditions)</w:t>
+      </w:r>
+    </w:p>
+    <w:p>
+      <w:pPr>
+        <w:spacing w:after="120"/>
+        <w:ind w:left="340"/>
+      </w:pPr>
+      <w:r>
+        <w:rPr>
+          <w:sz w:val="21"/>
+        </w:rPr>
+        <w:t xml:space="preserve">•  </w:t>
+      </w:r>
+      <w:hyperlink r:id="rId17">
+        <w:r>
+          <w:rPr>
+            <w:sz w:val="21"/>
+            <w:color w:val="0563C1"/>
+            <w:u w:val="single"/>
+          </w:rPr>
+          <w:t>Improvement Requirements — the outcomes the implementation serves</w:t>
+        </w:r>
+      </w:hyperlink>
+    </w:p>
+    <w:p>
+      <w:pPr>
+        <w:spacing w:after="120"/>
+        <w:ind w:left="340"/>
+      </w:pPr>
+      <w:r>
+        <w:rPr>
+          <w:sz w:val="21"/>
+        </w:rPr>
+        <w:t xml:space="preserve">•  </w:t>
+      </w:r>
+      <w:hyperlink r:id="rId18">
+        <w:r>
+          <w:rPr>
+            <w:sz w:val="21"/>
+            <w:color w:val="0563C1"/>
+            <w:u w:val="single"/>
+          </w:rPr>
+          <w:t>Accounting System Infrastructure Specifications — the baseline you are improving</w:t>
+        </w:r>
+      </w:hyperlink>
+    </w:p>
+    <w:p>
+      <w:pPr>
+        <w:spacing w:after="120"/>
+        <w:ind w:left="340"/>
+      </w:pPr>
+      <w:r>
+        <w:rPr>
+          <w:sz w:val="21"/>
+        </w:rPr>
+        <w:t xml:space="preserve">•  </w:t>
+      </w:r>
+      <w:hyperlink r:id="rId19">
+        <w:r>
+          <w:rPr>
+            <w:sz w:val="21"/>
+            <w:color w:val="0563C1"/>
+            <w:u w:val="single"/>
+          </w:rPr>
+          <w:t>Acceptable Use Policy — the code of conduct your team works under</w:t>
+        </w:r>
+      </w:hyperlink>
+    </w:p>
+    <w:p>
+      <w:pPr>
+        <w:spacing w:after="120"/>
+        <w:ind w:left="340"/>
+      </w:pPr>
+      <w:r>
+        <w:rPr>
+          <w:sz w:val="21"/>
+        </w:rPr>
+        <w:t xml:space="preserve">•  </w:t>
+      </w:r>
+      <w:hyperlink r:id="rId20">
+        <w:r>
+          <w:rPr>
+            <w:sz w:val="21"/>
+            <w:color w:val="0563C1"/>
+            <w:u w:val="single"/>
+          </w:rPr>
+          <w:t>Work Health &amp; Safety Policy — the safety obligations that apply to how the team works</w:t>
+        </w:r>
+      </w:hyperlink>
+    </w:p>
+    <w:p>
+      <w:pPr>
+        <w:spacing w:after="120"/>
+        <w:ind w:left="340"/>
+      </w:pPr>
+      <w:r>
+        <w:rPr>
+          <w:sz w:val="21"/>
+        </w:rPr>
+        <w:t xml:space="preserve">•  </w:t>
+      </w:r>
+      <w:hyperlink r:id="rId21">
+        <w:r>
+          <w:rPr>
+            <w:sz w:val="21"/>
+            <w:color w:val="0563C1"/>
+            <w:u w:val="single"/>
+          </w:rPr>
+          <w:t>Change Management Procedure — the governance the team's work sits under</w:t>
+        </w:r>
+      </w:hyperlink>
+    </w:p>
+    <w:p>
+      <w:pPr>
+        <w:spacing w:after="160"/>
+      </w:pPr>
+      <w:r>
+        <w:rPr>
+          <w:b w:val="0"/>
+          <w:i/>
+          <w:color w:val="6B6660"/>
+          <w:sz w:val="19"/>
+        </w:rPr>
+        <w:t>Your assessor will tell you the current address of the YAT site, confirm your team and your allocated component, and arrange to observe you leading one of your team's meetings.</w:t>
+      </w:r>
+    </w:p>
     <w:p>
       <w:pPr>
         <w:pStyle w:val="Heading1"/>
@@ -1353,66 +1810,102 @@
     </w:p>
     <w:p>
       <w:pPr>
-        <w:pStyle w:val="Heading2"/>
+        <w:spacing w:after="160"/>
       </w:pPr>
       <w:r>
-        <w:t>The engagement and your role</w:t>
+        <w:rPr>
+          <w:b w:val="0"/>
+          <w:i w:val="0"/>
+          <w:sz w:val="21"/>
+        </w:rPr>
+        <w:t>This worksheet is yours. Everyone in your team has one, and each of you fills in your own — including where you are recording something the team agreed together. You are assessed as an individual on how you work within the team.</w:t>
       </w:r>
     </w:p>
     <w:p>
       <w:pPr>
-        <w:pStyle w:val="Assessortext"/>
+        <w:spacing w:after="160"/>
       </w:pPr>
       <w:r>
-        <w:t>YAT College has approved the improvement design for the cloud infrastructure of its Ledgerline (Accounting) system. Your MP Tech Solutions (MTS) improvement team now implements it: you write the infrastructure-as-code for the approved design and integrate it into one deployable template, ready to be deployed.</w:t>
+        <w:rPr>
+          <w:b w:val="0"/>
+          <w:i w:val="0"/>
+          <w:sz w:val="21"/>
+        </w:rPr>
+        <w:t>Part A is a meeting agenda. Work through it with your team in the room: talk about each item, agree it, then write it down. The order is the order to discuss things in.</w:t>
       </w:r>
     </w:p>
     <w:p>
       <w:pPr>
-        <w:pStyle w:val="Assessortext"/>
+        <w:spacing w:after="160"/>
       </w:pPr>
       <w:r>
-        <w:t>Your team is four members, each owning one cloud component — network, compute, database, or storage. AT2 is teamwork: you plan how the team will work, you write your component, and you lead and facilitate the team through the implementation. You are assessed individually on how you lead — your planning, coordination, support, and monitoring of the team — not on the technology (that is AT3, where each of you deploys the result individually).</w:t>
+        <w:rPr>
+          <w:b w:val="0"/>
+          <w:i w:val="0"/>
+          <w:sz w:val="21"/>
+        </w:rPr>
+        <w:t>Part B is the actual build. That work is submitted as itself — your code, in whatever form your team keeps it. The worksheet only records where it is and what you contributed.</w:t>
       </w:r>
     </w:p>
     <w:p>
       <w:pPr>
-        <w:pStyle w:val="Assessortext"/>
+        <w:spacing w:after="160"/>
       </w:pPr>
       <w:r>
-        <w:t>The approved design and the existing-state baseline are provided on the intranet. You implement the agreed design — you do not redesign it.</w:t>
+        <w:rPr>
+          <w:b w:val="0"/>
+          <w:i w:val="0"/>
+          <w:sz w:val="21"/>
+        </w:rPr>
+        <w:t>Part C is you leading a meeting with your assessor watching. Arrange it early; do not leave it to the last week.</w:t>
       </w:r>
     </w:p>
     <w:p>
       <w:pPr>
-        <w:pStyle w:val="Heading2"/>
+        <w:spacing w:after="160"/>
       </w:pPr>
       <w:r>
-        <w:t>Part A — plan the implementation (team)</w:t>
+        <w:rPr>
+          <w:b w:val="0"/>
+          <w:i w:val="0"/>
+          <w:sz w:val="21"/>
+        </w:rPr>
+        <w:t>Parts D and E run across the whole project. Fill them in as things happen — a conflict you handled three weeks ago is very hard to write up honestly at the end.</w:t>
       </w:r>
     </w:p>
     <w:p>
       <w:pPr>
-        <w:pStyle w:val="Assessortext"/>
+        <w:pStyle w:val="Heading1"/>
       </w:pPr>
       <w:r>
-        <w:t>As a team, produce a team plan and an implementation plan covering:</w:t>
+        <w:t>Part A — The planning meeting</w:t>
       </w:r>
     </w:p>
     <w:p>
       <w:pPr>
-        <w:pStyle w:val="Assessortext"/>
+        <w:spacing w:after="200"/>
       </w:pPr>
       <w:r>
-        <w:t>• The team's common objectives, responsibilities and required outcomes; per-member performance expectations, goals and behaviours; accountability strategies; and contingency planning.</w:t>
+        <w:rPr>
+          <w:b w:val="0"/>
+          <w:i/>
+          <w:color w:val="6B6660"/>
+          <w:sz w:val="19"/>
+        </w:rPr>
+        <w:t>Work through these with your team in the room. Talk about each one, agree it, then write down what was agreed. This is your agenda for the first meeting.</w:t>
       </w:r>
     </w:p>
     <w:p>
       <w:pPr>
-        <w:pStyle w:val="Assessortext"/>
+        <w:spacing w:before="200" w:after="0"/>
       </w:pPr>
       <w:r>
-        <w:t>• The allocation of the infrastructure-as-code write — one cloud component to each member (network, compute, database, storage) — with clear instruction and allowance for contingencies; and the sequencing and dependencies for integrating the components into one deployable template.</w:t>
+        <w:rPr>
+          <w:b/>
+          <w:color w:val="1F5A5C"/>
+          <w:sz w:val="16"/>
+        </w:rPr>
+        <w:t>TASK 1</w:t>
       </w:r>
     </w:p>
     <w:p>
@@ -1420,63 +1913,1327 @@
         <w:pStyle w:val="Heading2"/>
       </w:pPr>
       <w:r>
-        <w:t>Part B — lead the work (team, individually observed)</w:t>
+        <w:rPr>
+          <w:color w:val="1F5A5C"/>
+        </w:rPr>
+        <w:t>Agree what the team is here to do</w:t>
       </w:r>
     </w:p>
     <w:p>
       <w:pPr>
-        <w:pStyle w:val="Assessortext"/>
+        <w:spacing w:after="120"/>
       </w:pPr>
       <w:r>
-        <w:t>Write the CloudFormation for the approved design (each of you your own component) and integrate it into one deployable template, validated and signed off as ready to deploy. Do this across a series of working meetings, with the chair rotating so each of you leads at least one.</w:t>
+        <w:rPr>
+          <w:b w:val="0"/>
+          <w:i w:val="0"/>
+          <w:sz w:val="21"/>
+        </w:rPr>
+        <w:t>With your team: agree what you are collectively here to achieve, what each of you is responsible for, and what has to exist at the end for the engagement to be done. Talk about it first, then record what the team agreed. Write it in your own words — four identical worksheets suggest one person talked.</w:t>
       </w:r>
     </w:p>
     <w:p>
       <w:pPr>
-        <w:pStyle w:val="Assessortext"/>
+        <w:spacing w:after="60"/>
       </w:pPr>
       <w:r>
-        <w:t>When you chair a meeting, you are leading and facilitating the team: communicate the objectives, allocate and instruct, facilitate collaboration, coach and support members, help resolve task issues, and manage any conflict. Your assessor observes you as chair.</w:t>
+        <w:rPr>
+          <w:b/>
+          <w:i w:val="0"/>
+          <w:sz w:val="19"/>
+        </w:rPr>
+        <w:t>Related resources</w:t>
       </w:r>
     </w:p>
     <w:p>
       <w:pPr>
-        <w:pStyle w:val="Assessortext"/>
+        <w:spacing w:after="60"/>
+        <w:ind w:left="340"/>
       </w:pPr>
       <w:r>
-        <w:t>Individually, you also produce:</w:t>
+        <w:rPr>
+          <w:sz w:val="19"/>
+        </w:rPr>
+        <w:t xml:space="preserve">•  </w:t>
+      </w:r>
+      <w:hyperlink r:id="rId17">
+        <w:r>
+          <w:rPr>
+            <w:sz w:val="19"/>
+            <w:color w:val="0563C1"/>
+            <w:u w:val="single"/>
+          </w:rPr>
+          <w:t>Improvement Requirements — the outcomes the client has asked for</w:t>
+        </w:r>
+      </w:hyperlink>
+    </w:p>
+    <w:p>
+      <w:pPr>
+        <w:spacing w:after="60"/>
+        <w:ind w:left="340"/>
+      </w:pPr>
+      <w:r>
+        <w:rPr>
+          <w:sz w:val="19"/>
+        </w:rPr>
+        <w:t xml:space="preserve">•  </w:t>
+      </w:r>
+      <w:hyperlink r:id="rId22">
+        <w:r>
+          <w:rPr>
+            <w:sz w:val="19"/>
+            <w:color w:val="0563C1"/>
+            <w:u w:val="single"/>
+          </w:rPr>
+          <w:t>Engagement Role Brief — what MTS is engaged to deliver</w:t>
+        </w:r>
+      </w:hyperlink>
+    </w:p>
+    <w:p/>
+    <w:tbl>
+      <w:tblPr>
+        <w:tblW w:type="auto" w:w="0"/>
+        <w:tblLook w:firstColumn="1" w:firstRow="1" w:lastColumn="0" w:lastRow="0" w:noHBand="0" w:noVBand="1" w:val="04A0"/>
+      </w:tblPr>
+      <w:tblGrid>
+        <w:gridCol w:w="5233"/>
+        <w:gridCol w:w="5233"/>
+      </w:tblGrid>
+      <w:tr>
+        <w:tc>
+          <w:tcPr>
+            <w:tcW w:type="dxa" w:w="5233"/>
+            <w:tcBorders>
+              <w:top w:val="single" w:sz="4" w:space="0" w:color="E4DED3"/>
+              <w:left w:val="single" w:sz="4" w:space="0" w:color="E4DED3"/>
+              <w:bottom w:val="single" w:sz="4" w:space="0" w:color="E4DED3"/>
+              <w:right w:val="single" w:sz="4" w:space="0" w:color="E4DED3"/>
+            </w:tcBorders>
+            <w:shd w:val="clear" w:color="auto" w:fill="F8F4ED"/>
+          </w:tcPr>
+          <w:p>
+            <w:r>
+              <w:rPr>
+                <w:b/>
+                <w:sz w:val="18"/>
+              </w:rPr>
+            </w:r>
+          </w:p>
+        </w:tc>
+        <w:tc>
+          <w:tcPr>
+            <w:tcW w:type="dxa" w:w="5233"/>
+            <w:tcBorders>
+              <w:top w:val="single" w:sz="4" w:space="0" w:color="E4DED3"/>
+              <w:left w:val="single" w:sz="4" w:space="0" w:color="E4DED3"/>
+              <w:bottom w:val="single" w:sz="4" w:space="0" w:color="E4DED3"/>
+              <w:right w:val="single" w:sz="4" w:space="0" w:color="E4DED3"/>
+            </w:tcBorders>
+            <w:shd w:val="clear" w:color="auto" w:fill="F8F4ED"/>
+          </w:tcPr>
+          <w:p>
+            <w:r>
+              <w:rPr>
+                <w:b/>
+                <w:sz w:val="18"/>
+              </w:rPr>
+              <w:t>What the team agreed</w:t>
+            </w:r>
+          </w:p>
+        </w:tc>
+      </w:tr>
+      <w:tr>
+        <w:tc>
+          <w:tcPr>
+            <w:tcW w:type="dxa" w:w="5233"/>
+            <w:tcBorders>
+              <w:top w:val="single" w:sz="4" w:space="0" w:color="E4DED3"/>
+              <w:left w:val="single" w:sz="4" w:space="0" w:color="E4DED3"/>
+              <w:bottom w:val="single" w:sz="4" w:space="0" w:color="E4DED3"/>
+              <w:right w:val="single" w:sz="4" w:space="0" w:color="E4DED3"/>
+            </w:tcBorders>
+          </w:tcPr>
+          <w:p>
+            <w:r>
+              <w:rPr>
+                <w:sz w:val="18"/>
+              </w:rPr>
+              <w:t>Our common objective</w:t>
+            </w:r>
+          </w:p>
+        </w:tc>
+        <w:tc>
+          <w:tcPr>
+            <w:tcW w:type="dxa" w:w="5233"/>
+            <w:tcBorders>
+              <w:top w:val="single" w:sz="4" w:space="0" w:color="E4DED3"/>
+              <w:left w:val="single" w:sz="4" w:space="0" w:color="E4DED3"/>
+              <w:bottom w:val="single" w:sz="4" w:space="0" w:color="E4DED3"/>
+              <w:right w:val="single" w:sz="4" w:space="0" w:color="E4DED3"/>
+            </w:tcBorders>
+          </w:tcPr>
+          <w:p>
+            <w:r>
+              <w:rPr>
+                <w:sz w:val="18"/>
+              </w:rPr>
+            </w:r>
+          </w:p>
+        </w:tc>
+      </w:tr>
+      <w:tr>
+        <w:tc>
+          <w:tcPr>
+            <w:tcW w:type="dxa" w:w="5233"/>
+            <w:tcBorders>
+              <w:top w:val="single" w:sz="4" w:space="0" w:color="E4DED3"/>
+              <w:left w:val="single" w:sz="4" w:space="0" w:color="E4DED3"/>
+              <w:bottom w:val="single" w:sz="4" w:space="0" w:color="E4DED3"/>
+              <w:right w:val="single" w:sz="4" w:space="0" w:color="E4DED3"/>
+            </w:tcBorders>
+          </w:tcPr>
+          <w:p>
+            <w:r>
+              <w:rPr>
+                <w:sz w:val="18"/>
+              </w:rPr>
+              <w:t>Required outcome — the deliverable</w:t>
+            </w:r>
+          </w:p>
+        </w:tc>
+        <w:tc>
+          <w:tcPr>
+            <w:tcW w:type="dxa" w:w="5233"/>
+            <w:tcBorders>
+              <w:top w:val="single" w:sz="4" w:space="0" w:color="E4DED3"/>
+              <w:left w:val="single" w:sz="4" w:space="0" w:color="E4DED3"/>
+              <w:bottom w:val="single" w:sz="4" w:space="0" w:color="E4DED3"/>
+              <w:right w:val="single" w:sz="4" w:space="0" w:color="E4DED3"/>
+            </w:tcBorders>
+          </w:tcPr>
+          <w:p>
+            <w:r>
+              <w:rPr>
+                <w:sz w:val="18"/>
+              </w:rPr>
+            </w:r>
+          </w:p>
+        </w:tc>
+      </w:tr>
+      <w:tr>
+        <w:tc>
+          <w:tcPr>
+            <w:tcW w:type="dxa" w:w="5233"/>
+            <w:tcBorders>
+              <w:top w:val="single" w:sz="4" w:space="0" w:color="E4DED3"/>
+              <w:left w:val="single" w:sz="4" w:space="0" w:color="E4DED3"/>
+              <w:bottom w:val="single" w:sz="4" w:space="0" w:color="E4DED3"/>
+              <w:right w:val="single" w:sz="4" w:space="0" w:color="E4DED3"/>
+            </w:tcBorders>
+          </w:tcPr>
+          <w:p>
+            <w:r>
+              <w:rPr>
+                <w:sz w:val="18"/>
+              </w:rPr>
+              <w:t>Required outcome — how we know it is good enough</w:t>
+            </w:r>
+          </w:p>
+        </w:tc>
+        <w:tc>
+          <w:tcPr>
+            <w:tcW w:type="dxa" w:w="5233"/>
+            <w:tcBorders>
+              <w:top w:val="single" w:sz="4" w:space="0" w:color="E4DED3"/>
+              <w:left w:val="single" w:sz="4" w:space="0" w:color="E4DED3"/>
+              <w:bottom w:val="single" w:sz="4" w:space="0" w:color="E4DED3"/>
+              <w:right w:val="single" w:sz="4" w:space="0" w:color="E4DED3"/>
+            </w:tcBorders>
+          </w:tcPr>
+          <w:p>
+            <w:r>
+              <w:rPr>
+                <w:sz w:val="18"/>
+              </w:rPr>
+            </w:r>
+          </w:p>
+        </w:tc>
+      </w:tr>
+      <w:tr>
+        <w:tc>
+          <w:tcPr>
+            <w:tcW w:type="dxa" w:w="5233"/>
+            <w:tcBorders>
+              <w:top w:val="single" w:sz="4" w:space="0" w:color="E4DED3"/>
+              <w:left w:val="single" w:sz="4" w:space="0" w:color="E4DED3"/>
+              <w:bottom w:val="single" w:sz="4" w:space="0" w:color="E4DED3"/>
+              <w:right w:val="single" w:sz="4" w:space="0" w:color="E4DED3"/>
+            </w:tcBorders>
+          </w:tcPr>
+          <w:p>
+            <w:r>
+              <w:rPr>
+                <w:sz w:val="18"/>
+              </w:rPr>
+              <w:t>Responsibilities — network</w:t>
+            </w:r>
+          </w:p>
+        </w:tc>
+        <w:tc>
+          <w:tcPr>
+            <w:tcW w:type="dxa" w:w="5233"/>
+            <w:tcBorders>
+              <w:top w:val="single" w:sz="4" w:space="0" w:color="E4DED3"/>
+              <w:left w:val="single" w:sz="4" w:space="0" w:color="E4DED3"/>
+              <w:bottom w:val="single" w:sz="4" w:space="0" w:color="E4DED3"/>
+              <w:right w:val="single" w:sz="4" w:space="0" w:color="E4DED3"/>
+            </w:tcBorders>
+          </w:tcPr>
+          <w:p>
+            <w:r>
+              <w:rPr>
+                <w:sz w:val="18"/>
+              </w:rPr>
+            </w:r>
+          </w:p>
+        </w:tc>
+      </w:tr>
+      <w:tr>
+        <w:tc>
+          <w:tcPr>
+            <w:tcW w:type="dxa" w:w="5233"/>
+            <w:tcBorders>
+              <w:top w:val="single" w:sz="4" w:space="0" w:color="E4DED3"/>
+              <w:left w:val="single" w:sz="4" w:space="0" w:color="E4DED3"/>
+              <w:bottom w:val="single" w:sz="4" w:space="0" w:color="E4DED3"/>
+              <w:right w:val="single" w:sz="4" w:space="0" w:color="E4DED3"/>
+            </w:tcBorders>
+          </w:tcPr>
+          <w:p>
+            <w:r>
+              <w:rPr>
+                <w:sz w:val="18"/>
+              </w:rPr>
+              <w:t>Responsibilities — compute</w:t>
+            </w:r>
+          </w:p>
+        </w:tc>
+        <w:tc>
+          <w:tcPr>
+            <w:tcW w:type="dxa" w:w="5233"/>
+            <w:tcBorders>
+              <w:top w:val="single" w:sz="4" w:space="0" w:color="E4DED3"/>
+              <w:left w:val="single" w:sz="4" w:space="0" w:color="E4DED3"/>
+              <w:bottom w:val="single" w:sz="4" w:space="0" w:color="E4DED3"/>
+              <w:right w:val="single" w:sz="4" w:space="0" w:color="E4DED3"/>
+            </w:tcBorders>
+          </w:tcPr>
+          <w:p>
+            <w:r>
+              <w:rPr>
+                <w:sz w:val="18"/>
+              </w:rPr>
+            </w:r>
+          </w:p>
+        </w:tc>
+      </w:tr>
+      <w:tr>
+        <w:tc>
+          <w:tcPr>
+            <w:tcW w:type="dxa" w:w="5233"/>
+            <w:tcBorders>
+              <w:top w:val="single" w:sz="4" w:space="0" w:color="E4DED3"/>
+              <w:left w:val="single" w:sz="4" w:space="0" w:color="E4DED3"/>
+              <w:bottom w:val="single" w:sz="4" w:space="0" w:color="E4DED3"/>
+              <w:right w:val="single" w:sz="4" w:space="0" w:color="E4DED3"/>
+            </w:tcBorders>
+          </w:tcPr>
+          <w:p>
+            <w:r>
+              <w:rPr>
+                <w:sz w:val="18"/>
+              </w:rPr>
+              <w:t>Responsibilities — database</w:t>
+            </w:r>
+          </w:p>
+        </w:tc>
+        <w:tc>
+          <w:tcPr>
+            <w:tcW w:type="dxa" w:w="5233"/>
+            <w:tcBorders>
+              <w:top w:val="single" w:sz="4" w:space="0" w:color="E4DED3"/>
+              <w:left w:val="single" w:sz="4" w:space="0" w:color="E4DED3"/>
+              <w:bottom w:val="single" w:sz="4" w:space="0" w:color="E4DED3"/>
+              <w:right w:val="single" w:sz="4" w:space="0" w:color="E4DED3"/>
+            </w:tcBorders>
+          </w:tcPr>
+          <w:p>
+            <w:r>
+              <w:rPr>
+                <w:sz w:val="18"/>
+              </w:rPr>
+            </w:r>
+          </w:p>
+        </w:tc>
+      </w:tr>
+      <w:tr>
+        <w:tc>
+          <w:tcPr>
+            <w:tcW w:type="dxa" w:w="5233"/>
+            <w:tcBorders>
+              <w:top w:val="single" w:sz="4" w:space="0" w:color="E4DED3"/>
+              <w:left w:val="single" w:sz="4" w:space="0" w:color="E4DED3"/>
+              <w:bottom w:val="single" w:sz="4" w:space="0" w:color="E4DED3"/>
+              <w:right w:val="single" w:sz="4" w:space="0" w:color="E4DED3"/>
+            </w:tcBorders>
+          </w:tcPr>
+          <w:p>
+            <w:r>
+              <w:rPr>
+                <w:sz w:val="18"/>
+              </w:rPr>
+              <w:t>Responsibilities — storage</w:t>
+            </w:r>
+          </w:p>
+        </w:tc>
+        <w:tc>
+          <w:tcPr>
+            <w:tcW w:type="dxa" w:w="5233"/>
+            <w:tcBorders>
+              <w:top w:val="single" w:sz="4" w:space="0" w:color="E4DED3"/>
+              <w:left w:val="single" w:sz="4" w:space="0" w:color="E4DED3"/>
+              <w:bottom w:val="single" w:sz="4" w:space="0" w:color="E4DED3"/>
+              <w:right w:val="single" w:sz="4" w:space="0" w:color="E4DED3"/>
+            </w:tcBorders>
+          </w:tcPr>
+          <w:p>
+            <w:r>
+              <w:rPr>
+                <w:sz w:val="18"/>
+              </w:rPr>
+            </w:r>
+          </w:p>
+        </w:tc>
+      </w:tr>
+    </w:tbl>
+    <w:p/>
+    <w:p>
+      <w:pPr>
+        <w:spacing w:before="200" w:after="0"/>
+      </w:pPr>
+      <w:r>
+        <w:rPr>
+          <w:b/>
+          <w:color w:val="1F5A5C"/>
+          <w:sz w:val="16"/>
+        </w:rPr>
+        <w:t>TASK 2</w:t>
       </w:r>
     </w:p>
     <w:p>
       <w:pPr>
-        <w:pStyle w:val="Assessortext"/>
+        <w:pStyle w:val="Heading2"/>
       </w:pPr>
       <w:r>
-        <w:t>• A reflection on two conflicts or challenges you encountered — what happened, how you handled it, what you learned, and what you would do differently.</w:t>
+        <w:rPr>
+          <w:color w:val="1F5A5C"/>
+        </w:rPr>
+        <w:t>Set what is expected of each member</w:t>
       </w:r>
     </w:p>
     <w:p>
       <w:pPr>
-        <w:pStyle w:val="Assessortext"/>
+        <w:spacing w:after="120"/>
       </w:pPr>
       <w:r>
-        <w:t>• A performance review of the team's performance on the work — measuring against the plan, with feedback, development opportunities and action plans.</w:t>
+        <w:rPr>
+          <w:b w:val="0"/>
+          <w:i w:val="0"/>
+          <w:sz w:val="21"/>
+        </w:rPr>
+        <w:t>With your team: agree what each member is expected to produce, by when, and how you expect each other to behave while doing it. Behaviours matter as much as deliverables — most teams that struggle do not struggle over the work.</w:t>
+      </w:r>
+    </w:p>
+    <w:tbl>
+      <w:tblPr>
+        <w:tblW w:type="auto" w:w="0"/>
+        <w:tblLook w:firstColumn="1" w:firstRow="1" w:lastColumn="0" w:lastRow="0" w:noHBand="0" w:noVBand="1" w:val="04A0"/>
+      </w:tblPr>
+      <w:tblGrid>
+        <w:gridCol w:w="2616"/>
+        <w:gridCol w:w="2616"/>
+        <w:gridCol w:w="2616"/>
+        <w:gridCol w:w="2616"/>
+      </w:tblGrid>
+      <w:tr>
+        <w:tc>
+          <w:tcPr>
+            <w:tcW w:type="dxa" w:w="2616"/>
+            <w:tcBorders>
+              <w:top w:val="single" w:sz="4" w:space="0" w:color="E4DED3"/>
+              <w:left w:val="single" w:sz="4" w:space="0" w:color="E4DED3"/>
+              <w:bottom w:val="single" w:sz="4" w:space="0" w:color="E4DED3"/>
+              <w:right w:val="single" w:sz="4" w:space="0" w:color="E4DED3"/>
+            </w:tcBorders>
+            <w:shd w:val="clear" w:color="auto" w:fill="F8F4ED"/>
+          </w:tcPr>
+          <w:p>
+            <w:r>
+              <w:rPr>
+                <w:b/>
+                <w:sz w:val="18"/>
+              </w:rPr>
+              <w:t>Member</w:t>
+            </w:r>
+          </w:p>
+        </w:tc>
+        <w:tc>
+          <w:tcPr>
+            <w:tcW w:type="dxa" w:w="2616"/>
+            <w:tcBorders>
+              <w:top w:val="single" w:sz="4" w:space="0" w:color="E4DED3"/>
+              <w:left w:val="single" w:sz="4" w:space="0" w:color="E4DED3"/>
+              <w:bottom w:val="single" w:sz="4" w:space="0" w:color="E4DED3"/>
+              <w:right w:val="single" w:sz="4" w:space="0" w:color="E4DED3"/>
+            </w:tcBorders>
+            <w:shd w:val="clear" w:color="auto" w:fill="F8F4ED"/>
+          </w:tcPr>
+          <w:p>
+            <w:r>
+              <w:rPr>
+                <w:b/>
+                <w:sz w:val="18"/>
+              </w:rPr>
+              <w:t>Expected outcome</w:t>
+            </w:r>
+          </w:p>
+        </w:tc>
+        <w:tc>
+          <w:tcPr>
+            <w:tcW w:type="dxa" w:w="2616"/>
+            <w:tcBorders>
+              <w:top w:val="single" w:sz="4" w:space="0" w:color="E4DED3"/>
+              <w:left w:val="single" w:sz="4" w:space="0" w:color="E4DED3"/>
+              <w:bottom w:val="single" w:sz="4" w:space="0" w:color="E4DED3"/>
+              <w:right w:val="single" w:sz="4" w:space="0" w:color="E4DED3"/>
+            </w:tcBorders>
+            <w:shd w:val="clear" w:color="auto" w:fill="F8F4ED"/>
+          </w:tcPr>
+          <w:p>
+            <w:r>
+              <w:rPr>
+                <w:b/>
+                <w:sz w:val="18"/>
+              </w:rPr>
+              <w:t>Goal we can measure</w:t>
+            </w:r>
+          </w:p>
+        </w:tc>
+        <w:tc>
+          <w:tcPr>
+            <w:tcW w:type="dxa" w:w="2616"/>
+            <w:tcBorders>
+              <w:top w:val="single" w:sz="4" w:space="0" w:color="E4DED3"/>
+              <w:left w:val="single" w:sz="4" w:space="0" w:color="E4DED3"/>
+              <w:bottom w:val="single" w:sz="4" w:space="0" w:color="E4DED3"/>
+              <w:right w:val="single" w:sz="4" w:space="0" w:color="E4DED3"/>
+            </w:tcBorders>
+            <w:shd w:val="clear" w:color="auto" w:fill="F8F4ED"/>
+          </w:tcPr>
+          <w:p>
+            <w:r>
+              <w:rPr>
+                <w:b/>
+                <w:sz w:val="18"/>
+              </w:rPr>
+              <w:t>Behaviours we agreed</w:t>
+            </w:r>
+          </w:p>
+        </w:tc>
+      </w:tr>
+      <w:tr>
+        <w:tc>
+          <w:tcPr>
+            <w:tcW w:type="dxa" w:w="2616"/>
+            <w:tcBorders>
+              <w:top w:val="single" w:sz="4" w:space="0" w:color="E4DED3"/>
+              <w:left w:val="single" w:sz="4" w:space="0" w:color="E4DED3"/>
+              <w:bottom w:val="single" w:sz="4" w:space="0" w:color="E4DED3"/>
+              <w:right w:val="single" w:sz="4" w:space="0" w:color="E4DED3"/>
+            </w:tcBorders>
+          </w:tcPr>
+          <w:p>
+            <w:r>
+              <w:rPr>
+                <w:sz w:val="18"/>
+              </w:rPr>
+            </w:r>
+          </w:p>
+        </w:tc>
+        <w:tc>
+          <w:tcPr>
+            <w:tcW w:type="dxa" w:w="2616"/>
+            <w:tcBorders>
+              <w:top w:val="single" w:sz="4" w:space="0" w:color="E4DED3"/>
+              <w:left w:val="single" w:sz="4" w:space="0" w:color="E4DED3"/>
+              <w:bottom w:val="single" w:sz="4" w:space="0" w:color="E4DED3"/>
+              <w:right w:val="single" w:sz="4" w:space="0" w:color="E4DED3"/>
+            </w:tcBorders>
+          </w:tcPr>
+          <w:p>
+            <w:r>
+              <w:rPr>
+                <w:sz w:val="18"/>
+              </w:rPr>
+            </w:r>
+          </w:p>
+        </w:tc>
+        <w:tc>
+          <w:tcPr>
+            <w:tcW w:type="dxa" w:w="2616"/>
+            <w:tcBorders>
+              <w:top w:val="single" w:sz="4" w:space="0" w:color="E4DED3"/>
+              <w:left w:val="single" w:sz="4" w:space="0" w:color="E4DED3"/>
+              <w:bottom w:val="single" w:sz="4" w:space="0" w:color="E4DED3"/>
+              <w:right w:val="single" w:sz="4" w:space="0" w:color="E4DED3"/>
+            </w:tcBorders>
+          </w:tcPr>
+          <w:p>
+            <w:r>
+              <w:rPr>
+                <w:sz w:val="18"/>
+              </w:rPr>
+            </w:r>
+          </w:p>
+        </w:tc>
+        <w:tc>
+          <w:tcPr>
+            <w:tcW w:type="dxa" w:w="2616"/>
+            <w:tcBorders>
+              <w:top w:val="single" w:sz="4" w:space="0" w:color="E4DED3"/>
+              <w:left w:val="single" w:sz="4" w:space="0" w:color="E4DED3"/>
+              <w:bottom w:val="single" w:sz="4" w:space="0" w:color="E4DED3"/>
+              <w:right w:val="single" w:sz="4" w:space="0" w:color="E4DED3"/>
+            </w:tcBorders>
+          </w:tcPr>
+          <w:p>
+            <w:r>
+              <w:rPr>
+                <w:sz w:val="18"/>
+              </w:rPr>
+            </w:r>
+          </w:p>
+        </w:tc>
+      </w:tr>
+      <w:tr>
+        <w:tc>
+          <w:tcPr>
+            <w:tcW w:type="dxa" w:w="2616"/>
+            <w:tcBorders>
+              <w:top w:val="single" w:sz="4" w:space="0" w:color="E4DED3"/>
+              <w:left w:val="single" w:sz="4" w:space="0" w:color="E4DED3"/>
+              <w:bottom w:val="single" w:sz="4" w:space="0" w:color="E4DED3"/>
+              <w:right w:val="single" w:sz="4" w:space="0" w:color="E4DED3"/>
+            </w:tcBorders>
+          </w:tcPr>
+          <w:p>
+            <w:r>
+              <w:rPr>
+                <w:sz w:val="18"/>
+              </w:rPr>
+            </w:r>
+          </w:p>
+        </w:tc>
+        <w:tc>
+          <w:tcPr>
+            <w:tcW w:type="dxa" w:w="2616"/>
+            <w:tcBorders>
+              <w:top w:val="single" w:sz="4" w:space="0" w:color="E4DED3"/>
+              <w:left w:val="single" w:sz="4" w:space="0" w:color="E4DED3"/>
+              <w:bottom w:val="single" w:sz="4" w:space="0" w:color="E4DED3"/>
+              <w:right w:val="single" w:sz="4" w:space="0" w:color="E4DED3"/>
+            </w:tcBorders>
+          </w:tcPr>
+          <w:p>
+            <w:r>
+              <w:rPr>
+                <w:sz w:val="18"/>
+              </w:rPr>
+            </w:r>
+          </w:p>
+        </w:tc>
+        <w:tc>
+          <w:tcPr>
+            <w:tcW w:type="dxa" w:w="2616"/>
+            <w:tcBorders>
+              <w:top w:val="single" w:sz="4" w:space="0" w:color="E4DED3"/>
+              <w:left w:val="single" w:sz="4" w:space="0" w:color="E4DED3"/>
+              <w:bottom w:val="single" w:sz="4" w:space="0" w:color="E4DED3"/>
+              <w:right w:val="single" w:sz="4" w:space="0" w:color="E4DED3"/>
+            </w:tcBorders>
+          </w:tcPr>
+          <w:p>
+            <w:r>
+              <w:rPr>
+                <w:sz w:val="18"/>
+              </w:rPr>
+            </w:r>
+          </w:p>
+        </w:tc>
+        <w:tc>
+          <w:tcPr>
+            <w:tcW w:type="dxa" w:w="2616"/>
+            <w:tcBorders>
+              <w:top w:val="single" w:sz="4" w:space="0" w:color="E4DED3"/>
+              <w:left w:val="single" w:sz="4" w:space="0" w:color="E4DED3"/>
+              <w:bottom w:val="single" w:sz="4" w:space="0" w:color="E4DED3"/>
+              <w:right w:val="single" w:sz="4" w:space="0" w:color="E4DED3"/>
+            </w:tcBorders>
+          </w:tcPr>
+          <w:p>
+            <w:r>
+              <w:rPr>
+                <w:sz w:val="18"/>
+              </w:rPr>
+            </w:r>
+          </w:p>
+        </w:tc>
+      </w:tr>
+      <w:tr>
+        <w:tc>
+          <w:tcPr>
+            <w:tcW w:type="dxa" w:w="2616"/>
+            <w:tcBorders>
+              <w:top w:val="single" w:sz="4" w:space="0" w:color="E4DED3"/>
+              <w:left w:val="single" w:sz="4" w:space="0" w:color="E4DED3"/>
+              <w:bottom w:val="single" w:sz="4" w:space="0" w:color="E4DED3"/>
+              <w:right w:val="single" w:sz="4" w:space="0" w:color="E4DED3"/>
+            </w:tcBorders>
+          </w:tcPr>
+          <w:p>
+            <w:r>
+              <w:rPr>
+                <w:sz w:val="18"/>
+              </w:rPr>
+            </w:r>
+          </w:p>
+        </w:tc>
+        <w:tc>
+          <w:tcPr>
+            <w:tcW w:type="dxa" w:w="2616"/>
+            <w:tcBorders>
+              <w:top w:val="single" w:sz="4" w:space="0" w:color="E4DED3"/>
+              <w:left w:val="single" w:sz="4" w:space="0" w:color="E4DED3"/>
+              <w:bottom w:val="single" w:sz="4" w:space="0" w:color="E4DED3"/>
+              <w:right w:val="single" w:sz="4" w:space="0" w:color="E4DED3"/>
+            </w:tcBorders>
+          </w:tcPr>
+          <w:p>
+            <w:r>
+              <w:rPr>
+                <w:sz w:val="18"/>
+              </w:rPr>
+            </w:r>
+          </w:p>
+        </w:tc>
+        <w:tc>
+          <w:tcPr>
+            <w:tcW w:type="dxa" w:w="2616"/>
+            <w:tcBorders>
+              <w:top w:val="single" w:sz="4" w:space="0" w:color="E4DED3"/>
+              <w:left w:val="single" w:sz="4" w:space="0" w:color="E4DED3"/>
+              <w:bottom w:val="single" w:sz="4" w:space="0" w:color="E4DED3"/>
+              <w:right w:val="single" w:sz="4" w:space="0" w:color="E4DED3"/>
+            </w:tcBorders>
+          </w:tcPr>
+          <w:p>
+            <w:r>
+              <w:rPr>
+                <w:sz w:val="18"/>
+              </w:rPr>
+            </w:r>
+          </w:p>
+        </w:tc>
+        <w:tc>
+          <w:tcPr>
+            <w:tcW w:type="dxa" w:w="2616"/>
+            <w:tcBorders>
+              <w:top w:val="single" w:sz="4" w:space="0" w:color="E4DED3"/>
+              <w:left w:val="single" w:sz="4" w:space="0" w:color="E4DED3"/>
+              <w:bottom w:val="single" w:sz="4" w:space="0" w:color="E4DED3"/>
+              <w:right w:val="single" w:sz="4" w:space="0" w:color="E4DED3"/>
+            </w:tcBorders>
+          </w:tcPr>
+          <w:p>
+            <w:r>
+              <w:rPr>
+                <w:sz w:val="18"/>
+              </w:rPr>
+            </w:r>
+          </w:p>
+        </w:tc>
+      </w:tr>
+      <w:tr>
+        <w:tc>
+          <w:tcPr>
+            <w:tcW w:type="dxa" w:w="2616"/>
+            <w:tcBorders>
+              <w:top w:val="single" w:sz="4" w:space="0" w:color="E4DED3"/>
+              <w:left w:val="single" w:sz="4" w:space="0" w:color="E4DED3"/>
+              <w:bottom w:val="single" w:sz="4" w:space="0" w:color="E4DED3"/>
+              <w:right w:val="single" w:sz="4" w:space="0" w:color="E4DED3"/>
+            </w:tcBorders>
+          </w:tcPr>
+          <w:p>
+            <w:r>
+              <w:rPr>
+                <w:sz w:val="18"/>
+              </w:rPr>
+            </w:r>
+          </w:p>
+        </w:tc>
+        <w:tc>
+          <w:tcPr>
+            <w:tcW w:type="dxa" w:w="2616"/>
+            <w:tcBorders>
+              <w:top w:val="single" w:sz="4" w:space="0" w:color="E4DED3"/>
+              <w:left w:val="single" w:sz="4" w:space="0" w:color="E4DED3"/>
+              <w:bottom w:val="single" w:sz="4" w:space="0" w:color="E4DED3"/>
+              <w:right w:val="single" w:sz="4" w:space="0" w:color="E4DED3"/>
+            </w:tcBorders>
+          </w:tcPr>
+          <w:p>
+            <w:r>
+              <w:rPr>
+                <w:sz w:val="18"/>
+              </w:rPr>
+            </w:r>
+          </w:p>
+        </w:tc>
+        <w:tc>
+          <w:tcPr>
+            <w:tcW w:type="dxa" w:w="2616"/>
+            <w:tcBorders>
+              <w:top w:val="single" w:sz="4" w:space="0" w:color="E4DED3"/>
+              <w:left w:val="single" w:sz="4" w:space="0" w:color="E4DED3"/>
+              <w:bottom w:val="single" w:sz="4" w:space="0" w:color="E4DED3"/>
+              <w:right w:val="single" w:sz="4" w:space="0" w:color="E4DED3"/>
+            </w:tcBorders>
+          </w:tcPr>
+          <w:p>
+            <w:r>
+              <w:rPr>
+                <w:sz w:val="18"/>
+              </w:rPr>
+            </w:r>
+          </w:p>
+        </w:tc>
+        <w:tc>
+          <w:tcPr>
+            <w:tcW w:type="dxa" w:w="2616"/>
+            <w:tcBorders>
+              <w:top w:val="single" w:sz="4" w:space="0" w:color="E4DED3"/>
+              <w:left w:val="single" w:sz="4" w:space="0" w:color="E4DED3"/>
+              <w:bottom w:val="single" w:sz="4" w:space="0" w:color="E4DED3"/>
+              <w:right w:val="single" w:sz="4" w:space="0" w:color="E4DED3"/>
+            </w:tcBorders>
+          </w:tcPr>
+          <w:p>
+            <w:r>
+              <w:rPr>
+                <w:sz w:val="18"/>
+              </w:rPr>
+            </w:r>
+          </w:p>
+        </w:tc>
+      </w:tr>
+      <w:tr>
+        <w:tc>
+          <w:tcPr>
+            <w:tcW w:type="dxa" w:w="2616"/>
+            <w:tcBorders>
+              <w:top w:val="single" w:sz="4" w:space="0" w:color="E4DED3"/>
+              <w:left w:val="single" w:sz="4" w:space="0" w:color="E4DED3"/>
+              <w:bottom w:val="single" w:sz="4" w:space="0" w:color="E4DED3"/>
+              <w:right w:val="single" w:sz="4" w:space="0" w:color="E4DED3"/>
+            </w:tcBorders>
+          </w:tcPr>
+          <w:p>
+            <w:r>
+              <w:rPr>
+                <w:sz w:val="18"/>
+              </w:rPr>
+              <w:t>Where these behaviours come from</w:t>
+            </w:r>
+          </w:p>
+        </w:tc>
+        <w:tc>
+          <w:tcPr>
+            <w:tcW w:type="dxa" w:w="2616"/>
+            <w:tcBorders>
+              <w:top w:val="single" w:sz="4" w:space="0" w:color="E4DED3"/>
+              <w:left w:val="single" w:sz="4" w:space="0" w:color="E4DED3"/>
+              <w:bottom w:val="single" w:sz="4" w:space="0" w:color="E4DED3"/>
+              <w:right w:val="single" w:sz="4" w:space="0" w:color="E4DED3"/>
+            </w:tcBorders>
+          </w:tcPr>
+          <w:p>
+            <w:r>
+              <w:rPr>
+                <w:sz w:val="18"/>
+              </w:rPr>
+            </w:r>
+          </w:p>
+        </w:tc>
+        <w:tc>
+          <w:tcPr>
+            <w:tcW w:type="dxa" w:w="2616"/>
+            <w:tcBorders>
+              <w:top w:val="single" w:sz="4" w:space="0" w:color="E4DED3"/>
+              <w:left w:val="single" w:sz="4" w:space="0" w:color="E4DED3"/>
+              <w:bottom w:val="single" w:sz="4" w:space="0" w:color="E4DED3"/>
+              <w:right w:val="single" w:sz="4" w:space="0" w:color="E4DED3"/>
+            </w:tcBorders>
+          </w:tcPr>
+          <w:p>
+            <w:r>
+              <w:rPr>
+                <w:sz w:val="18"/>
+              </w:rPr>
+            </w:r>
+          </w:p>
+        </w:tc>
+        <w:tc>
+          <w:tcPr>
+            <w:tcW w:type="dxa" w:w="2616"/>
+            <w:tcBorders>
+              <w:top w:val="single" w:sz="4" w:space="0" w:color="E4DED3"/>
+              <w:left w:val="single" w:sz="4" w:space="0" w:color="E4DED3"/>
+              <w:bottom w:val="single" w:sz="4" w:space="0" w:color="E4DED3"/>
+              <w:right w:val="single" w:sz="4" w:space="0" w:color="E4DED3"/>
+            </w:tcBorders>
+          </w:tcPr>
+          <w:p>
+            <w:r>
+              <w:rPr>
+                <w:sz w:val="18"/>
+              </w:rPr>
+            </w:r>
+          </w:p>
+        </w:tc>
+      </w:tr>
+    </w:tbl>
+    <w:p/>
+    <w:p>
+      <w:pPr>
+        <w:spacing w:before="200" w:after="0"/>
+      </w:pPr>
+      <w:r>
+        <w:rPr>
+          <w:b/>
+          <w:color w:val="1F5A5C"/>
+          <w:sz w:val="16"/>
+        </w:rPr>
+        <w:t>TASK 3</w:t>
       </w:r>
     </w:p>
     <w:p>
       <w:pPr>
-        <w:pStyle w:val="Assessortext"/>
+        <w:pStyle w:val="Heading2"/>
       </w:pPr>
       <w:r>
-        <w:t>• A Knowledge Evidence appendix — written responses, in your own words, on the organisational and legislative requirements relevant to your team, the facilitation and coaching techniques you used, communication methods (including across cultures), the professional behaviours you role-modelled, and the typical contingencies your team had to allow for.</w:t>
+        <w:rPr>
+          <w:color w:val="1F5A5C"/>
+        </w:rPr>
+        <w:t>Agree how you will hold each other accountable</w:t>
       </w:r>
     </w:p>
     <w:p>
       <w:pPr>
-        <w:pStyle w:val="Assessortext"/>
+        <w:spacing w:after="120"/>
       </w:pPr>
       <w:r>
-        <w:t>Submit your team's plan and integrated implementation, and your individual reflection, performance review and Knowledge Evidence appendix.</w:t>
+        <w:rPr>
+          <w:b w:val="0"/>
+          <w:i w:val="0"/>
+          <w:sz w:val="21"/>
+        </w:rPr>
+        <w:t>With your team: agree how you will know whether people are on track, and what you will do when someone is not. Decide this now, while everyone is comfortable — the point of agreeing it in advance is that nobody has to invent it in the moment.</w:t>
+      </w:r>
+    </w:p>
+    <w:tbl>
+      <w:tblPr>
+        <w:tblW w:type="auto" w:w="0"/>
+        <w:tblLook w:firstColumn="1" w:firstRow="1" w:lastColumn="0" w:lastRow="0" w:noHBand="0" w:noVBand="1" w:val="04A0"/>
+      </w:tblPr>
+      <w:tblGrid>
+        <w:gridCol w:w="3489"/>
+        <w:gridCol w:w="3489"/>
+        <w:gridCol w:w="3489"/>
+      </w:tblGrid>
+      <w:tr>
+        <w:tc>
+          <w:tcPr>
+            <w:tcW w:type="dxa" w:w="3489"/>
+            <w:tcBorders>
+              <w:top w:val="single" w:sz="4" w:space="0" w:color="E4DED3"/>
+              <w:left w:val="single" w:sz="4" w:space="0" w:color="E4DED3"/>
+              <w:bottom w:val="single" w:sz="4" w:space="0" w:color="E4DED3"/>
+              <w:right w:val="single" w:sz="4" w:space="0" w:color="E4DED3"/>
+            </w:tcBorders>
+            <w:shd w:val="clear" w:color="auto" w:fill="F8F4ED"/>
+          </w:tcPr>
+          <w:p>
+            <w:r>
+              <w:rPr>
+                <w:b/>
+                <w:sz w:val="18"/>
+              </w:rPr>
+              <w:t>Strategy</w:t>
+            </w:r>
+          </w:p>
+        </w:tc>
+        <w:tc>
+          <w:tcPr>
+            <w:tcW w:type="dxa" w:w="3489"/>
+            <w:tcBorders>
+              <w:top w:val="single" w:sz="4" w:space="0" w:color="E4DED3"/>
+              <w:left w:val="single" w:sz="4" w:space="0" w:color="E4DED3"/>
+              <w:bottom w:val="single" w:sz="4" w:space="0" w:color="E4DED3"/>
+              <w:right w:val="single" w:sz="4" w:space="0" w:color="E4DED3"/>
+            </w:tcBorders>
+            <w:shd w:val="clear" w:color="auto" w:fill="F8F4ED"/>
+          </w:tcPr>
+          <w:p>
+            <w:r>
+              <w:rPr>
+                <w:b/>
+                <w:sz w:val="18"/>
+              </w:rPr>
+              <w:t>How it works</w:t>
+            </w:r>
+          </w:p>
+        </w:tc>
+        <w:tc>
+          <w:tcPr>
+            <w:tcW w:type="dxa" w:w="3489"/>
+            <w:tcBorders>
+              <w:top w:val="single" w:sz="4" w:space="0" w:color="E4DED3"/>
+              <w:left w:val="single" w:sz="4" w:space="0" w:color="E4DED3"/>
+              <w:bottom w:val="single" w:sz="4" w:space="0" w:color="E4DED3"/>
+              <w:right w:val="single" w:sz="4" w:space="0" w:color="E4DED3"/>
+            </w:tcBorders>
+            <w:shd w:val="clear" w:color="auto" w:fill="F8F4ED"/>
+          </w:tcPr>
+          <w:p>
+            <w:r>
+              <w:rPr>
+                <w:b/>
+                <w:sz w:val="18"/>
+              </w:rPr>
+              <w:t>Who does it</w:t>
+            </w:r>
+          </w:p>
+        </w:tc>
+      </w:tr>
+      <w:tr>
+        <w:tc>
+          <w:tcPr>
+            <w:tcW w:type="dxa" w:w="3489"/>
+            <w:tcBorders>
+              <w:top w:val="single" w:sz="4" w:space="0" w:color="E4DED3"/>
+              <w:left w:val="single" w:sz="4" w:space="0" w:color="E4DED3"/>
+              <w:bottom w:val="single" w:sz="4" w:space="0" w:color="E4DED3"/>
+              <w:right w:val="single" w:sz="4" w:space="0" w:color="E4DED3"/>
+            </w:tcBorders>
+          </w:tcPr>
+          <w:p>
+            <w:r>
+              <w:rPr>
+                <w:sz w:val="18"/>
+              </w:rPr>
+              <w:t>How we check progress</w:t>
+            </w:r>
+          </w:p>
+        </w:tc>
+        <w:tc>
+          <w:tcPr>
+            <w:tcW w:type="dxa" w:w="3489"/>
+            <w:tcBorders>
+              <w:top w:val="single" w:sz="4" w:space="0" w:color="E4DED3"/>
+              <w:left w:val="single" w:sz="4" w:space="0" w:color="E4DED3"/>
+              <w:bottom w:val="single" w:sz="4" w:space="0" w:color="E4DED3"/>
+              <w:right w:val="single" w:sz="4" w:space="0" w:color="E4DED3"/>
+            </w:tcBorders>
+          </w:tcPr>
+          <w:p>
+            <w:r>
+              <w:rPr>
+                <w:sz w:val="18"/>
+              </w:rPr>
+            </w:r>
+          </w:p>
+        </w:tc>
+        <w:tc>
+          <w:tcPr>
+            <w:tcW w:type="dxa" w:w="3489"/>
+            <w:tcBorders>
+              <w:top w:val="single" w:sz="4" w:space="0" w:color="E4DED3"/>
+              <w:left w:val="single" w:sz="4" w:space="0" w:color="E4DED3"/>
+              <w:bottom w:val="single" w:sz="4" w:space="0" w:color="E4DED3"/>
+              <w:right w:val="single" w:sz="4" w:space="0" w:color="E4DED3"/>
+            </w:tcBorders>
+          </w:tcPr>
+          <w:p>
+            <w:r>
+              <w:rPr>
+                <w:sz w:val="18"/>
+              </w:rPr>
+            </w:r>
+          </w:p>
+        </w:tc>
+      </w:tr>
+      <w:tr>
+        <w:tc>
+          <w:tcPr>
+            <w:tcW w:type="dxa" w:w="3489"/>
+            <w:tcBorders>
+              <w:top w:val="single" w:sz="4" w:space="0" w:color="E4DED3"/>
+              <w:left w:val="single" w:sz="4" w:space="0" w:color="E4DED3"/>
+              <w:bottom w:val="single" w:sz="4" w:space="0" w:color="E4DED3"/>
+              <w:right w:val="single" w:sz="4" w:space="0" w:color="E4DED3"/>
+            </w:tcBorders>
+          </w:tcPr>
+          <w:p>
+            <w:r>
+              <w:rPr>
+                <w:sz w:val="18"/>
+              </w:rPr>
+              <w:t>How we make work visible</w:t>
+            </w:r>
+          </w:p>
+        </w:tc>
+        <w:tc>
+          <w:tcPr>
+            <w:tcW w:type="dxa" w:w="3489"/>
+            <w:tcBorders>
+              <w:top w:val="single" w:sz="4" w:space="0" w:color="E4DED3"/>
+              <w:left w:val="single" w:sz="4" w:space="0" w:color="E4DED3"/>
+              <w:bottom w:val="single" w:sz="4" w:space="0" w:color="E4DED3"/>
+              <w:right w:val="single" w:sz="4" w:space="0" w:color="E4DED3"/>
+            </w:tcBorders>
+          </w:tcPr>
+          <w:p>
+            <w:r>
+              <w:rPr>
+                <w:sz w:val="18"/>
+              </w:rPr>
+            </w:r>
+          </w:p>
+        </w:tc>
+        <w:tc>
+          <w:tcPr>
+            <w:tcW w:type="dxa" w:w="3489"/>
+            <w:tcBorders>
+              <w:top w:val="single" w:sz="4" w:space="0" w:color="E4DED3"/>
+              <w:left w:val="single" w:sz="4" w:space="0" w:color="E4DED3"/>
+              <w:bottom w:val="single" w:sz="4" w:space="0" w:color="E4DED3"/>
+              <w:right w:val="single" w:sz="4" w:space="0" w:color="E4DED3"/>
+            </w:tcBorders>
+          </w:tcPr>
+          <w:p>
+            <w:r>
+              <w:rPr>
+                <w:sz w:val="18"/>
+              </w:rPr>
+            </w:r>
+          </w:p>
+        </w:tc>
+      </w:tr>
+      <w:tr>
+        <w:tc>
+          <w:tcPr>
+            <w:tcW w:type="dxa" w:w="3489"/>
+            <w:tcBorders>
+              <w:top w:val="single" w:sz="4" w:space="0" w:color="E4DED3"/>
+              <w:left w:val="single" w:sz="4" w:space="0" w:color="E4DED3"/>
+              <w:bottom w:val="single" w:sz="4" w:space="0" w:color="E4DED3"/>
+              <w:right w:val="single" w:sz="4" w:space="0" w:color="E4DED3"/>
+            </w:tcBorders>
+          </w:tcPr>
+          <w:p>
+            <w:r>
+              <w:rPr>
+                <w:sz w:val="18"/>
+              </w:rPr>
+              <w:t>What we do when someone falls behind</w:t>
+            </w:r>
+          </w:p>
+        </w:tc>
+        <w:tc>
+          <w:tcPr>
+            <w:tcW w:type="dxa" w:w="3489"/>
+            <w:tcBorders>
+              <w:top w:val="single" w:sz="4" w:space="0" w:color="E4DED3"/>
+              <w:left w:val="single" w:sz="4" w:space="0" w:color="E4DED3"/>
+              <w:bottom w:val="single" w:sz="4" w:space="0" w:color="E4DED3"/>
+              <w:right w:val="single" w:sz="4" w:space="0" w:color="E4DED3"/>
+            </w:tcBorders>
+          </w:tcPr>
+          <w:p>
+            <w:r>
+              <w:rPr>
+                <w:sz w:val="18"/>
+              </w:rPr>
+            </w:r>
+          </w:p>
+        </w:tc>
+        <w:tc>
+          <w:tcPr>
+            <w:tcW w:type="dxa" w:w="3489"/>
+            <w:tcBorders>
+              <w:top w:val="single" w:sz="4" w:space="0" w:color="E4DED3"/>
+              <w:left w:val="single" w:sz="4" w:space="0" w:color="E4DED3"/>
+              <w:bottom w:val="single" w:sz="4" w:space="0" w:color="E4DED3"/>
+              <w:right w:val="single" w:sz="4" w:space="0" w:color="E4DED3"/>
+            </w:tcBorders>
+          </w:tcPr>
+          <w:p>
+            <w:r>
+              <w:rPr>
+                <w:sz w:val="18"/>
+              </w:rPr>
+            </w:r>
+          </w:p>
+        </w:tc>
+      </w:tr>
+      <w:tr>
+        <w:tc>
+          <w:tcPr>
+            <w:tcW w:type="dxa" w:w="3489"/>
+            <w:tcBorders>
+              <w:top w:val="single" w:sz="4" w:space="0" w:color="E4DED3"/>
+              <w:left w:val="single" w:sz="4" w:space="0" w:color="E4DED3"/>
+              <w:bottom w:val="single" w:sz="4" w:space="0" w:color="E4DED3"/>
+              <w:right w:val="single" w:sz="4" w:space="0" w:color="E4DED3"/>
+            </w:tcBorders>
+          </w:tcPr>
+          <w:p>
+            <w:r>
+              <w:rPr>
+                <w:sz w:val="18"/>
+              </w:rPr>
+              <w:t>How we raise a problem with each other</w:t>
+            </w:r>
+          </w:p>
+        </w:tc>
+        <w:tc>
+          <w:tcPr>
+            <w:tcW w:type="dxa" w:w="3489"/>
+            <w:tcBorders>
+              <w:top w:val="single" w:sz="4" w:space="0" w:color="E4DED3"/>
+              <w:left w:val="single" w:sz="4" w:space="0" w:color="E4DED3"/>
+              <w:bottom w:val="single" w:sz="4" w:space="0" w:color="E4DED3"/>
+              <w:right w:val="single" w:sz="4" w:space="0" w:color="E4DED3"/>
+            </w:tcBorders>
+          </w:tcPr>
+          <w:p>
+            <w:r>
+              <w:rPr>
+                <w:sz w:val="18"/>
+              </w:rPr>
+            </w:r>
+          </w:p>
+        </w:tc>
+        <w:tc>
+          <w:tcPr>
+            <w:tcW w:type="dxa" w:w="3489"/>
+            <w:tcBorders>
+              <w:top w:val="single" w:sz="4" w:space="0" w:color="E4DED3"/>
+              <w:left w:val="single" w:sz="4" w:space="0" w:color="E4DED3"/>
+              <w:bottom w:val="single" w:sz="4" w:space="0" w:color="E4DED3"/>
+              <w:right w:val="single" w:sz="4" w:space="0" w:color="E4DED3"/>
+            </w:tcBorders>
+          </w:tcPr>
+          <w:p>
+            <w:r>
+              <w:rPr>
+                <w:sz w:val="18"/>
+              </w:rPr>
+            </w:r>
+          </w:p>
+        </w:tc>
+      </w:tr>
+      <w:tr>
+        <w:tc>
+          <w:tcPr>
+            <w:tcW w:type="dxa" w:w="3489"/>
+            <w:tcBorders>
+              <w:top w:val="single" w:sz="4" w:space="0" w:color="E4DED3"/>
+              <w:left w:val="single" w:sz="4" w:space="0" w:color="E4DED3"/>
+              <w:bottom w:val="single" w:sz="4" w:space="0" w:color="E4DED3"/>
+              <w:right w:val="single" w:sz="4" w:space="0" w:color="E4DED3"/>
+            </w:tcBorders>
+          </w:tcPr>
+          <w:p>
+            <w:r>
+              <w:rPr>
+                <w:sz w:val="18"/>
+              </w:rPr>
+              <w:t>When we escalate outside the team</w:t>
+            </w:r>
+          </w:p>
+        </w:tc>
+        <w:tc>
+          <w:tcPr>
+            <w:tcW w:type="dxa" w:w="3489"/>
+            <w:tcBorders>
+              <w:top w:val="single" w:sz="4" w:space="0" w:color="E4DED3"/>
+              <w:left w:val="single" w:sz="4" w:space="0" w:color="E4DED3"/>
+              <w:bottom w:val="single" w:sz="4" w:space="0" w:color="E4DED3"/>
+              <w:right w:val="single" w:sz="4" w:space="0" w:color="E4DED3"/>
+            </w:tcBorders>
+          </w:tcPr>
+          <w:p>
+            <w:r>
+              <w:rPr>
+                <w:sz w:val="18"/>
+              </w:rPr>
+            </w:r>
+          </w:p>
+        </w:tc>
+        <w:tc>
+          <w:tcPr>
+            <w:tcW w:type="dxa" w:w="3489"/>
+            <w:tcBorders>
+              <w:top w:val="single" w:sz="4" w:space="0" w:color="E4DED3"/>
+              <w:left w:val="single" w:sz="4" w:space="0" w:color="E4DED3"/>
+              <w:bottom w:val="single" w:sz="4" w:space="0" w:color="E4DED3"/>
+              <w:right w:val="single" w:sz="4" w:space="0" w:color="E4DED3"/>
+            </w:tcBorders>
+          </w:tcPr>
+          <w:p>
+            <w:r>
+              <w:rPr>
+                <w:sz w:val="18"/>
+              </w:rPr>
+            </w:r>
+          </w:p>
+        </w:tc>
+      </w:tr>
+    </w:tbl>
+    <w:p/>
+    <w:p>
+      <w:pPr>
+        <w:spacing w:before="200" w:after="0"/>
+      </w:pPr>
+      <w:r>
+        <w:rPr>
+          <w:b/>
+          <w:color w:val="1F5A5C"/>
+          <w:sz w:val="16"/>
+        </w:rPr>
+        <w:t>TASK 4</w:t>
       </w:r>
     </w:p>
     <w:p>
@@ -1484,113 +3241,5159 @@
         <w:pStyle w:val="Heading2"/>
       </w:pPr>
       <w:r>
-        <w:t>Tips for success</w:t>
+        <w:rPr>
+          <w:color w:val="1F5A5C"/>
+        </w:rPr>
+        <w:t>Plan for what could go wrong</w:t>
       </w:r>
     </w:p>
     <w:p>
       <w:pPr>
-        <w:pStyle w:val="Assessortext"/>
+        <w:spacing w:after="120"/>
       </w:pPr>
       <w:r>
-        <w:t>AT2 is about leading the team, not the technology. You are marked on how you plan, coordinate, support and monitor the team — the CloudFormation is what the team works on together, but your deployment is assessed in AT3.</w:t>
+        <w:rPr>
+          <w:b w:val="0"/>
+          <w:i w:val="0"/>
+          <w:sz w:val="21"/>
+        </w:rPr>
+        <w:t>With your team: work out what could disrupt you, and agree what you would do about each one. Think about people, not just technology — the most common disruption to a four-person team is one of the four not being there.</w:t>
+      </w:r>
+    </w:p>
+    <w:tbl>
+      <w:tblPr>
+        <w:tblW w:type="auto" w:w="0"/>
+        <w:tblLook w:firstColumn="1" w:firstRow="1" w:lastColumn="0" w:lastRow="0" w:noHBand="0" w:noVBand="1" w:val="04A0"/>
+      </w:tblPr>
+      <w:tblGrid>
+        <w:gridCol w:w="3489"/>
+        <w:gridCol w:w="3489"/>
+        <w:gridCol w:w="3489"/>
+      </w:tblGrid>
+      <w:tr>
+        <w:tc>
+          <w:tcPr>
+            <w:tcW w:type="dxa" w:w="3489"/>
+            <w:tcBorders>
+              <w:top w:val="single" w:sz="4" w:space="0" w:color="E4DED3"/>
+              <w:left w:val="single" w:sz="4" w:space="0" w:color="E4DED3"/>
+              <w:bottom w:val="single" w:sz="4" w:space="0" w:color="E4DED3"/>
+              <w:right w:val="single" w:sz="4" w:space="0" w:color="E4DED3"/>
+            </w:tcBorders>
+            <w:shd w:val="clear" w:color="auto" w:fill="F8F4ED"/>
+          </w:tcPr>
+          <w:p>
+            <w:r>
+              <w:rPr>
+                <w:b/>
+                <w:sz w:val="18"/>
+              </w:rPr>
+              <w:t>What could happen</w:t>
+            </w:r>
+          </w:p>
+        </w:tc>
+        <w:tc>
+          <w:tcPr>
+            <w:tcW w:type="dxa" w:w="3489"/>
+            <w:tcBorders>
+              <w:top w:val="single" w:sz="4" w:space="0" w:color="E4DED3"/>
+              <w:left w:val="single" w:sz="4" w:space="0" w:color="E4DED3"/>
+              <w:bottom w:val="single" w:sz="4" w:space="0" w:color="E4DED3"/>
+              <w:right w:val="single" w:sz="4" w:space="0" w:color="E4DED3"/>
+            </w:tcBorders>
+            <w:shd w:val="clear" w:color="auto" w:fill="F8F4ED"/>
+          </w:tcPr>
+          <w:p>
+            <w:r>
+              <w:rPr>
+                <w:b/>
+                <w:sz w:val="18"/>
+              </w:rPr>
+              <w:t>How likely</w:t>
+            </w:r>
+          </w:p>
+        </w:tc>
+        <w:tc>
+          <w:tcPr>
+            <w:tcW w:type="dxa" w:w="3489"/>
+            <w:tcBorders>
+              <w:top w:val="single" w:sz="4" w:space="0" w:color="E4DED3"/>
+              <w:left w:val="single" w:sz="4" w:space="0" w:color="E4DED3"/>
+              <w:bottom w:val="single" w:sz="4" w:space="0" w:color="E4DED3"/>
+              <w:right w:val="single" w:sz="4" w:space="0" w:color="E4DED3"/>
+            </w:tcBorders>
+            <w:shd w:val="clear" w:color="auto" w:fill="F8F4ED"/>
+          </w:tcPr>
+          <w:p>
+            <w:r>
+              <w:rPr>
+                <w:b/>
+                <w:sz w:val="18"/>
+              </w:rPr>
+              <w:t>What we would do</w:t>
+            </w:r>
+          </w:p>
+        </w:tc>
+      </w:tr>
+      <w:tr>
+        <w:tc>
+          <w:tcPr>
+            <w:tcW w:type="dxa" w:w="3489"/>
+            <w:tcBorders>
+              <w:top w:val="single" w:sz="4" w:space="0" w:color="E4DED3"/>
+              <w:left w:val="single" w:sz="4" w:space="0" w:color="E4DED3"/>
+              <w:bottom w:val="single" w:sz="4" w:space="0" w:color="E4DED3"/>
+              <w:right w:val="single" w:sz="4" w:space="0" w:color="E4DED3"/>
+            </w:tcBorders>
+          </w:tcPr>
+          <w:p>
+            <w:r>
+              <w:rPr>
+                <w:sz w:val="18"/>
+              </w:rPr>
+              <w:t>A member is away unexpectedly</w:t>
+            </w:r>
+          </w:p>
+        </w:tc>
+        <w:tc>
+          <w:tcPr>
+            <w:tcW w:type="dxa" w:w="3489"/>
+            <w:tcBorders>
+              <w:top w:val="single" w:sz="4" w:space="0" w:color="E4DED3"/>
+              <w:left w:val="single" w:sz="4" w:space="0" w:color="E4DED3"/>
+              <w:bottom w:val="single" w:sz="4" w:space="0" w:color="E4DED3"/>
+              <w:right w:val="single" w:sz="4" w:space="0" w:color="E4DED3"/>
+            </w:tcBorders>
+          </w:tcPr>
+          <w:p>
+            <w:r>
+              <w:rPr>
+                <w:sz w:val="18"/>
+              </w:rPr>
+            </w:r>
+          </w:p>
+        </w:tc>
+        <w:tc>
+          <w:tcPr>
+            <w:tcW w:type="dxa" w:w="3489"/>
+            <w:tcBorders>
+              <w:top w:val="single" w:sz="4" w:space="0" w:color="E4DED3"/>
+              <w:left w:val="single" w:sz="4" w:space="0" w:color="E4DED3"/>
+              <w:bottom w:val="single" w:sz="4" w:space="0" w:color="E4DED3"/>
+              <w:right w:val="single" w:sz="4" w:space="0" w:color="E4DED3"/>
+            </w:tcBorders>
+          </w:tcPr>
+          <w:p>
+            <w:r>
+              <w:rPr>
+                <w:sz w:val="18"/>
+              </w:rPr>
+            </w:r>
+          </w:p>
+        </w:tc>
+      </w:tr>
+      <w:tr>
+        <w:tc>
+          <w:tcPr>
+            <w:tcW w:type="dxa" w:w="3489"/>
+            <w:tcBorders>
+              <w:top w:val="single" w:sz="4" w:space="0" w:color="E4DED3"/>
+              <w:left w:val="single" w:sz="4" w:space="0" w:color="E4DED3"/>
+              <w:bottom w:val="single" w:sz="4" w:space="0" w:color="E4DED3"/>
+              <w:right w:val="single" w:sz="4" w:space="0" w:color="E4DED3"/>
+            </w:tcBorders>
+          </w:tcPr>
+          <w:p>
+            <w:r>
+              <w:rPr>
+                <w:sz w:val="18"/>
+              </w:rPr>
+              <w:t>A member's component turns out to be much bigger than expected</w:t>
+            </w:r>
+          </w:p>
+        </w:tc>
+        <w:tc>
+          <w:tcPr>
+            <w:tcW w:type="dxa" w:w="3489"/>
+            <w:tcBorders>
+              <w:top w:val="single" w:sz="4" w:space="0" w:color="E4DED3"/>
+              <w:left w:val="single" w:sz="4" w:space="0" w:color="E4DED3"/>
+              <w:bottom w:val="single" w:sz="4" w:space="0" w:color="E4DED3"/>
+              <w:right w:val="single" w:sz="4" w:space="0" w:color="E4DED3"/>
+            </w:tcBorders>
+          </w:tcPr>
+          <w:p>
+            <w:r>
+              <w:rPr>
+                <w:sz w:val="18"/>
+              </w:rPr>
+            </w:r>
+          </w:p>
+        </w:tc>
+        <w:tc>
+          <w:tcPr>
+            <w:tcW w:type="dxa" w:w="3489"/>
+            <w:tcBorders>
+              <w:top w:val="single" w:sz="4" w:space="0" w:color="E4DED3"/>
+              <w:left w:val="single" w:sz="4" w:space="0" w:color="E4DED3"/>
+              <w:bottom w:val="single" w:sz="4" w:space="0" w:color="E4DED3"/>
+              <w:right w:val="single" w:sz="4" w:space="0" w:color="E4DED3"/>
+            </w:tcBorders>
+          </w:tcPr>
+          <w:p>
+            <w:r>
+              <w:rPr>
+                <w:sz w:val="18"/>
+              </w:rPr>
+            </w:r>
+          </w:p>
+        </w:tc>
+      </w:tr>
+      <w:tr>
+        <w:tc>
+          <w:tcPr>
+            <w:tcW w:type="dxa" w:w="3489"/>
+            <w:tcBorders>
+              <w:top w:val="single" w:sz="4" w:space="0" w:color="E4DED3"/>
+              <w:left w:val="single" w:sz="4" w:space="0" w:color="E4DED3"/>
+              <w:bottom w:val="single" w:sz="4" w:space="0" w:color="E4DED3"/>
+              <w:right w:val="single" w:sz="4" w:space="0" w:color="E4DED3"/>
+            </w:tcBorders>
+          </w:tcPr>
+          <w:p>
+            <w:r>
+              <w:rPr>
+                <w:sz w:val="18"/>
+              </w:rPr>
+              <w:t>Someone's work has to be re-allocated</w:t>
+            </w:r>
+          </w:p>
+        </w:tc>
+        <w:tc>
+          <w:tcPr>
+            <w:tcW w:type="dxa" w:w="3489"/>
+            <w:tcBorders>
+              <w:top w:val="single" w:sz="4" w:space="0" w:color="E4DED3"/>
+              <w:left w:val="single" w:sz="4" w:space="0" w:color="E4DED3"/>
+              <w:bottom w:val="single" w:sz="4" w:space="0" w:color="E4DED3"/>
+              <w:right w:val="single" w:sz="4" w:space="0" w:color="E4DED3"/>
+            </w:tcBorders>
+          </w:tcPr>
+          <w:p>
+            <w:r>
+              <w:rPr>
+                <w:sz w:val="18"/>
+              </w:rPr>
+            </w:r>
+          </w:p>
+        </w:tc>
+        <w:tc>
+          <w:tcPr>
+            <w:tcW w:type="dxa" w:w="3489"/>
+            <w:tcBorders>
+              <w:top w:val="single" w:sz="4" w:space="0" w:color="E4DED3"/>
+              <w:left w:val="single" w:sz="4" w:space="0" w:color="E4DED3"/>
+              <w:bottom w:val="single" w:sz="4" w:space="0" w:color="E4DED3"/>
+              <w:right w:val="single" w:sz="4" w:space="0" w:color="E4DED3"/>
+            </w:tcBorders>
+          </w:tcPr>
+          <w:p>
+            <w:r>
+              <w:rPr>
+                <w:sz w:val="18"/>
+              </w:rPr>
+            </w:r>
+          </w:p>
+        </w:tc>
+      </w:tr>
+      <w:tr>
+        <w:tc>
+          <w:tcPr>
+            <w:tcW w:type="dxa" w:w="3489"/>
+            <w:tcBorders>
+              <w:top w:val="single" w:sz="4" w:space="0" w:color="E4DED3"/>
+              <w:left w:val="single" w:sz="4" w:space="0" w:color="E4DED3"/>
+              <w:bottom w:val="single" w:sz="4" w:space="0" w:color="E4DED3"/>
+              <w:right w:val="single" w:sz="4" w:space="0" w:color="E4DED3"/>
+            </w:tcBorders>
+          </w:tcPr>
+          <w:p>
+            <w:r>
+              <w:rPr>
+                <w:sz w:val="18"/>
+              </w:rPr>
+              <w:t>The person who understands one component is unavailable at integration</w:t>
+            </w:r>
+          </w:p>
+        </w:tc>
+        <w:tc>
+          <w:tcPr>
+            <w:tcW w:type="dxa" w:w="3489"/>
+            <w:tcBorders>
+              <w:top w:val="single" w:sz="4" w:space="0" w:color="E4DED3"/>
+              <w:left w:val="single" w:sz="4" w:space="0" w:color="E4DED3"/>
+              <w:bottom w:val="single" w:sz="4" w:space="0" w:color="E4DED3"/>
+              <w:right w:val="single" w:sz="4" w:space="0" w:color="E4DED3"/>
+            </w:tcBorders>
+          </w:tcPr>
+          <w:p>
+            <w:r>
+              <w:rPr>
+                <w:sz w:val="18"/>
+              </w:rPr>
+            </w:r>
+          </w:p>
+        </w:tc>
+        <w:tc>
+          <w:tcPr>
+            <w:tcW w:type="dxa" w:w="3489"/>
+            <w:tcBorders>
+              <w:top w:val="single" w:sz="4" w:space="0" w:color="E4DED3"/>
+              <w:left w:val="single" w:sz="4" w:space="0" w:color="E4DED3"/>
+              <w:bottom w:val="single" w:sz="4" w:space="0" w:color="E4DED3"/>
+              <w:right w:val="single" w:sz="4" w:space="0" w:color="E4DED3"/>
+            </w:tcBorders>
+          </w:tcPr>
+          <w:p>
+            <w:r>
+              <w:rPr>
+                <w:sz w:val="18"/>
+              </w:rPr>
+            </w:r>
+          </w:p>
+        </w:tc>
+      </w:tr>
+      <w:tr>
+        <w:tc>
+          <w:tcPr>
+            <w:tcW w:type="dxa" w:w="3489"/>
+            <w:tcBorders>
+              <w:top w:val="single" w:sz="4" w:space="0" w:color="E4DED3"/>
+              <w:left w:val="single" w:sz="4" w:space="0" w:color="E4DED3"/>
+              <w:bottom w:val="single" w:sz="4" w:space="0" w:color="E4DED3"/>
+              <w:right w:val="single" w:sz="4" w:space="0" w:color="E4DED3"/>
+            </w:tcBorders>
+          </w:tcPr>
+          <w:p>
+            <w:r>
+              <w:rPr>
+                <w:sz w:val="18"/>
+              </w:rPr>
+              <w:t>The components do not integrate cleanly</w:t>
+            </w:r>
+          </w:p>
+        </w:tc>
+        <w:tc>
+          <w:tcPr>
+            <w:tcW w:type="dxa" w:w="3489"/>
+            <w:tcBorders>
+              <w:top w:val="single" w:sz="4" w:space="0" w:color="E4DED3"/>
+              <w:left w:val="single" w:sz="4" w:space="0" w:color="E4DED3"/>
+              <w:bottom w:val="single" w:sz="4" w:space="0" w:color="E4DED3"/>
+              <w:right w:val="single" w:sz="4" w:space="0" w:color="E4DED3"/>
+            </w:tcBorders>
+          </w:tcPr>
+          <w:p>
+            <w:r>
+              <w:rPr>
+                <w:sz w:val="18"/>
+              </w:rPr>
+            </w:r>
+          </w:p>
+        </w:tc>
+        <w:tc>
+          <w:tcPr>
+            <w:tcW w:type="dxa" w:w="3489"/>
+            <w:tcBorders>
+              <w:top w:val="single" w:sz="4" w:space="0" w:color="E4DED3"/>
+              <w:left w:val="single" w:sz="4" w:space="0" w:color="E4DED3"/>
+              <w:bottom w:val="single" w:sz="4" w:space="0" w:color="E4DED3"/>
+              <w:right w:val="single" w:sz="4" w:space="0" w:color="E4DED3"/>
+            </w:tcBorders>
+          </w:tcPr>
+          <w:p>
+            <w:r>
+              <w:rPr>
+                <w:sz w:val="18"/>
+              </w:rPr>
+            </w:r>
+          </w:p>
+        </w:tc>
+      </w:tr>
+      <w:tr>
+        <w:tc>
+          <w:tcPr>
+            <w:tcW w:type="dxa" w:w="3489"/>
+            <w:tcBorders>
+              <w:top w:val="single" w:sz="4" w:space="0" w:color="E4DED3"/>
+              <w:left w:val="single" w:sz="4" w:space="0" w:color="E4DED3"/>
+              <w:bottom w:val="single" w:sz="4" w:space="0" w:color="E4DED3"/>
+              <w:right w:val="single" w:sz="4" w:space="0" w:color="E4DED3"/>
+            </w:tcBorders>
+          </w:tcPr>
+          <w:p>
+            <w:r>
+              <w:rPr>
+                <w:sz w:val="18"/>
+              </w:rPr>
+            </w:r>
+          </w:p>
+        </w:tc>
+        <w:tc>
+          <w:tcPr>
+            <w:tcW w:type="dxa" w:w="3489"/>
+            <w:tcBorders>
+              <w:top w:val="single" w:sz="4" w:space="0" w:color="E4DED3"/>
+              <w:left w:val="single" w:sz="4" w:space="0" w:color="E4DED3"/>
+              <w:bottom w:val="single" w:sz="4" w:space="0" w:color="E4DED3"/>
+              <w:right w:val="single" w:sz="4" w:space="0" w:color="E4DED3"/>
+            </w:tcBorders>
+          </w:tcPr>
+          <w:p>
+            <w:r>
+              <w:rPr>
+                <w:sz w:val="18"/>
+              </w:rPr>
+            </w:r>
+          </w:p>
+        </w:tc>
+        <w:tc>
+          <w:tcPr>
+            <w:tcW w:type="dxa" w:w="3489"/>
+            <w:tcBorders>
+              <w:top w:val="single" w:sz="4" w:space="0" w:color="E4DED3"/>
+              <w:left w:val="single" w:sz="4" w:space="0" w:color="E4DED3"/>
+              <w:bottom w:val="single" w:sz="4" w:space="0" w:color="E4DED3"/>
+              <w:right w:val="single" w:sz="4" w:space="0" w:color="E4DED3"/>
+            </w:tcBorders>
+          </w:tcPr>
+          <w:p>
+            <w:r>
+              <w:rPr>
+                <w:sz w:val="18"/>
+              </w:rPr>
+            </w:r>
+          </w:p>
+        </w:tc>
+      </w:tr>
+    </w:tbl>
+    <w:p/>
+    <w:p>
+      <w:pPr>
+        <w:spacing w:before="200" w:after="0"/>
+      </w:pPr>
+      <w:r>
+        <w:rPr>
+          <w:b/>
+          <w:color w:val="1F5A5C"/>
+          <w:sz w:val="16"/>
+        </w:rPr>
+        <w:t>TASK 5</w:t>
       </w:r>
     </w:p>
     <w:p>
       <w:pPr>
-        <w:pStyle w:val="Assessortext"/>
+        <w:pStyle w:val="Heading2"/>
       </w:pPr>
       <w:r>
-        <w:t>Lead at least one meeting well. Your led meeting is your primary evidence — communicate the objectives, allocate clearly, facilitate everyone, coach where needed, resolve an issue, and handle conflict constructively.</w:t>
+        <w:rPr>
+          <w:color w:val="1F5A5C"/>
+        </w:rPr>
+        <w:t>Allocate the work</w:t>
       </w:r>
     </w:p>
     <w:p>
       <w:pPr>
-        <w:pStyle w:val="Assessortext"/>
+        <w:spacing w:after="120"/>
       </w:pPr>
       <w:r>
-        <w:t>Implement the approved design — don't redesign it. The design is agreed; your job is to realise it as code, together, and integrate the components cleanly.</w:t>
+        <w:rPr>
+          <w:b w:val="0"/>
+          <w:i w:val="0"/>
+          <w:sz w:val="21"/>
+        </w:rPr>
+        <w:t>With your team: allocate the four components, and give each other real instruction — what the component covers, where it touches someone else's, and what done looks like. Allocate on the basis of what people are good at or want to develop, and record which of those it was.</w:t>
+      </w:r>
+    </w:p>
+    <w:tbl>
+      <w:tblPr>
+        <w:tblW w:type="auto" w:w="0"/>
+        <w:tblLook w:firstColumn="1" w:firstRow="1" w:lastColumn="0" w:lastRow="0" w:noHBand="0" w:noVBand="1" w:val="04A0"/>
+      </w:tblPr>
+      <w:tblGrid>
+        <w:gridCol w:w="2093"/>
+        <w:gridCol w:w="2093"/>
+        <w:gridCol w:w="2093"/>
+        <w:gridCol w:w="2093"/>
+        <w:gridCol w:w="2093"/>
+      </w:tblGrid>
+      <w:tr>
+        <w:tc>
+          <w:tcPr>
+            <w:tcW w:type="dxa" w:w="2093"/>
+            <w:tcBorders>
+              <w:top w:val="single" w:sz="4" w:space="0" w:color="E4DED3"/>
+              <w:left w:val="single" w:sz="4" w:space="0" w:color="E4DED3"/>
+              <w:bottom w:val="single" w:sz="4" w:space="0" w:color="E4DED3"/>
+              <w:right w:val="single" w:sz="4" w:space="0" w:color="E4DED3"/>
+            </w:tcBorders>
+            <w:shd w:val="clear" w:color="auto" w:fill="F8F4ED"/>
+          </w:tcPr>
+          <w:p>
+            <w:r>
+              <w:rPr>
+                <w:b/>
+                <w:sz w:val="18"/>
+              </w:rPr>
+              <w:t>Component</w:t>
+            </w:r>
+          </w:p>
+        </w:tc>
+        <w:tc>
+          <w:tcPr>
+            <w:tcW w:type="dxa" w:w="2093"/>
+            <w:tcBorders>
+              <w:top w:val="single" w:sz="4" w:space="0" w:color="E4DED3"/>
+              <w:left w:val="single" w:sz="4" w:space="0" w:color="E4DED3"/>
+              <w:bottom w:val="single" w:sz="4" w:space="0" w:color="E4DED3"/>
+              <w:right w:val="single" w:sz="4" w:space="0" w:color="E4DED3"/>
+            </w:tcBorders>
+            <w:shd w:val="clear" w:color="auto" w:fill="F8F4ED"/>
+          </w:tcPr>
+          <w:p>
+            <w:r>
+              <w:rPr>
+                <w:b/>
+                <w:sz w:val="18"/>
+              </w:rPr>
+              <w:t>Who</w:t>
+            </w:r>
+          </w:p>
+        </w:tc>
+        <w:tc>
+          <w:tcPr>
+            <w:tcW w:type="dxa" w:w="2093"/>
+            <w:tcBorders>
+              <w:top w:val="single" w:sz="4" w:space="0" w:color="E4DED3"/>
+              <w:left w:val="single" w:sz="4" w:space="0" w:color="E4DED3"/>
+              <w:bottom w:val="single" w:sz="4" w:space="0" w:color="E4DED3"/>
+              <w:right w:val="single" w:sz="4" w:space="0" w:color="E4DED3"/>
+            </w:tcBorders>
+            <w:shd w:val="clear" w:color="auto" w:fill="F8F4ED"/>
+          </w:tcPr>
+          <w:p>
+            <w:r>
+              <w:rPr>
+                <w:b/>
+                <w:sz w:val="18"/>
+              </w:rPr>
+              <w:t>Why them</w:t>
+            </w:r>
+          </w:p>
+        </w:tc>
+        <w:tc>
+          <w:tcPr>
+            <w:tcW w:type="dxa" w:w="2093"/>
+            <w:tcBorders>
+              <w:top w:val="single" w:sz="4" w:space="0" w:color="E4DED3"/>
+              <w:left w:val="single" w:sz="4" w:space="0" w:color="E4DED3"/>
+              <w:bottom w:val="single" w:sz="4" w:space="0" w:color="E4DED3"/>
+              <w:right w:val="single" w:sz="4" w:space="0" w:color="E4DED3"/>
+            </w:tcBorders>
+            <w:shd w:val="clear" w:color="auto" w:fill="F8F4ED"/>
+          </w:tcPr>
+          <w:p>
+            <w:r>
+              <w:rPr>
+                <w:b/>
+                <w:sz w:val="18"/>
+              </w:rPr>
+              <w:t>The instruction they were given</w:t>
+            </w:r>
+          </w:p>
+        </w:tc>
+        <w:tc>
+          <w:tcPr>
+            <w:tcW w:type="dxa" w:w="2093"/>
+            <w:tcBorders>
+              <w:top w:val="single" w:sz="4" w:space="0" w:color="E4DED3"/>
+              <w:left w:val="single" w:sz="4" w:space="0" w:color="E4DED3"/>
+              <w:bottom w:val="single" w:sz="4" w:space="0" w:color="E4DED3"/>
+              <w:right w:val="single" w:sz="4" w:space="0" w:color="E4DED3"/>
+            </w:tcBorders>
+            <w:shd w:val="clear" w:color="auto" w:fill="F8F4ED"/>
+          </w:tcPr>
+          <w:p>
+            <w:r>
+              <w:rPr>
+                <w:b/>
+                <w:sz w:val="18"/>
+              </w:rPr>
+              <w:t>Done looks like</w:t>
+            </w:r>
+          </w:p>
+        </w:tc>
+      </w:tr>
+      <w:tr>
+        <w:tc>
+          <w:tcPr>
+            <w:tcW w:type="dxa" w:w="2093"/>
+            <w:tcBorders>
+              <w:top w:val="single" w:sz="4" w:space="0" w:color="E4DED3"/>
+              <w:left w:val="single" w:sz="4" w:space="0" w:color="E4DED3"/>
+              <w:bottom w:val="single" w:sz="4" w:space="0" w:color="E4DED3"/>
+              <w:right w:val="single" w:sz="4" w:space="0" w:color="E4DED3"/>
+            </w:tcBorders>
+          </w:tcPr>
+          <w:p>
+            <w:r>
+              <w:rPr>
+                <w:sz w:val="18"/>
+              </w:rPr>
+              <w:t>Network</w:t>
+            </w:r>
+          </w:p>
+        </w:tc>
+        <w:tc>
+          <w:tcPr>
+            <w:tcW w:type="dxa" w:w="2093"/>
+            <w:tcBorders>
+              <w:top w:val="single" w:sz="4" w:space="0" w:color="E4DED3"/>
+              <w:left w:val="single" w:sz="4" w:space="0" w:color="E4DED3"/>
+              <w:bottom w:val="single" w:sz="4" w:space="0" w:color="E4DED3"/>
+              <w:right w:val="single" w:sz="4" w:space="0" w:color="E4DED3"/>
+            </w:tcBorders>
+          </w:tcPr>
+          <w:p>
+            <w:r>
+              <w:rPr>
+                <w:sz w:val="18"/>
+              </w:rPr>
+            </w:r>
+          </w:p>
+        </w:tc>
+        <w:tc>
+          <w:tcPr>
+            <w:tcW w:type="dxa" w:w="2093"/>
+            <w:tcBorders>
+              <w:top w:val="single" w:sz="4" w:space="0" w:color="E4DED3"/>
+              <w:left w:val="single" w:sz="4" w:space="0" w:color="E4DED3"/>
+              <w:bottom w:val="single" w:sz="4" w:space="0" w:color="E4DED3"/>
+              <w:right w:val="single" w:sz="4" w:space="0" w:color="E4DED3"/>
+            </w:tcBorders>
+          </w:tcPr>
+          <w:p>
+            <w:r>
+              <w:rPr>
+                <w:sz w:val="18"/>
+              </w:rPr>
+            </w:r>
+          </w:p>
+        </w:tc>
+        <w:tc>
+          <w:tcPr>
+            <w:tcW w:type="dxa" w:w="2093"/>
+            <w:tcBorders>
+              <w:top w:val="single" w:sz="4" w:space="0" w:color="E4DED3"/>
+              <w:left w:val="single" w:sz="4" w:space="0" w:color="E4DED3"/>
+              <w:bottom w:val="single" w:sz="4" w:space="0" w:color="E4DED3"/>
+              <w:right w:val="single" w:sz="4" w:space="0" w:color="E4DED3"/>
+            </w:tcBorders>
+          </w:tcPr>
+          <w:p>
+            <w:r>
+              <w:rPr>
+                <w:sz w:val="18"/>
+              </w:rPr>
+            </w:r>
+          </w:p>
+        </w:tc>
+        <w:tc>
+          <w:tcPr>
+            <w:tcW w:type="dxa" w:w="2093"/>
+            <w:tcBorders>
+              <w:top w:val="single" w:sz="4" w:space="0" w:color="E4DED3"/>
+              <w:left w:val="single" w:sz="4" w:space="0" w:color="E4DED3"/>
+              <w:bottom w:val="single" w:sz="4" w:space="0" w:color="E4DED3"/>
+              <w:right w:val="single" w:sz="4" w:space="0" w:color="E4DED3"/>
+            </w:tcBorders>
+          </w:tcPr>
+          <w:p>
+            <w:r>
+              <w:rPr>
+                <w:sz w:val="18"/>
+              </w:rPr>
+            </w:r>
+          </w:p>
+        </w:tc>
+      </w:tr>
+      <w:tr>
+        <w:tc>
+          <w:tcPr>
+            <w:tcW w:type="dxa" w:w="2093"/>
+            <w:tcBorders>
+              <w:top w:val="single" w:sz="4" w:space="0" w:color="E4DED3"/>
+              <w:left w:val="single" w:sz="4" w:space="0" w:color="E4DED3"/>
+              <w:bottom w:val="single" w:sz="4" w:space="0" w:color="E4DED3"/>
+              <w:right w:val="single" w:sz="4" w:space="0" w:color="E4DED3"/>
+            </w:tcBorders>
+          </w:tcPr>
+          <w:p>
+            <w:r>
+              <w:rPr>
+                <w:sz w:val="18"/>
+              </w:rPr>
+              <w:t>Compute</w:t>
+            </w:r>
+          </w:p>
+        </w:tc>
+        <w:tc>
+          <w:tcPr>
+            <w:tcW w:type="dxa" w:w="2093"/>
+            <w:tcBorders>
+              <w:top w:val="single" w:sz="4" w:space="0" w:color="E4DED3"/>
+              <w:left w:val="single" w:sz="4" w:space="0" w:color="E4DED3"/>
+              <w:bottom w:val="single" w:sz="4" w:space="0" w:color="E4DED3"/>
+              <w:right w:val="single" w:sz="4" w:space="0" w:color="E4DED3"/>
+            </w:tcBorders>
+          </w:tcPr>
+          <w:p>
+            <w:r>
+              <w:rPr>
+                <w:sz w:val="18"/>
+              </w:rPr>
+            </w:r>
+          </w:p>
+        </w:tc>
+        <w:tc>
+          <w:tcPr>
+            <w:tcW w:type="dxa" w:w="2093"/>
+            <w:tcBorders>
+              <w:top w:val="single" w:sz="4" w:space="0" w:color="E4DED3"/>
+              <w:left w:val="single" w:sz="4" w:space="0" w:color="E4DED3"/>
+              <w:bottom w:val="single" w:sz="4" w:space="0" w:color="E4DED3"/>
+              <w:right w:val="single" w:sz="4" w:space="0" w:color="E4DED3"/>
+            </w:tcBorders>
+          </w:tcPr>
+          <w:p>
+            <w:r>
+              <w:rPr>
+                <w:sz w:val="18"/>
+              </w:rPr>
+            </w:r>
+          </w:p>
+        </w:tc>
+        <w:tc>
+          <w:tcPr>
+            <w:tcW w:type="dxa" w:w="2093"/>
+            <w:tcBorders>
+              <w:top w:val="single" w:sz="4" w:space="0" w:color="E4DED3"/>
+              <w:left w:val="single" w:sz="4" w:space="0" w:color="E4DED3"/>
+              <w:bottom w:val="single" w:sz="4" w:space="0" w:color="E4DED3"/>
+              <w:right w:val="single" w:sz="4" w:space="0" w:color="E4DED3"/>
+            </w:tcBorders>
+          </w:tcPr>
+          <w:p>
+            <w:r>
+              <w:rPr>
+                <w:sz w:val="18"/>
+              </w:rPr>
+            </w:r>
+          </w:p>
+        </w:tc>
+        <w:tc>
+          <w:tcPr>
+            <w:tcW w:type="dxa" w:w="2093"/>
+            <w:tcBorders>
+              <w:top w:val="single" w:sz="4" w:space="0" w:color="E4DED3"/>
+              <w:left w:val="single" w:sz="4" w:space="0" w:color="E4DED3"/>
+              <w:bottom w:val="single" w:sz="4" w:space="0" w:color="E4DED3"/>
+              <w:right w:val="single" w:sz="4" w:space="0" w:color="E4DED3"/>
+            </w:tcBorders>
+          </w:tcPr>
+          <w:p>
+            <w:r>
+              <w:rPr>
+                <w:sz w:val="18"/>
+              </w:rPr>
+            </w:r>
+          </w:p>
+        </w:tc>
+      </w:tr>
+      <w:tr>
+        <w:tc>
+          <w:tcPr>
+            <w:tcW w:type="dxa" w:w="2093"/>
+            <w:tcBorders>
+              <w:top w:val="single" w:sz="4" w:space="0" w:color="E4DED3"/>
+              <w:left w:val="single" w:sz="4" w:space="0" w:color="E4DED3"/>
+              <w:bottom w:val="single" w:sz="4" w:space="0" w:color="E4DED3"/>
+              <w:right w:val="single" w:sz="4" w:space="0" w:color="E4DED3"/>
+            </w:tcBorders>
+          </w:tcPr>
+          <w:p>
+            <w:r>
+              <w:rPr>
+                <w:sz w:val="18"/>
+              </w:rPr>
+              <w:t>Database</w:t>
+            </w:r>
+          </w:p>
+        </w:tc>
+        <w:tc>
+          <w:tcPr>
+            <w:tcW w:type="dxa" w:w="2093"/>
+            <w:tcBorders>
+              <w:top w:val="single" w:sz="4" w:space="0" w:color="E4DED3"/>
+              <w:left w:val="single" w:sz="4" w:space="0" w:color="E4DED3"/>
+              <w:bottom w:val="single" w:sz="4" w:space="0" w:color="E4DED3"/>
+              <w:right w:val="single" w:sz="4" w:space="0" w:color="E4DED3"/>
+            </w:tcBorders>
+          </w:tcPr>
+          <w:p>
+            <w:r>
+              <w:rPr>
+                <w:sz w:val="18"/>
+              </w:rPr>
+            </w:r>
+          </w:p>
+        </w:tc>
+        <w:tc>
+          <w:tcPr>
+            <w:tcW w:type="dxa" w:w="2093"/>
+            <w:tcBorders>
+              <w:top w:val="single" w:sz="4" w:space="0" w:color="E4DED3"/>
+              <w:left w:val="single" w:sz="4" w:space="0" w:color="E4DED3"/>
+              <w:bottom w:val="single" w:sz="4" w:space="0" w:color="E4DED3"/>
+              <w:right w:val="single" w:sz="4" w:space="0" w:color="E4DED3"/>
+            </w:tcBorders>
+          </w:tcPr>
+          <w:p>
+            <w:r>
+              <w:rPr>
+                <w:sz w:val="18"/>
+              </w:rPr>
+            </w:r>
+          </w:p>
+        </w:tc>
+        <w:tc>
+          <w:tcPr>
+            <w:tcW w:type="dxa" w:w="2093"/>
+            <w:tcBorders>
+              <w:top w:val="single" w:sz="4" w:space="0" w:color="E4DED3"/>
+              <w:left w:val="single" w:sz="4" w:space="0" w:color="E4DED3"/>
+              <w:bottom w:val="single" w:sz="4" w:space="0" w:color="E4DED3"/>
+              <w:right w:val="single" w:sz="4" w:space="0" w:color="E4DED3"/>
+            </w:tcBorders>
+          </w:tcPr>
+          <w:p>
+            <w:r>
+              <w:rPr>
+                <w:sz w:val="18"/>
+              </w:rPr>
+            </w:r>
+          </w:p>
+        </w:tc>
+        <w:tc>
+          <w:tcPr>
+            <w:tcW w:type="dxa" w:w="2093"/>
+            <w:tcBorders>
+              <w:top w:val="single" w:sz="4" w:space="0" w:color="E4DED3"/>
+              <w:left w:val="single" w:sz="4" w:space="0" w:color="E4DED3"/>
+              <w:bottom w:val="single" w:sz="4" w:space="0" w:color="E4DED3"/>
+              <w:right w:val="single" w:sz="4" w:space="0" w:color="E4DED3"/>
+            </w:tcBorders>
+          </w:tcPr>
+          <w:p>
+            <w:r>
+              <w:rPr>
+                <w:sz w:val="18"/>
+              </w:rPr>
+            </w:r>
+          </w:p>
+        </w:tc>
+      </w:tr>
+      <w:tr>
+        <w:tc>
+          <w:tcPr>
+            <w:tcW w:type="dxa" w:w="2093"/>
+            <w:tcBorders>
+              <w:top w:val="single" w:sz="4" w:space="0" w:color="E4DED3"/>
+              <w:left w:val="single" w:sz="4" w:space="0" w:color="E4DED3"/>
+              <w:bottom w:val="single" w:sz="4" w:space="0" w:color="E4DED3"/>
+              <w:right w:val="single" w:sz="4" w:space="0" w:color="E4DED3"/>
+            </w:tcBorders>
+          </w:tcPr>
+          <w:p>
+            <w:r>
+              <w:rPr>
+                <w:sz w:val="18"/>
+              </w:rPr>
+              <w:t>Storage</w:t>
+            </w:r>
+          </w:p>
+        </w:tc>
+        <w:tc>
+          <w:tcPr>
+            <w:tcW w:type="dxa" w:w="2093"/>
+            <w:tcBorders>
+              <w:top w:val="single" w:sz="4" w:space="0" w:color="E4DED3"/>
+              <w:left w:val="single" w:sz="4" w:space="0" w:color="E4DED3"/>
+              <w:bottom w:val="single" w:sz="4" w:space="0" w:color="E4DED3"/>
+              <w:right w:val="single" w:sz="4" w:space="0" w:color="E4DED3"/>
+            </w:tcBorders>
+          </w:tcPr>
+          <w:p>
+            <w:r>
+              <w:rPr>
+                <w:sz w:val="18"/>
+              </w:rPr>
+            </w:r>
+          </w:p>
+        </w:tc>
+        <w:tc>
+          <w:tcPr>
+            <w:tcW w:type="dxa" w:w="2093"/>
+            <w:tcBorders>
+              <w:top w:val="single" w:sz="4" w:space="0" w:color="E4DED3"/>
+              <w:left w:val="single" w:sz="4" w:space="0" w:color="E4DED3"/>
+              <w:bottom w:val="single" w:sz="4" w:space="0" w:color="E4DED3"/>
+              <w:right w:val="single" w:sz="4" w:space="0" w:color="E4DED3"/>
+            </w:tcBorders>
+          </w:tcPr>
+          <w:p>
+            <w:r>
+              <w:rPr>
+                <w:sz w:val="18"/>
+              </w:rPr>
+            </w:r>
+          </w:p>
+        </w:tc>
+        <w:tc>
+          <w:tcPr>
+            <w:tcW w:type="dxa" w:w="2093"/>
+            <w:tcBorders>
+              <w:top w:val="single" w:sz="4" w:space="0" w:color="E4DED3"/>
+              <w:left w:val="single" w:sz="4" w:space="0" w:color="E4DED3"/>
+              <w:bottom w:val="single" w:sz="4" w:space="0" w:color="E4DED3"/>
+              <w:right w:val="single" w:sz="4" w:space="0" w:color="E4DED3"/>
+            </w:tcBorders>
+          </w:tcPr>
+          <w:p>
+            <w:r>
+              <w:rPr>
+                <w:sz w:val="18"/>
+              </w:rPr>
+            </w:r>
+          </w:p>
+        </w:tc>
+        <w:tc>
+          <w:tcPr>
+            <w:tcW w:type="dxa" w:w="2093"/>
+            <w:tcBorders>
+              <w:top w:val="single" w:sz="4" w:space="0" w:color="E4DED3"/>
+              <w:left w:val="single" w:sz="4" w:space="0" w:color="E4DED3"/>
+              <w:bottom w:val="single" w:sz="4" w:space="0" w:color="E4DED3"/>
+              <w:right w:val="single" w:sz="4" w:space="0" w:color="E4DED3"/>
+            </w:tcBorders>
+          </w:tcPr>
+          <w:p>
+            <w:r>
+              <w:rPr>
+                <w:sz w:val="18"/>
+              </w:rPr>
+            </w:r>
+          </w:p>
+        </w:tc>
+      </w:tr>
+      <w:tr>
+        <w:tc>
+          <w:tcPr>
+            <w:tcW w:type="dxa" w:w="2093"/>
+            <w:tcBorders>
+              <w:top w:val="single" w:sz="4" w:space="0" w:color="E4DED3"/>
+              <w:left w:val="single" w:sz="4" w:space="0" w:color="E4DED3"/>
+              <w:bottom w:val="single" w:sz="4" w:space="0" w:color="E4DED3"/>
+              <w:right w:val="single" w:sz="4" w:space="0" w:color="E4DED3"/>
+            </w:tcBorders>
+          </w:tcPr>
+          <w:p>
+            <w:r>
+              <w:rPr>
+                <w:sz w:val="18"/>
+              </w:rPr>
+              <w:t>Integration — who owns it</w:t>
+            </w:r>
+          </w:p>
+        </w:tc>
+        <w:tc>
+          <w:tcPr>
+            <w:tcW w:type="dxa" w:w="2093"/>
+            <w:tcBorders>
+              <w:top w:val="single" w:sz="4" w:space="0" w:color="E4DED3"/>
+              <w:left w:val="single" w:sz="4" w:space="0" w:color="E4DED3"/>
+              <w:bottom w:val="single" w:sz="4" w:space="0" w:color="E4DED3"/>
+              <w:right w:val="single" w:sz="4" w:space="0" w:color="E4DED3"/>
+            </w:tcBorders>
+          </w:tcPr>
+          <w:p>
+            <w:r>
+              <w:rPr>
+                <w:sz w:val="18"/>
+              </w:rPr>
+            </w:r>
+          </w:p>
+        </w:tc>
+        <w:tc>
+          <w:tcPr>
+            <w:tcW w:type="dxa" w:w="2093"/>
+            <w:tcBorders>
+              <w:top w:val="single" w:sz="4" w:space="0" w:color="E4DED3"/>
+              <w:left w:val="single" w:sz="4" w:space="0" w:color="E4DED3"/>
+              <w:bottom w:val="single" w:sz="4" w:space="0" w:color="E4DED3"/>
+              <w:right w:val="single" w:sz="4" w:space="0" w:color="E4DED3"/>
+            </w:tcBorders>
+          </w:tcPr>
+          <w:p>
+            <w:r>
+              <w:rPr>
+                <w:sz w:val="18"/>
+              </w:rPr>
+            </w:r>
+          </w:p>
+        </w:tc>
+        <w:tc>
+          <w:tcPr>
+            <w:tcW w:type="dxa" w:w="2093"/>
+            <w:tcBorders>
+              <w:top w:val="single" w:sz="4" w:space="0" w:color="E4DED3"/>
+              <w:left w:val="single" w:sz="4" w:space="0" w:color="E4DED3"/>
+              <w:bottom w:val="single" w:sz="4" w:space="0" w:color="E4DED3"/>
+              <w:right w:val="single" w:sz="4" w:space="0" w:color="E4DED3"/>
+            </w:tcBorders>
+          </w:tcPr>
+          <w:p>
+            <w:r>
+              <w:rPr>
+                <w:sz w:val="18"/>
+              </w:rPr>
+            </w:r>
+          </w:p>
+        </w:tc>
+        <w:tc>
+          <w:tcPr>
+            <w:tcW w:type="dxa" w:w="2093"/>
+            <w:tcBorders>
+              <w:top w:val="single" w:sz="4" w:space="0" w:color="E4DED3"/>
+              <w:left w:val="single" w:sz="4" w:space="0" w:color="E4DED3"/>
+              <w:bottom w:val="single" w:sz="4" w:space="0" w:color="E4DED3"/>
+              <w:right w:val="single" w:sz="4" w:space="0" w:color="E4DED3"/>
+            </w:tcBorders>
+          </w:tcPr>
+          <w:p>
+            <w:r>
+              <w:rPr>
+                <w:sz w:val="18"/>
+              </w:rPr>
+            </w:r>
+          </w:p>
+        </w:tc>
+      </w:tr>
+    </w:tbl>
+    <w:p/>
+    <w:p>
+      <w:pPr>
+        <w:spacing w:before="200" w:after="0"/>
+      </w:pPr>
+      <w:r>
+        <w:rPr>
+          <w:b/>
+          <w:color w:val="1F5A5C"/>
+          <w:sz w:val="16"/>
+        </w:rPr>
+        <w:t>TASK 6</w:t>
       </w:r>
     </w:p>
     <w:p>
       <w:pPr>
-        <w:pStyle w:val="Assessortext"/>
+        <w:pStyle w:val="Heading2"/>
       </w:pPr>
       <w:r>
-        <w:t>Write to your own experience. The reflection, performance review and Knowledge Evidence are about your own team and your own leadership — answer in your own words.</w:t>
+        <w:rPr>
+          <w:color w:val="1F5A5C"/>
+        </w:rPr>
+        <w:t>Agree how you will work with people outside the team</w:t>
       </w:r>
     </w:p>
     <w:p>
       <w:pPr>
+        <w:spacing w:after="120"/>
+      </w:pPr>
+      <w:r>
+        <w:rPr>
+          <w:b w:val="0"/>
+          <w:i w:val="0"/>
+          <w:sz w:val="21"/>
+        </w:rPr>
+        <w:t>With your team: identify who outside the team you will need, and what for. That includes your assessor and anyone else whose input you depend on. Note where another team or another person could help you — a team that only ever talks to itself misses things.</w:t>
+      </w:r>
+    </w:p>
+    <w:tbl>
+      <w:tblPr>
+        <w:tblW w:type="auto" w:w="0"/>
+        <w:tblLook w:firstColumn="1" w:firstRow="1" w:lastColumn="0" w:lastRow="0" w:noHBand="0" w:noVBand="1" w:val="04A0"/>
+      </w:tblPr>
+      <w:tblGrid>
+        <w:gridCol w:w="3489"/>
+        <w:gridCol w:w="3489"/>
+        <w:gridCol w:w="3489"/>
+      </w:tblGrid>
+      <w:tr>
+        <w:tc>
+          <w:tcPr>
+            <w:tcW w:type="dxa" w:w="3489"/>
+            <w:tcBorders>
+              <w:top w:val="single" w:sz="4" w:space="0" w:color="E4DED3"/>
+              <w:left w:val="single" w:sz="4" w:space="0" w:color="E4DED3"/>
+              <w:bottom w:val="single" w:sz="4" w:space="0" w:color="E4DED3"/>
+              <w:right w:val="single" w:sz="4" w:space="0" w:color="E4DED3"/>
+            </w:tcBorders>
+            <w:shd w:val="clear" w:color="auto" w:fill="F8F4ED"/>
+          </w:tcPr>
+          <w:p>
+            <w:r>
+              <w:rPr>
+                <w:b/>
+                <w:sz w:val="18"/>
+              </w:rPr>
+              <w:t>Who</w:t>
+            </w:r>
+          </w:p>
+        </w:tc>
+        <w:tc>
+          <w:tcPr>
+            <w:tcW w:type="dxa" w:w="3489"/>
+            <w:tcBorders>
+              <w:top w:val="single" w:sz="4" w:space="0" w:color="E4DED3"/>
+              <w:left w:val="single" w:sz="4" w:space="0" w:color="E4DED3"/>
+              <w:bottom w:val="single" w:sz="4" w:space="0" w:color="E4DED3"/>
+              <w:right w:val="single" w:sz="4" w:space="0" w:color="E4DED3"/>
+            </w:tcBorders>
+            <w:shd w:val="clear" w:color="auto" w:fill="F8F4ED"/>
+          </w:tcPr>
+          <w:p>
+            <w:r>
+              <w:rPr>
+                <w:b/>
+                <w:sz w:val="18"/>
+              </w:rPr>
+              <w:t>What we need from them</w:t>
+            </w:r>
+          </w:p>
+        </w:tc>
+        <w:tc>
+          <w:tcPr>
+            <w:tcW w:type="dxa" w:w="3489"/>
+            <w:tcBorders>
+              <w:top w:val="single" w:sz="4" w:space="0" w:color="E4DED3"/>
+              <w:left w:val="single" w:sz="4" w:space="0" w:color="E4DED3"/>
+              <w:bottom w:val="single" w:sz="4" w:space="0" w:color="E4DED3"/>
+              <w:right w:val="single" w:sz="4" w:space="0" w:color="E4DED3"/>
+            </w:tcBorders>
+            <w:shd w:val="clear" w:color="auto" w:fill="F8F4ED"/>
+          </w:tcPr>
+          <w:p>
+            <w:r>
+              <w:rPr>
+                <w:b/>
+                <w:sz w:val="18"/>
+              </w:rPr>
+              <w:t>How we will communicate our objectives to them</w:t>
+            </w:r>
+          </w:p>
+        </w:tc>
+      </w:tr>
+      <w:tr>
+        <w:tc>
+          <w:tcPr>
+            <w:tcW w:type="dxa" w:w="3489"/>
+            <w:tcBorders>
+              <w:top w:val="single" w:sz="4" w:space="0" w:color="E4DED3"/>
+              <w:left w:val="single" w:sz="4" w:space="0" w:color="E4DED3"/>
+              <w:bottom w:val="single" w:sz="4" w:space="0" w:color="E4DED3"/>
+              <w:right w:val="single" w:sz="4" w:space="0" w:color="E4DED3"/>
+            </w:tcBorders>
+          </w:tcPr>
+          <w:p>
+            <w:r>
+              <w:rPr>
+                <w:sz w:val="18"/>
+              </w:rPr>
+            </w:r>
+          </w:p>
+        </w:tc>
+        <w:tc>
+          <w:tcPr>
+            <w:tcW w:type="dxa" w:w="3489"/>
+            <w:tcBorders>
+              <w:top w:val="single" w:sz="4" w:space="0" w:color="E4DED3"/>
+              <w:left w:val="single" w:sz="4" w:space="0" w:color="E4DED3"/>
+              <w:bottom w:val="single" w:sz="4" w:space="0" w:color="E4DED3"/>
+              <w:right w:val="single" w:sz="4" w:space="0" w:color="E4DED3"/>
+            </w:tcBorders>
+          </w:tcPr>
+          <w:p>
+            <w:r>
+              <w:rPr>
+                <w:sz w:val="18"/>
+              </w:rPr>
+            </w:r>
+          </w:p>
+        </w:tc>
+        <w:tc>
+          <w:tcPr>
+            <w:tcW w:type="dxa" w:w="3489"/>
+            <w:tcBorders>
+              <w:top w:val="single" w:sz="4" w:space="0" w:color="E4DED3"/>
+              <w:left w:val="single" w:sz="4" w:space="0" w:color="E4DED3"/>
+              <w:bottom w:val="single" w:sz="4" w:space="0" w:color="E4DED3"/>
+              <w:right w:val="single" w:sz="4" w:space="0" w:color="E4DED3"/>
+            </w:tcBorders>
+          </w:tcPr>
+          <w:p>
+            <w:r>
+              <w:rPr>
+                <w:sz w:val="18"/>
+              </w:rPr>
+            </w:r>
+          </w:p>
+        </w:tc>
+      </w:tr>
+      <w:tr>
+        <w:tc>
+          <w:tcPr>
+            <w:tcW w:type="dxa" w:w="3489"/>
+            <w:tcBorders>
+              <w:top w:val="single" w:sz="4" w:space="0" w:color="E4DED3"/>
+              <w:left w:val="single" w:sz="4" w:space="0" w:color="E4DED3"/>
+              <w:bottom w:val="single" w:sz="4" w:space="0" w:color="E4DED3"/>
+              <w:right w:val="single" w:sz="4" w:space="0" w:color="E4DED3"/>
+            </w:tcBorders>
+          </w:tcPr>
+          <w:p>
+            <w:r>
+              <w:rPr>
+                <w:sz w:val="18"/>
+              </w:rPr>
+            </w:r>
+          </w:p>
+        </w:tc>
+        <w:tc>
+          <w:tcPr>
+            <w:tcW w:type="dxa" w:w="3489"/>
+            <w:tcBorders>
+              <w:top w:val="single" w:sz="4" w:space="0" w:color="E4DED3"/>
+              <w:left w:val="single" w:sz="4" w:space="0" w:color="E4DED3"/>
+              <w:bottom w:val="single" w:sz="4" w:space="0" w:color="E4DED3"/>
+              <w:right w:val="single" w:sz="4" w:space="0" w:color="E4DED3"/>
+            </w:tcBorders>
+          </w:tcPr>
+          <w:p>
+            <w:r>
+              <w:rPr>
+                <w:sz w:val="18"/>
+              </w:rPr>
+            </w:r>
+          </w:p>
+        </w:tc>
+        <w:tc>
+          <w:tcPr>
+            <w:tcW w:type="dxa" w:w="3489"/>
+            <w:tcBorders>
+              <w:top w:val="single" w:sz="4" w:space="0" w:color="E4DED3"/>
+              <w:left w:val="single" w:sz="4" w:space="0" w:color="E4DED3"/>
+              <w:bottom w:val="single" w:sz="4" w:space="0" w:color="E4DED3"/>
+              <w:right w:val="single" w:sz="4" w:space="0" w:color="E4DED3"/>
+            </w:tcBorders>
+          </w:tcPr>
+          <w:p>
+            <w:r>
+              <w:rPr>
+                <w:sz w:val="18"/>
+              </w:rPr>
+            </w:r>
+          </w:p>
+        </w:tc>
+      </w:tr>
+      <w:tr>
+        <w:tc>
+          <w:tcPr>
+            <w:tcW w:type="dxa" w:w="3489"/>
+            <w:tcBorders>
+              <w:top w:val="single" w:sz="4" w:space="0" w:color="E4DED3"/>
+              <w:left w:val="single" w:sz="4" w:space="0" w:color="E4DED3"/>
+              <w:bottom w:val="single" w:sz="4" w:space="0" w:color="E4DED3"/>
+              <w:right w:val="single" w:sz="4" w:space="0" w:color="E4DED3"/>
+            </w:tcBorders>
+          </w:tcPr>
+          <w:p>
+            <w:r>
+              <w:rPr>
+                <w:sz w:val="18"/>
+              </w:rPr>
+            </w:r>
+          </w:p>
+        </w:tc>
+        <w:tc>
+          <w:tcPr>
+            <w:tcW w:type="dxa" w:w="3489"/>
+            <w:tcBorders>
+              <w:top w:val="single" w:sz="4" w:space="0" w:color="E4DED3"/>
+              <w:left w:val="single" w:sz="4" w:space="0" w:color="E4DED3"/>
+              <w:bottom w:val="single" w:sz="4" w:space="0" w:color="E4DED3"/>
+              <w:right w:val="single" w:sz="4" w:space="0" w:color="E4DED3"/>
+            </w:tcBorders>
+          </w:tcPr>
+          <w:p>
+            <w:r>
+              <w:rPr>
+                <w:sz w:val="18"/>
+              </w:rPr>
+            </w:r>
+          </w:p>
+        </w:tc>
+        <w:tc>
+          <w:tcPr>
+            <w:tcW w:type="dxa" w:w="3489"/>
+            <w:tcBorders>
+              <w:top w:val="single" w:sz="4" w:space="0" w:color="E4DED3"/>
+              <w:left w:val="single" w:sz="4" w:space="0" w:color="E4DED3"/>
+              <w:bottom w:val="single" w:sz="4" w:space="0" w:color="E4DED3"/>
+              <w:right w:val="single" w:sz="4" w:space="0" w:color="E4DED3"/>
+            </w:tcBorders>
+          </w:tcPr>
+          <w:p>
+            <w:r>
+              <w:rPr>
+                <w:sz w:val="18"/>
+              </w:rPr>
+            </w:r>
+          </w:p>
+        </w:tc>
+      </w:tr>
+      <w:tr>
+        <w:tc>
+          <w:tcPr>
+            <w:tcW w:type="dxa" w:w="3489"/>
+            <w:tcBorders>
+              <w:top w:val="single" w:sz="4" w:space="0" w:color="E4DED3"/>
+              <w:left w:val="single" w:sz="4" w:space="0" w:color="E4DED3"/>
+              <w:bottom w:val="single" w:sz="4" w:space="0" w:color="E4DED3"/>
+              <w:right w:val="single" w:sz="4" w:space="0" w:color="E4DED3"/>
+            </w:tcBorders>
+          </w:tcPr>
+          <w:p>
+            <w:r>
+              <w:rPr>
+                <w:sz w:val="18"/>
+              </w:rPr>
+            </w:r>
+          </w:p>
+        </w:tc>
+        <w:tc>
+          <w:tcPr>
+            <w:tcW w:type="dxa" w:w="3489"/>
+            <w:tcBorders>
+              <w:top w:val="single" w:sz="4" w:space="0" w:color="E4DED3"/>
+              <w:left w:val="single" w:sz="4" w:space="0" w:color="E4DED3"/>
+              <w:bottom w:val="single" w:sz="4" w:space="0" w:color="E4DED3"/>
+              <w:right w:val="single" w:sz="4" w:space="0" w:color="E4DED3"/>
+            </w:tcBorders>
+          </w:tcPr>
+          <w:p>
+            <w:r>
+              <w:rPr>
+                <w:sz w:val="18"/>
+              </w:rPr>
+            </w:r>
+          </w:p>
+        </w:tc>
+        <w:tc>
+          <w:tcPr>
+            <w:tcW w:type="dxa" w:w="3489"/>
+            <w:tcBorders>
+              <w:top w:val="single" w:sz="4" w:space="0" w:color="E4DED3"/>
+              <w:left w:val="single" w:sz="4" w:space="0" w:color="E4DED3"/>
+              <w:bottom w:val="single" w:sz="4" w:space="0" w:color="E4DED3"/>
+              <w:right w:val="single" w:sz="4" w:space="0" w:color="E4DED3"/>
+            </w:tcBorders>
+          </w:tcPr>
+          <w:p>
+            <w:r>
+              <w:rPr>
+                <w:sz w:val="18"/>
+              </w:rPr>
+            </w:r>
+          </w:p>
+        </w:tc>
+      </w:tr>
+      <w:tr>
+        <w:tc>
+          <w:tcPr>
+            <w:tcW w:type="dxa" w:w="3489"/>
+            <w:tcBorders>
+              <w:top w:val="single" w:sz="4" w:space="0" w:color="E4DED3"/>
+              <w:left w:val="single" w:sz="4" w:space="0" w:color="E4DED3"/>
+              <w:bottom w:val="single" w:sz="4" w:space="0" w:color="E4DED3"/>
+              <w:right w:val="single" w:sz="4" w:space="0" w:color="E4DED3"/>
+            </w:tcBorders>
+          </w:tcPr>
+          <w:p>
+            <w:r>
+              <w:rPr>
+                <w:sz w:val="18"/>
+              </w:rPr>
+            </w:r>
+          </w:p>
+        </w:tc>
+        <w:tc>
+          <w:tcPr>
+            <w:tcW w:type="dxa" w:w="3489"/>
+            <w:tcBorders>
+              <w:top w:val="single" w:sz="4" w:space="0" w:color="E4DED3"/>
+              <w:left w:val="single" w:sz="4" w:space="0" w:color="E4DED3"/>
+              <w:bottom w:val="single" w:sz="4" w:space="0" w:color="E4DED3"/>
+              <w:right w:val="single" w:sz="4" w:space="0" w:color="E4DED3"/>
+            </w:tcBorders>
+          </w:tcPr>
+          <w:p>
+            <w:r>
+              <w:rPr>
+                <w:sz w:val="18"/>
+              </w:rPr>
+            </w:r>
+          </w:p>
+        </w:tc>
+        <w:tc>
+          <w:tcPr>
+            <w:tcW w:type="dxa" w:w="3489"/>
+            <w:tcBorders>
+              <w:top w:val="single" w:sz="4" w:space="0" w:color="E4DED3"/>
+              <w:left w:val="single" w:sz="4" w:space="0" w:color="E4DED3"/>
+              <w:bottom w:val="single" w:sz="4" w:space="0" w:color="E4DED3"/>
+              <w:right w:val="single" w:sz="4" w:space="0" w:color="E4DED3"/>
+            </w:tcBorders>
+          </w:tcPr>
+          <w:p>
+            <w:r>
+              <w:rPr>
+                <w:sz w:val="18"/>
+              </w:rPr>
+            </w:r>
+          </w:p>
+        </w:tc>
+      </w:tr>
+    </w:tbl>
+    <w:p/>
+    <w:p>
+      <w:pPr>
         <w:pStyle w:val="Heading1"/>
       </w:pPr>
       <w:r>
-        <w:t>What your led meeting is assessed on</w:t>
+        <w:t>Part B — The build</w:t>
       </w:r>
     </w:p>
     <w:p>
       <w:pPr>
-        <w:pStyle w:val="Assessortext"/>
+        <w:spacing w:after="200"/>
       </w:pPr>
       <w:r>
-        <w:t>When you chair a working meeting, your assessor records whether you demonstrate each of the following:</w:t>
+        <w:rPr>
+          <w:b w:val="0"/>
+          <w:i/>
+          <w:color w:val="6B6660"/>
+          <w:sz w:val="19"/>
+        </w:rPr>
+        <w:t>The build is submitted as itself. These two tasks record where your work is and what you contributed — they do not ask you to copy your code in here.</w:t>
       </w:r>
     </w:p>
     <w:p>
       <w:pPr>
-        <w:pStyle w:val="Assessortext"/>
+        <w:spacing w:before="200" w:after="0"/>
       </w:pPr>
       <w:r>
-        <w:t>• Communicated the team's common objectives and the meeting's purpose.</w:t>
+        <w:rPr>
+          <w:b/>
+          <w:color w:val="1F5A5C"/>
+          <w:sz w:val="16"/>
+        </w:rPr>
+        <w:t>TASK 7</w:t>
       </w:r>
     </w:p>
     <w:p>
       <w:pPr>
-        <w:pStyle w:val="Assessortext"/>
+        <w:pStyle w:val="Heading2"/>
       </w:pPr>
       <w:r>
-        <w:t>• Allocated / confirmed tasks and gave appropriate instruction.</w:t>
+        <w:rPr>
+          <w:color w:val="1F5A5C"/>
+        </w:rPr>
+        <w:t>Do your allocated work, and record where it is</w:t>
       </w:r>
     </w:p>
     <w:p>
       <w:pPr>
-        <w:pStyle w:val="Assessortext"/>
+        <w:spacing w:after="120"/>
       </w:pPr>
       <w:r>
-        <w:t>• Facilitated open, respectful collaboration between members (including diverse perspectives).</w:t>
+        <w:rPr>
+          <w:b w:val="0"/>
+          <w:i w:val="0"/>
+          <w:sz w:val="21"/>
+        </w:rPr>
+        <w:t>Build your component of the approved design, and keep your work where the team can see it. Your code is submitted as itself, not copied into this worksheet — record here where it lives and what part of it is yours. If you are not sure what form your team should keep the work in, agree it with your team and ask your assessor.</w:t>
+      </w:r>
+    </w:p>
+    <w:tbl>
+      <w:tblPr>
+        <w:tblW w:type="auto" w:w="0"/>
+        <w:tblLook w:firstColumn="1" w:firstRow="1" w:lastColumn="0" w:lastRow="0" w:noHBand="0" w:noVBand="1" w:val="04A0"/>
+      </w:tblPr>
+      <w:tblGrid>
+        <w:gridCol w:w="5233"/>
+        <w:gridCol w:w="5233"/>
+      </w:tblGrid>
+      <w:tr>
+        <w:tc>
+          <w:tcPr>
+            <w:tcW w:type="dxa" w:w="5233"/>
+            <w:tcBorders>
+              <w:top w:val="single" w:sz="4" w:space="0" w:color="E4DED3"/>
+              <w:left w:val="single" w:sz="4" w:space="0" w:color="E4DED3"/>
+              <w:bottom w:val="single" w:sz="4" w:space="0" w:color="E4DED3"/>
+              <w:right w:val="single" w:sz="4" w:space="0" w:color="E4DED3"/>
+            </w:tcBorders>
+            <w:shd w:val="clear" w:color="auto" w:fill="F8F4ED"/>
+          </w:tcPr>
+          <w:p>
+            <w:r>
+              <w:rPr>
+                <w:b/>
+                <w:sz w:val="18"/>
+              </w:rPr>
+            </w:r>
+          </w:p>
+        </w:tc>
+        <w:tc>
+          <w:tcPr>
+            <w:tcW w:type="dxa" w:w="5233"/>
+            <w:tcBorders>
+              <w:top w:val="single" w:sz="4" w:space="0" w:color="E4DED3"/>
+              <w:left w:val="single" w:sz="4" w:space="0" w:color="E4DED3"/>
+              <w:bottom w:val="single" w:sz="4" w:space="0" w:color="E4DED3"/>
+              <w:right w:val="single" w:sz="4" w:space="0" w:color="E4DED3"/>
+            </w:tcBorders>
+            <w:shd w:val="clear" w:color="auto" w:fill="F8F4ED"/>
+          </w:tcPr>
+          <w:p>
+            <w:r>
+              <w:rPr>
+                <w:b/>
+                <w:sz w:val="18"/>
+              </w:rPr>
+              <w:t>Your entry</w:t>
+            </w:r>
+          </w:p>
+        </w:tc>
+      </w:tr>
+      <w:tr>
+        <w:tc>
+          <w:tcPr>
+            <w:tcW w:type="dxa" w:w="5233"/>
+            <w:tcBorders>
+              <w:top w:val="single" w:sz="4" w:space="0" w:color="E4DED3"/>
+              <w:left w:val="single" w:sz="4" w:space="0" w:color="E4DED3"/>
+              <w:bottom w:val="single" w:sz="4" w:space="0" w:color="E4DED3"/>
+              <w:right w:val="single" w:sz="4" w:space="0" w:color="E4DED3"/>
+            </w:tcBorders>
+          </w:tcPr>
+          <w:p>
+            <w:r>
+              <w:rPr>
+                <w:sz w:val="18"/>
+              </w:rPr>
+              <w:t>My allocated component</w:t>
+            </w:r>
+          </w:p>
+        </w:tc>
+        <w:tc>
+          <w:tcPr>
+            <w:tcW w:type="dxa" w:w="5233"/>
+            <w:tcBorders>
+              <w:top w:val="single" w:sz="4" w:space="0" w:color="E4DED3"/>
+              <w:left w:val="single" w:sz="4" w:space="0" w:color="E4DED3"/>
+              <w:bottom w:val="single" w:sz="4" w:space="0" w:color="E4DED3"/>
+              <w:right w:val="single" w:sz="4" w:space="0" w:color="E4DED3"/>
+            </w:tcBorders>
+          </w:tcPr>
+          <w:p>
+            <w:r>
+              <w:rPr>
+                <w:sz w:val="18"/>
+              </w:rPr>
+            </w:r>
+          </w:p>
+        </w:tc>
+      </w:tr>
+      <w:tr>
+        <w:tc>
+          <w:tcPr>
+            <w:tcW w:type="dxa" w:w="5233"/>
+            <w:tcBorders>
+              <w:top w:val="single" w:sz="4" w:space="0" w:color="E4DED3"/>
+              <w:left w:val="single" w:sz="4" w:space="0" w:color="E4DED3"/>
+              <w:bottom w:val="single" w:sz="4" w:space="0" w:color="E4DED3"/>
+              <w:right w:val="single" w:sz="4" w:space="0" w:color="E4DED3"/>
+            </w:tcBorders>
+          </w:tcPr>
+          <w:p>
+            <w:r>
+              <w:rPr>
+                <w:sz w:val="18"/>
+              </w:rPr>
+              <w:t>Where the team's work is kept</w:t>
+            </w:r>
+          </w:p>
+        </w:tc>
+        <w:tc>
+          <w:tcPr>
+            <w:tcW w:type="dxa" w:w="5233"/>
+            <w:tcBorders>
+              <w:top w:val="single" w:sz="4" w:space="0" w:color="E4DED3"/>
+              <w:left w:val="single" w:sz="4" w:space="0" w:color="E4DED3"/>
+              <w:bottom w:val="single" w:sz="4" w:space="0" w:color="E4DED3"/>
+              <w:right w:val="single" w:sz="4" w:space="0" w:color="E4DED3"/>
+            </w:tcBorders>
+          </w:tcPr>
+          <w:p>
+            <w:r>
+              <w:rPr>
+                <w:sz w:val="18"/>
+              </w:rPr>
+            </w:r>
+          </w:p>
+        </w:tc>
+      </w:tr>
+      <w:tr>
+        <w:tc>
+          <w:tcPr>
+            <w:tcW w:type="dxa" w:w="5233"/>
+            <w:tcBorders>
+              <w:top w:val="single" w:sz="4" w:space="0" w:color="E4DED3"/>
+              <w:left w:val="single" w:sz="4" w:space="0" w:color="E4DED3"/>
+              <w:bottom w:val="single" w:sz="4" w:space="0" w:color="E4DED3"/>
+              <w:right w:val="single" w:sz="4" w:space="0" w:color="E4DED3"/>
+            </w:tcBorders>
+          </w:tcPr>
+          <w:p>
+            <w:r>
+              <w:rPr>
+                <w:sz w:val="18"/>
+              </w:rPr>
+              <w:t>Where my own contribution is, specifically</w:t>
+            </w:r>
+          </w:p>
+        </w:tc>
+        <w:tc>
+          <w:tcPr>
+            <w:tcW w:type="dxa" w:w="5233"/>
+            <w:tcBorders>
+              <w:top w:val="single" w:sz="4" w:space="0" w:color="E4DED3"/>
+              <w:left w:val="single" w:sz="4" w:space="0" w:color="E4DED3"/>
+              <w:bottom w:val="single" w:sz="4" w:space="0" w:color="E4DED3"/>
+              <w:right w:val="single" w:sz="4" w:space="0" w:color="E4DED3"/>
+            </w:tcBorders>
+          </w:tcPr>
+          <w:p>
+            <w:r>
+              <w:rPr>
+                <w:sz w:val="18"/>
+              </w:rPr>
+            </w:r>
+          </w:p>
+        </w:tc>
+      </w:tr>
+      <w:tr>
+        <w:tc>
+          <w:tcPr>
+            <w:tcW w:type="dxa" w:w="5233"/>
+            <w:tcBorders>
+              <w:top w:val="single" w:sz="4" w:space="0" w:color="E4DED3"/>
+              <w:left w:val="single" w:sz="4" w:space="0" w:color="E4DED3"/>
+              <w:bottom w:val="single" w:sz="4" w:space="0" w:color="E4DED3"/>
+              <w:right w:val="single" w:sz="4" w:space="0" w:color="E4DED3"/>
+            </w:tcBorders>
+          </w:tcPr>
+          <w:p>
+            <w:r>
+              <w:rPr>
+                <w:sz w:val="18"/>
+              </w:rPr>
+              <w:t>What state it is in</w:t>
+            </w:r>
+          </w:p>
+        </w:tc>
+        <w:tc>
+          <w:tcPr>
+            <w:tcW w:type="dxa" w:w="5233"/>
+            <w:tcBorders>
+              <w:top w:val="single" w:sz="4" w:space="0" w:color="E4DED3"/>
+              <w:left w:val="single" w:sz="4" w:space="0" w:color="E4DED3"/>
+              <w:bottom w:val="single" w:sz="4" w:space="0" w:color="E4DED3"/>
+              <w:right w:val="single" w:sz="4" w:space="0" w:color="E4DED3"/>
+            </w:tcBorders>
+          </w:tcPr>
+          <w:p>
+            <w:r>
+              <w:rPr>
+                <w:sz w:val="18"/>
+              </w:rPr>
+            </w:r>
+          </w:p>
+        </w:tc>
+      </w:tr>
+      <w:tr>
+        <w:tc>
+          <w:tcPr>
+            <w:tcW w:type="dxa" w:w="5233"/>
+            <w:tcBorders>
+              <w:top w:val="single" w:sz="4" w:space="0" w:color="E4DED3"/>
+              <w:left w:val="single" w:sz="4" w:space="0" w:color="E4DED3"/>
+              <w:bottom w:val="single" w:sz="4" w:space="0" w:color="E4DED3"/>
+              <w:right w:val="single" w:sz="4" w:space="0" w:color="E4DED3"/>
+            </w:tcBorders>
+          </w:tcPr>
+          <w:p>
+            <w:r>
+              <w:rPr>
+                <w:sz w:val="18"/>
+              </w:rPr>
+              <w:t>Anything I handed to, or took from, another member</w:t>
+            </w:r>
+          </w:p>
+        </w:tc>
+        <w:tc>
+          <w:tcPr>
+            <w:tcW w:type="dxa" w:w="5233"/>
+            <w:tcBorders>
+              <w:top w:val="single" w:sz="4" w:space="0" w:color="E4DED3"/>
+              <w:left w:val="single" w:sz="4" w:space="0" w:color="E4DED3"/>
+              <w:bottom w:val="single" w:sz="4" w:space="0" w:color="E4DED3"/>
+              <w:right w:val="single" w:sz="4" w:space="0" w:color="E4DED3"/>
+            </w:tcBorders>
+          </w:tcPr>
+          <w:p>
+            <w:r>
+              <w:rPr>
+                <w:sz w:val="18"/>
+              </w:rPr>
+            </w:r>
+          </w:p>
+        </w:tc>
+      </w:tr>
+    </w:tbl>
+    <w:p/>
+    <w:p>
+      <w:pPr>
+        <w:spacing w:before="200" w:after="0"/>
+      </w:pPr>
+      <w:r>
+        <w:rPr>
+          <w:b/>
+          <w:color w:val="1F5A5C"/>
+          <w:sz w:val="16"/>
+        </w:rPr>
+        <w:t>TASK 8</w:t>
       </w:r>
     </w:p>
     <w:p>
       <w:pPr>
-        <w:pStyle w:val="Assessortext"/>
+        <w:pStyle w:val="Heading2"/>
       </w:pPr>
       <w:r>
-        <w:t>• Coached / supported a member toward the team goals.</w:t>
+        <w:rPr>
+          <w:color w:val="1F5A5C"/>
+        </w:rPr>
+        <w:t>Integrate and confirm the team's build</w:t>
       </w:r>
     </w:p>
     <w:p>
       <w:pPr>
-        <w:pStyle w:val="Assessortext"/>
+        <w:spacing w:after="120"/>
       </w:pPr>
       <w:r>
-        <w:t>• Facilitated the team to identify and resolve a task-related issue.</w:t>
+        <w:rPr>
+          <w:b w:val="0"/>
+          <w:i w:val="0"/>
+          <w:sz w:val="21"/>
+        </w:rPr>
+        <w:t>With your team: bring the four components into one deployable template, validate it, and agree together that it is ready. Record what integration actually took — components rarely fit together first time, and how the team handled that is worth more here than a clean result.</w:t>
+      </w:r>
+    </w:p>
+    <w:tbl>
+      <w:tblPr>
+        <w:tblW w:type="auto" w:w="0"/>
+        <w:tblLook w:firstColumn="1" w:firstRow="1" w:lastColumn="0" w:lastRow="0" w:noHBand="0" w:noVBand="1" w:val="04A0"/>
+      </w:tblPr>
+      <w:tblGrid>
+        <w:gridCol w:w="5233"/>
+        <w:gridCol w:w="5233"/>
+      </w:tblGrid>
+      <w:tr>
+        <w:tc>
+          <w:tcPr>
+            <w:tcW w:type="dxa" w:w="5233"/>
+            <w:tcBorders>
+              <w:top w:val="single" w:sz="4" w:space="0" w:color="E4DED3"/>
+              <w:left w:val="single" w:sz="4" w:space="0" w:color="E4DED3"/>
+              <w:bottom w:val="single" w:sz="4" w:space="0" w:color="E4DED3"/>
+              <w:right w:val="single" w:sz="4" w:space="0" w:color="E4DED3"/>
+            </w:tcBorders>
+            <w:shd w:val="clear" w:color="auto" w:fill="F8F4ED"/>
+          </w:tcPr>
+          <w:p>
+            <w:r>
+              <w:rPr>
+                <w:b/>
+                <w:sz w:val="18"/>
+              </w:rPr>
+            </w:r>
+          </w:p>
+        </w:tc>
+        <w:tc>
+          <w:tcPr>
+            <w:tcW w:type="dxa" w:w="5233"/>
+            <w:tcBorders>
+              <w:top w:val="single" w:sz="4" w:space="0" w:color="E4DED3"/>
+              <w:left w:val="single" w:sz="4" w:space="0" w:color="E4DED3"/>
+              <w:bottom w:val="single" w:sz="4" w:space="0" w:color="E4DED3"/>
+              <w:right w:val="single" w:sz="4" w:space="0" w:color="E4DED3"/>
+            </w:tcBorders>
+            <w:shd w:val="clear" w:color="auto" w:fill="F8F4ED"/>
+          </w:tcPr>
+          <w:p>
+            <w:r>
+              <w:rPr>
+                <w:b/>
+                <w:sz w:val="18"/>
+              </w:rPr>
+              <w:t>Your entry</w:t>
+            </w:r>
+          </w:p>
+        </w:tc>
+      </w:tr>
+      <w:tr>
+        <w:tc>
+          <w:tcPr>
+            <w:tcW w:type="dxa" w:w="5233"/>
+            <w:tcBorders>
+              <w:top w:val="single" w:sz="4" w:space="0" w:color="E4DED3"/>
+              <w:left w:val="single" w:sz="4" w:space="0" w:color="E4DED3"/>
+              <w:bottom w:val="single" w:sz="4" w:space="0" w:color="E4DED3"/>
+              <w:right w:val="single" w:sz="4" w:space="0" w:color="E4DED3"/>
+            </w:tcBorders>
+          </w:tcPr>
+          <w:p>
+            <w:r>
+              <w:rPr>
+                <w:sz w:val="18"/>
+              </w:rPr>
+              <w:t>Who owned the integration</w:t>
+            </w:r>
+          </w:p>
+        </w:tc>
+        <w:tc>
+          <w:tcPr>
+            <w:tcW w:type="dxa" w:w="5233"/>
+            <w:tcBorders>
+              <w:top w:val="single" w:sz="4" w:space="0" w:color="E4DED3"/>
+              <w:left w:val="single" w:sz="4" w:space="0" w:color="E4DED3"/>
+              <w:bottom w:val="single" w:sz="4" w:space="0" w:color="E4DED3"/>
+              <w:right w:val="single" w:sz="4" w:space="0" w:color="E4DED3"/>
+            </w:tcBorders>
+          </w:tcPr>
+          <w:p>
+            <w:r>
+              <w:rPr>
+                <w:sz w:val="18"/>
+              </w:rPr>
+            </w:r>
+          </w:p>
+        </w:tc>
+      </w:tr>
+      <w:tr>
+        <w:tc>
+          <w:tcPr>
+            <w:tcW w:type="dxa" w:w="5233"/>
+            <w:tcBorders>
+              <w:top w:val="single" w:sz="4" w:space="0" w:color="E4DED3"/>
+              <w:left w:val="single" w:sz="4" w:space="0" w:color="E4DED3"/>
+              <w:bottom w:val="single" w:sz="4" w:space="0" w:color="E4DED3"/>
+              <w:right w:val="single" w:sz="4" w:space="0" w:color="E4DED3"/>
+            </w:tcBorders>
+          </w:tcPr>
+          <w:p>
+            <w:r>
+              <w:rPr>
+                <w:sz w:val="18"/>
+              </w:rPr>
+              <w:t>What did not fit first time</w:t>
+            </w:r>
+          </w:p>
+        </w:tc>
+        <w:tc>
+          <w:tcPr>
+            <w:tcW w:type="dxa" w:w="5233"/>
+            <w:tcBorders>
+              <w:top w:val="single" w:sz="4" w:space="0" w:color="E4DED3"/>
+              <w:left w:val="single" w:sz="4" w:space="0" w:color="E4DED3"/>
+              <w:bottom w:val="single" w:sz="4" w:space="0" w:color="E4DED3"/>
+              <w:right w:val="single" w:sz="4" w:space="0" w:color="E4DED3"/>
+            </w:tcBorders>
+          </w:tcPr>
+          <w:p>
+            <w:r>
+              <w:rPr>
+                <w:sz w:val="18"/>
+              </w:rPr>
+            </w:r>
+          </w:p>
+        </w:tc>
+      </w:tr>
+      <w:tr>
+        <w:tc>
+          <w:tcPr>
+            <w:tcW w:type="dxa" w:w="5233"/>
+            <w:tcBorders>
+              <w:top w:val="single" w:sz="4" w:space="0" w:color="E4DED3"/>
+              <w:left w:val="single" w:sz="4" w:space="0" w:color="E4DED3"/>
+              <w:bottom w:val="single" w:sz="4" w:space="0" w:color="E4DED3"/>
+              <w:right w:val="single" w:sz="4" w:space="0" w:color="E4DED3"/>
+            </w:tcBorders>
+          </w:tcPr>
+          <w:p>
+            <w:r>
+              <w:rPr>
+                <w:sz w:val="18"/>
+              </w:rPr>
+              <w:t>How the team worked out what to do</w:t>
+            </w:r>
+          </w:p>
+        </w:tc>
+        <w:tc>
+          <w:tcPr>
+            <w:tcW w:type="dxa" w:w="5233"/>
+            <w:tcBorders>
+              <w:top w:val="single" w:sz="4" w:space="0" w:color="E4DED3"/>
+              <w:left w:val="single" w:sz="4" w:space="0" w:color="E4DED3"/>
+              <w:bottom w:val="single" w:sz="4" w:space="0" w:color="E4DED3"/>
+              <w:right w:val="single" w:sz="4" w:space="0" w:color="E4DED3"/>
+            </w:tcBorders>
+          </w:tcPr>
+          <w:p>
+            <w:r>
+              <w:rPr>
+                <w:sz w:val="18"/>
+              </w:rPr>
+            </w:r>
+          </w:p>
+        </w:tc>
+      </w:tr>
+      <w:tr>
+        <w:tc>
+          <w:tcPr>
+            <w:tcW w:type="dxa" w:w="5233"/>
+            <w:tcBorders>
+              <w:top w:val="single" w:sz="4" w:space="0" w:color="E4DED3"/>
+              <w:left w:val="single" w:sz="4" w:space="0" w:color="E4DED3"/>
+              <w:bottom w:val="single" w:sz="4" w:space="0" w:color="E4DED3"/>
+              <w:right w:val="single" w:sz="4" w:space="0" w:color="E4DED3"/>
+            </w:tcBorders>
+          </w:tcPr>
+          <w:p>
+            <w:r>
+              <w:rPr>
+                <w:sz w:val="18"/>
+              </w:rPr>
+              <w:t>My part in resolving it</w:t>
+            </w:r>
+          </w:p>
+        </w:tc>
+        <w:tc>
+          <w:tcPr>
+            <w:tcW w:type="dxa" w:w="5233"/>
+            <w:tcBorders>
+              <w:top w:val="single" w:sz="4" w:space="0" w:color="E4DED3"/>
+              <w:left w:val="single" w:sz="4" w:space="0" w:color="E4DED3"/>
+              <w:bottom w:val="single" w:sz="4" w:space="0" w:color="E4DED3"/>
+              <w:right w:val="single" w:sz="4" w:space="0" w:color="E4DED3"/>
+            </w:tcBorders>
+          </w:tcPr>
+          <w:p>
+            <w:r>
+              <w:rPr>
+                <w:sz w:val="18"/>
+              </w:rPr>
+            </w:r>
+          </w:p>
+        </w:tc>
+      </w:tr>
+      <w:tr>
+        <w:tc>
+          <w:tcPr>
+            <w:tcW w:type="dxa" w:w="5233"/>
+            <w:tcBorders>
+              <w:top w:val="single" w:sz="4" w:space="0" w:color="E4DED3"/>
+              <w:left w:val="single" w:sz="4" w:space="0" w:color="E4DED3"/>
+              <w:bottom w:val="single" w:sz="4" w:space="0" w:color="E4DED3"/>
+              <w:right w:val="single" w:sz="4" w:space="0" w:color="E4DED3"/>
+            </w:tcBorders>
+          </w:tcPr>
+          <w:p>
+            <w:r>
+              <w:rPr>
+                <w:sz w:val="18"/>
+              </w:rPr>
+              <w:t>How the team agreed it was ready</w:t>
+            </w:r>
+          </w:p>
+        </w:tc>
+        <w:tc>
+          <w:tcPr>
+            <w:tcW w:type="dxa" w:w="5233"/>
+            <w:tcBorders>
+              <w:top w:val="single" w:sz="4" w:space="0" w:color="E4DED3"/>
+              <w:left w:val="single" w:sz="4" w:space="0" w:color="E4DED3"/>
+              <w:bottom w:val="single" w:sz="4" w:space="0" w:color="E4DED3"/>
+              <w:right w:val="single" w:sz="4" w:space="0" w:color="E4DED3"/>
+            </w:tcBorders>
+          </w:tcPr>
+          <w:p>
+            <w:r>
+              <w:rPr>
+                <w:sz w:val="18"/>
+              </w:rPr>
+            </w:r>
+          </w:p>
+        </w:tc>
+      </w:tr>
+    </w:tbl>
+    <w:p/>
+    <w:p>
+      <w:pPr>
+        <w:pStyle w:val="Heading1"/>
+      </w:pPr>
+      <w:r>
+        <w:t>Part C — Leading a meeting</w:t>
       </w:r>
     </w:p>
     <w:p>
       <w:pPr>
-        <w:pStyle w:val="Assessortext"/>
+        <w:spacing w:after="200"/>
       </w:pPr>
       <w:r>
-        <w:t>• Managed a conflict or challenge constructively.</w:t>
+        <w:rPr>
+          <w:b w:val="0"/>
+          <w:i/>
+          <w:color w:val="6B6660"/>
+          <w:sz w:val="19"/>
+        </w:rPr>
+        <w:t>Arrange this with your assessor early in the project. Bring this worksheet to the meeting so it can be signed at the end.</w:t>
       </w:r>
     </w:p>
     <w:p>
       <w:pPr>
-        <w:pStyle w:val="Assessortext"/>
+        <w:spacing w:before="200" w:after="0"/>
       </w:pPr>
       <w:r>
-        <w:t>• Monitored progress against the work plan and gave constructive feedback.</w:t>
+        <w:rPr>
+          <w:b/>
+          <w:color w:val="1F5A5C"/>
+          <w:sz w:val="16"/>
+        </w:rPr>
+        <w:t>TASK 9</w:t>
       </w:r>
     </w:p>
+    <w:p>
+      <w:pPr>
+        <w:pStyle w:val="Heading2"/>
+      </w:pPr>
+      <w:r>
+        <w:rPr>
+          <w:color w:val="1F5A5C"/>
+        </w:rPr>
+        <w:t>Lead a team meeting, with your assessor observing</w:t>
+      </w:r>
+    </w:p>
+    <w:p>
+      <w:pPr>
+        <w:spacing w:after="120"/>
+      </w:pPr>
+      <w:r>
+        <w:rPr>
+          <w:b w:val="0"/>
+          <w:i w:val="0"/>
+          <w:sz w:val="21"/>
+        </w:rPr>
+        <w:t>Lead one of your team's meetings while your assessor watches. A daily stand-up is the easiest to run, but pick one where there is something to actually coordinate — allocating work, working through a problem, or getting the integration agreed — because that gives you something to lead. Arrange the time with your assessor early. Record the meeting below and ask your assessor to sign it off at the end.</w:t>
+      </w:r>
+    </w:p>
+    <w:tbl>
+      <w:tblPr>
+        <w:tblW w:type="auto" w:w="0"/>
+        <w:tblLook w:firstColumn="1" w:firstRow="1" w:lastColumn="0" w:lastRow="0" w:noHBand="0" w:noVBand="1" w:val="04A0"/>
+      </w:tblPr>
+      <w:tblGrid>
+        <w:gridCol w:w="5233"/>
+        <w:gridCol w:w="5233"/>
+      </w:tblGrid>
+      <w:tr>
+        <w:tc>
+          <w:tcPr>
+            <w:tcW w:type="dxa" w:w="5233"/>
+            <w:tcBorders>
+              <w:top w:val="single" w:sz="4" w:space="0" w:color="E4DED3"/>
+              <w:left w:val="single" w:sz="4" w:space="0" w:color="E4DED3"/>
+              <w:bottom w:val="single" w:sz="4" w:space="0" w:color="E4DED3"/>
+              <w:right w:val="single" w:sz="4" w:space="0" w:color="E4DED3"/>
+            </w:tcBorders>
+            <w:shd w:val="clear" w:color="auto" w:fill="F8F4ED"/>
+          </w:tcPr>
+          <w:p>
+            <w:r>
+              <w:rPr>
+                <w:b/>
+                <w:sz w:val="18"/>
+              </w:rPr>
+              <w:t>Meeting record</w:t>
+            </w:r>
+          </w:p>
+        </w:tc>
+        <w:tc>
+          <w:tcPr>
+            <w:tcW w:type="dxa" w:w="5233"/>
+            <w:tcBorders>
+              <w:top w:val="single" w:sz="4" w:space="0" w:color="E4DED3"/>
+              <w:left w:val="single" w:sz="4" w:space="0" w:color="E4DED3"/>
+              <w:bottom w:val="single" w:sz="4" w:space="0" w:color="E4DED3"/>
+              <w:right w:val="single" w:sz="4" w:space="0" w:color="E4DED3"/>
+            </w:tcBorders>
+            <w:shd w:val="clear" w:color="auto" w:fill="F8F4ED"/>
+          </w:tcPr>
+          <w:p>
+            <w:r>
+              <w:rPr>
+                <w:b/>
+                <w:sz w:val="18"/>
+              </w:rPr>
+              <w:t>Your entry</w:t>
+            </w:r>
+          </w:p>
+        </w:tc>
+      </w:tr>
+      <w:tr>
+        <w:tc>
+          <w:tcPr>
+            <w:tcW w:type="dxa" w:w="5233"/>
+            <w:tcBorders>
+              <w:top w:val="single" w:sz="4" w:space="0" w:color="E4DED3"/>
+              <w:left w:val="single" w:sz="4" w:space="0" w:color="E4DED3"/>
+              <w:bottom w:val="single" w:sz="4" w:space="0" w:color="E4DED3"/>
+              <w:right w:val="single" w:sz="4" w:space="0" w:color="E4DED3"/>
+            </w:tcBorders>
+          </w:tcPr>
+          <w:p>
+            <w:r>
+              <w:rPr>
+                <w:sz w:val="18"/>
+              </w:rPr>
+              <w:t>Date and time</w:t>
+            </w:r>
+          </w:p>
+        </w:tc>
+        <w:tc>
+          <w:tcPr>
+            <w:tcW w:type="dxa" w:w="5233"/>
+            <w:tcBorders>
+              <w:top w:val="single" w:sz="4" w:space="0" w:color="E4DED3"/>
+              <w:left w:val="single" w:sz="4" w:space="0" w:color="E4DED3"/>
+              <w:bottom w:val="single" w:sz="4" w:space="0" w:color="E4DED3"/>
+              <w:right w:val="single" w:sz="4" w:space="0" w:color="E4DED3"/>
+            </w:tcBorders>
+          </w:tcPr>
+          <w:p>
+            <w:r>
+              <w:rPr>
+                <w:sz w:val="18"/>
+              </w:rPr>
+            </w:r>
+          </w:p>
+        </w:tc>
+      </w:tr>
+      <w:tr>
+        <w:tc>
+          <w:tcPr>
+            <w:tcW w:type="dxa" w:w="5233"/>
+            <w:tcBorders>
+              <w:top w:val="single" w:sz="4" w:space="0" w:color="E4DED3"/>
+              <w:left w:val="single" w:sz="4" w:space="0" w:color="E4DED3"/>
+              <w:bottom w:val="single" w:sz="4" w:space="0" w:color="E4DED3"/>
+              <w:right w:val="single" w:sz="4" w:space="0" w:color="E4DED3"/>
+            </w:tcBorders>
+          </w:tcPr>
+          <w:p>
+            <w:r>
+              <w:rPr>
+                <w:sz w:val="18"/>
+              </w:rPr>
+              <w:t>Type of meeting</w:t>
+            </w:r>
+          </w:p>
+        </w:tc>
+        <w:tc>
+          <w:tcPr>
+            <w:tcW w:type="dxa" w:w="5233"/>
+            <w:tcBorders>
+              <w:top w:val="single" w:sz="4" w:space="0" w:color="E4DED3"/>
+              <w:left w:val="single" w:sz="4" w:space="0" w:color="E4DED3"/>
+              <w:bottom w:val="single" w:sz="4" w:space="0" w:color="E4DED3"/>
+              <w:right w:val="single" w:sz="4" w:space="0" w:color="E4DED3"/>
+            </w:tcBorders>
+          </w:tcPr>
+          <w:p>
+            <w:r>
+              <w:rPr>
+                <w:sz w:val="18"/>
+              </w:rPr>
+            </w:r>
+          </w:p>
+        </w:tc>
+      </w:tr>
+      <w:tr>
+        <w:tc>
+          <w:tcPr>
+            <w:tcW w:type="dxa" w:w="5233"/>
+            <w:tcBorders>
+              <w:top w:val="single" w:sz="4" w:space="0" w:color="E4DED3"/>
+              <w:left w:val="single" w:sz="4" w:space="0" w:color="E4DED3"/>
+              <w:bottom w:val="single" w:sz="4" w:space="0" w:color="E4DED3"/>
+              <w:right w:val="single" w:sz="4" w:space="0" w:color="E4DED3"/>
+            </w:tcBorders>
+          </w:tcPr>
+          <w:p>
+            <w:r>
+              <w:rPr>
+                <w:sz w:val="18"/>
+              </w:rPr>
+              <w:t>Who attended</w:t>
+            </w:r>
+          </w:p>
+        </w:tc>
+        <w:tc>
+          <w:tcPr>
+            <w:tcW w:type="dxa" w:w="5233"/>
+            <w:tcBorders>
+              <w:top w:val="single" w:sz="4" w:space="0" w:color="E4DED3"/>
+              <w:left w:val="single" w:sz="4" w:space="0" w:color="E4DED3"/>
+              <w:bottom w:val="single" w:sz="4" w:space="0" w:color="E4DED3"/>
+              <w:right w:val="single" w:sz="4" w:space="0" w:color="E4DED3"/>
+            </w:tcBorders>
+          </w:tcPr>
+          <w:p>
+            <w:r>
+              <w:rPr>
+                <w:sz w:val="18"/>
+              </w:rPr>
+            </w:r>
+          </w:p>
+        </w:tc>
+      </w:tr>
+      <w:tr>
+        <w:tc>
+          <w:tcPr>
+            <w:tcW w:type="dxa" w:w="5233"/>
+            <w:tcBorders>
+              <w:top w:val="single" w:sz="4" w:space="0" w:color="E4DED3"/>
+              <w:left w:val="single" w:sz="4" w:space="0" w:color="E4DED3"/>
+              <w:bottom w:val="single" w:sz="4" w:space="0" w:color="E4DED3"/>
+              <w:right w:val="single" w:sz="4" w:space="0" w:color="E4DED3"/>
+            </w:tcBorders>
+          </w:tcPr>
+          <w:p>
+            <w:r>
+              <w:rPr>
+                <w:sz w:val="18"/>
+              </w:rPr>
+              <w:t>What the meeting was for</w:t>
+            </w:r>
+          </w:p>
+        </w:tc>
+        <w:tc>
+          <w:tcPr>
+            <w:tcW w:type="dxa" w:w="5233"/>
+            <w:tcBorders>
+              <w:top w:val="single" w:sz="4" w:space="0" w:color="E4DED3"/>
+              <w:left w:val="single" w:sz="4" w:space="0" w:color="E4DED3"/>
+              <w:bottom w:val="single" w:sz="4" w:space="0" w:color="E4DED3"/>
+              <w:right w:val="single" w:sz="4" w:space="0" w:color="E4DED3"/>
+            </w:tcBorders>
+          </w:tcPr>
+          <w:p>
+            <w:r>
+              <w:rPr>
+                <w:sz w:val="18"/>
+              </w:rPr>
+            </w:r>
+          </w:p>
+        </w:tc>
+      </w:tr>
+      <w:tr>
+        <w:tc>
+          <w:tcPr>
+            <w:tcW w:type="dxa" w:w="5233"/>
+            <w:tcBorders>
+              <w:top w:val="single" w:sz="4" w:space="0" w:color="E4DED3"/>
+              <w:left w:val="single" w:sz="4" w:space="0" w:color="E4DED3"/>
+              <w:bottom w:val="single" w:sz="4" w:space="0" w:color="E4DED3"/>
+              <w:right w:val="single" w:sz="4" w:space="0" w:color="E4DED3"/>
+            </w:tcBorders>
+          </w:tcPr>
+          <w:p>
+            <w:r>
+              <w:rPr>
+                <w:sz w:val="18"/>
+              </w:rPr>
+              <w:t>What you did to open it — the objectives you communicated</w:t>
+            </w:r>
+          </w:p>
+        </w:tc>
+        <w:tc>
+          <w:tcPr>
+            <w:tcW w:type="dxa" w:w="5233"/>
+            <w:tcBorders>
+              <w:top w:val="single" w:sz="4" w:space="0" w:color="E4DED3"/>
+              <w:left w:val="single" w:sz="4" w:space="0" w:color="E4DED3"/>
+              <w:bottom w:val="single" w:sz="4" w:space="0" w:color="E4DED3"/>
+              <w:right w:val="single" w:sz="4" w:space="0" w:color="E4DED3"/>
+            </w:tcBorders>
+          </w:tcPr>
+          <w:p>
+            <w:r>
+              <w:rPr>
+                <w:sz w:val="18"/>
+              </w:rPr>
+            </w:r>
+          </w:p>
+        </w:tc>
+      </w:tr>
+      <w:tr>
+        <w:tc>
+          <w:tcPr>
+            <w:tcW w:type="dxa" w:w="5233"/>
+            <w:tcBorders>
+              <w:top w:val="single" w:sz="4" w:space="0" w:color="E4DED3"/>
+              <w:left w:val="single" w:sz="4" w:space="0" w:color="E4DED3"/>
+              <w:bottom w:val="single" w:sz="4" w:space="0" w:color="E4DED3"/>
+              <w:right w:val="single" w:sz="4" w:space="0" w:color="E4DED3"/>
+            </w:tcBorders>
+          </w:tcPr>
+          <w:p>
+            <w:r>
+              <w:rPr>
+                <w:sz w:val="18"/>
+              </w:rPr>
+              <w:t>What was allocated or confirmed, and to whom</w:t>
+            </w:r>
+          </w:p>
+        </w:tc>
+        <w:tc>
+          <w:tcPr>
+            <w:tcW w:type="dxa" w:w="5233"/>
+            <w:tcBorders>
+              <w:top w:val="single" w:sz="4" w:space="0" w:color="E4DED3"/>
+              <w:left w:val="single" w:sz="4" w:space="0" w:color="E4DED3"/>
+              <w:bottom w:val="single" w:sz="4" w:space="0" w:color="E4DED3"/>
+              <w:right w:val="single" w:sz="4" w:space="0" w:color="E4DED3"/>
+            </w:tcBorders>
+          </w:tcPr>
+          <w:p>
+            <w:r>
+              <w:rPr>
+                <w:sz w:val="18"/>
+              </w:rPr>
+            </w:r>
+          </w:p>
+        </w:tc>
+      </w:tr>
+      <w:tr>
+        <w:tc>
+          <w:tcPr>
+            <w:tcW w:type="dxa" w:w="5233"/>
+            <w:tcBorders>
+              <w:top w:val="single" w:sz="4" w:space="0" w:color="E4DED3"/>
+              <w:left w:val="single" w:sz="4" w:space="0" w:color="E4DED3"/>
+              <w:bottom w:val="single" w:sz="4" w:space="0" w:color="E4DED3"/>
+              <w:right w:val="single" w:sz="4" w:space="0" w:color="E4DED3"/>
+            </w:tcBorders>
+          </w:tcPr>
+          <w:p>
+            <w:r>
+              <w:rPr>
+                <w:sz w:val="18"/>
+              </w:rPr>
+              <w:t>How you made sure everyone contributed</w:t>
+            </w:r>
+          </w:p>
+        </w:tc>
+        <w:tc>
+          <w:tcPr>
+            <w:tcW w:type="dxa" w:w="5233"/>
+            <w:tcBorders>
+              <w:top w:val="single" w:sz="4" w:space="0" w:color="E4DED3"/>
+              <w:left w:val="single" w:sz="4" w:space="0" w:color="E4DED3"/>
+              <w:bottom w:val="single" w:sz="4" w:space="0" w:color="E4DED3"/>
+              <w:right w:val="single" w:sz="4" w:space="0" w:color="E4DED3"/>
+            </w:tcBorders>
+          </w:tcPr>
+          <w:p>
+            <w:r>
+              <w:rPr>
+                <w:sz w:val="18"/>
+              </w:rPr>
+            </w:r>
+          </w:p>
+        </w:tc>
+      </w:tr>
+    </w:tbl>
+    <w:p/>
+    <w:p>
+      <w:pPr>
+        <w:spacing w:before="200" w:after="0"/>
+      </w:pPr>
+      <w:r>
+        <w:rPr>
+          <w:b/>
+          <w:color w:val="1F5A5C"/>
+          <w:sz w:val="16"/>
+        </w:rPr>
+        <w:t>TASK 10</w:t>
+      </w:r>
+    </w:p>
+    <w:p>
+      <w:pPr>
+        <w:pStyle w:val="Heading2"/>
+      </w:pPr>
+      <w:r>
+        <w:rPr>
+          <w:color w:val="1F5A5C"/>
+        </w:rPr>
+        <w:t>Assessor observation record</w:t>
+      </w:r>
+    </w:p>
+    <w:p>
+      <w:pPr>
+        <w:spacing w:after="120"/>
+      </w:pPr>
+      <w:r>
+        <w:rPr>
+          <w:b w:val="0"/>
+          <w:i w:val="0"/>
+          <w:sz w:val="21"/>
+        </w:rPr>
+        <w:t>Your assessor completes this at the end of the meeting you led. Bring your worksheet to the meeting so it can be signed on the spot — chasing a signature afterwards is your problem to avoid, not theirs to solve.</w:t>
+      </w:r>
+    </w:p>
+    <w:tbl>
+      <w:tblPr>
+        <w:tblW w:type="auto" w:w="0"/>
+        <w:tblLook w:firstColumn="1" w:firstRow="1" w:lastColumn="0" w:lastRow="0" w:noHBand="0" w:noVBand="1" w:val="04A0"/>
+      </w:tblPr>
+      <w:tblGrid>
+        <w:gridCol w:w="3489"/>
+        <w:gridCol w:w="3489"/>
+        <w:gridCol w:w="3489"/>
+      </w:tblGrid>
+      <w:tr>
+        <w:tc>
+          <w:tcPr>
+            <w:tcW w:type="dxa" w:w="3489"/>
+            <w:tcBorders>
+              <w:top w:val="single" w:sz="4" w:space="0" w:color="E4DED3"/>
+              <w:left w:val="single" w:sz="4" w:space="0" w:color="E4DED3"/>
+              <w:bottom w:val="single" w:sz="4" w:space="0" w:color="E4DED3"/>
+              <w:right w:val="single" w:sz="4" w:space="0" w:color="E4DED3"/>
+            </w:tcBorders>
+            <w:shd w:val="clear" w:color="auto" w:fill="F8F4ED"/>
+          </w:tcPr>
+          <w:p>
+            <w:r>
+              <w:rPr>
+                <w:b/>
+                <w:sz w:val="18"/>
+              </w:rPr>
+              <w:t>Observed</w:t>
+            </w:r>
+          </w:p>
+        </w:tc>
+        <w:tc>
+          <w:tcPr>
+            <w:tcW w:type="dxa" w:w="3489"/>
+            <w:tcBorders>
+              <w:top w:val="single" w:sz="4" w:space="0" w:color="E4DED3"/>
+              <w:left w:val="single" w:sz="4" w:space="0" w:color="E4DED3"/>
+              <w:bottom w:val="single" w:sz="4" w:space="0" w:color="E4DED3"/>
+              <w:right w:val="single" w:sz="4" w:space="0" w:color="E4DED3"/>
+            </w:tcBorders>
+            <w:shd w:val="clear" w:color="auto" w:fill="F8F4ED"/>
+          </w:tcPr>
+          <w:p>
+            <w:r>
+              <w:rPr>
+                <w:b/>
+                <w:sz w:val="18"/>
+              </w:rPr>
+              <w:t>Demonstrated?</w:t>
+            </w:r>
+          </w:p>
+        </w:tc>
+        <w:tc>
+          <w:tcPr>
+            <w:tcW w:type="dxa" w:w="3489"/>
+            <w:tcBorders>
+              <w:top w:val="single" w:sz="4" w:space="0" w:color="E4DED3"/>
+              <w:left w:val="single" w:sz="4" w:space="0" w:color="E4DED3"/>
+              <w:bottom w:val="single" w:sz="4" w:space="0" w:color="E4DED3"/>
+              <w:right w:val="single" w:sz="4" w:space="0" w:color="E4DED3"/>
+            </w:tcBorders>
+            <w:shd w:val="clear" w:color="auto" w:fill="F8F4ED"/>
+          </w:tcPr>
+          <w:p>
+            <w:r>
+              <w:rPr>
+                <w:b/>
+                <w:sz w:val="18"/>
+              </w:rPr>
+              <w:t>Assessor note</w:t>
+            </w:r>
+          </w:p>
+        </w:tc>
+      </w:tr>
+      <w:tr>
+        <w:tc>
+          <w:tcPr>
+            <w:tcW w:type="dxa" w:w="3489"/>
+            <w:tcBorders>
+              <w:top w:val="single" w:sz="4" w:space="0" w:color="E4DED3"/>
+              <w:left w:val="single" w:sz="4" w:space="0" w:color="E4DED3"/>
+              <w:bottom w:val="single" w:sz="4" w:space="0" w:color="E4DED3"/>
+              <w:right w:val="single" w:sz="4" w:space="0" w:color="E4DED3"/>
+            </w:tcBorders>
+          </w:tcPr>
+          <w:p>
+            <w:r>
+              <w:rPr>
+                <w:sz w:val="18"/>
+              </w:rPr>
+              <w:t>Communicated the team's objectives and the meeting's purpose</w:t>
+            </w:r>
+          </w:p>
+        </w:tc>
+        <w:tc>
+          <w:tcPr>
+            <w:tcW w:type="dxa" w:w="3489"/>
+            <w:tcBorders>
+              <w:top w:val="single" w:sz="4" w:space="0" w:color="E4DED3"/>
+              <w:left w:val="single" w:sz="4" w:space="0" w:color="E4DED3"/>
+              <w:bottom w:val="single" w:sz="4" w:space="0" w:color="E4DED3"/>
+              <w:right w:val="single" w:sz="4" w:space="0" w:color="E4DED3"/>
+            </w:tcBorders>
+          </w:tcPr>
+          <w:p>
+            <w:r>
+              <w:rPr>
+                <w:sz w:val="18"/>
+              </w:rPr>
+            </w:r>
+          </w:p>
+        </w:tc>
+        <w:tc>
+          <w:tcPr>
+            <w:tcW w:type="dxa" w:w="3489"/>
+            <w:tcBorders>
+              <w:top w:val="single" w:sz="4" w:space="0" w:color="E4DED3"/>
+              <w:left w:val="single" w:sz="4" w:space="0" w:color="E4DED3"/>
+              <w:bottom w:val="single" w:sz="4" w:space="0" w:color="E4DED3"/>
+              <w:right w:val="single" w:sz="4" w:space="0" w:color="E4DED3"/>
+            </w:tcBorders>
+          </w:tcPr>
+          <w:p>
+            <w:r>
+              <w:rPr>
+                <w:sz w:val="18"/>
+              </w:rPr>
+            </w:r>
+          </w:p>
+        </w:tc>
+      </w:tr>
+      <w:tr>
+        <w:tc>
+          <w:tcPr>
+            <w:tcW w:type="dxa" w:w="3489"/>
+            <w:tcBorders>
+              <w:top w:val="single" w:sz="4" w:space="0" w:color="E4DED3"/>
+              <w:left w:val="single" w:sz="4" w:space="0" w:color="E4DED3"/>
+              <w:bottom w:val="single" w:sz="4" w:space="0" w:color="E4DED3"/>
+              <w:right w:val="single" w:sz="4" w:space="0" w:color="E4DED3"/>
+            </w:tcBorders>
+          </w:tcPr>
+          <w:p>
+            <w:r>
+              <w:rPr>
+                <w:sz w:val="18"/>
+              </w:rPr>
+              <w:t>Allocated or confirmed tasks and gave appropriate instruction</w:t>
+            </w:r>
+          </w:p>
+        </w:tc>
+        <w:tc>
+          <w:tcPr>
+            <w:tcW w:type="dxa" w:w="3489"/>
+            <w:tcBorders>
+              <w:top w:val="single" w:sz="4" w:space="0" w:color="E4DED3"/>
+              <w:left w:val="single" w:sz="4" w:space="0" w:color="E4DED3"/>
+              <w:bottom w:val="single" w:sz="4" w:space="0" w:color="E4DED3"/>
+              <w:right w:val="single" w:sz="4" w:space="0" w:color="E4DED3"/>
+            </w:tcBorders>
+          </w:tcPr>
+          <w:p>
+            <w:r>
+              <w:rPr>
+                <w:sz w:val="18"/>
+              </w:rPr>
+            </w:r>
+          </w:p>
+        </w:tc>
+        <w:tc>
+          <w:tcPr>
+            <w:tcW w:type="dxa" w:w="3489"/>
+            <w:tcBorders>
+              <w:top w:val="single" w:sz="4" w:space="0" w:color="E4DED3"/>
+              <w:left w:val="single" w:sz="4" w:space="0" w:color="E4DED3"/>
+              <w:bottom w:val="single" w:sz="4" w:space="0" w:color="E4DED3"/>
+              <w:right w:val="single" w:sz="4" w:space="0" w:color="E4DED3"/>
+            </w:tcBorders>
+          </w:tcPr>
+          <w:p>
+            <w:r>
+              <w:rPr>
+                <w:sz w:val="18"/>
+              </w:rPr>
+            </w:r>
+          </w:p>
+        </w:tc>
+      </w:tr>
+      <w:tr>
+        <w:tc>
+          <w:tcPr>
+            <w:tcW w:type="dxa" w:w="3489"/>
+            <w:tcBorders>
+              <w:top w:val="single" w:sz="4" w:space="0" w:color="E4DED3"/>
+              <w:left w:val="single" w:sz="4" w:space="0" w:color="E4DED3"/>
+              <w:bottom w:val="single" w:sz="4" w:space="0" w:color="E4DED3"/>
+              <w:right w:val="single" w:sz="4" w:space="0" w:color="E4DED3"/>
+            </w:tcBorders>
+          </w:tcPr>
+          <w:p>
+            <w:r>
+              <w:rPr>
+                <w:sz w:val="18"/>
+              </w:rPr>
+              <w:t>Facilitated open, respectful collaboration, including diverse perspectives</w:t>
+            </w:r>
+          </w:p>
+        </w:tc>
+        <w:tc>
+          <w:tcPr>
+            <w:tcW w:type="dxa" w:w="3489"/>
+            <w:tcBorders>
+              <w:top w:val="single" w:sz="4" w:space="0" w:color="E4DED3"/>
+              <w:left w:val="single" w:sz="4" w:space="0" w:color="E4DED3"/>
+              <w:bottom w:val="single" w:sz="4" w:space="0" w:color="E4DED3"/>
+              <w:right w:val="single" w:sz="4" w:space="0" w:color="E4DED3"/>
+            </w:tcBorders>
+          </w:tcPr>
+          <w:p>
+            <w:r>
+              <w:rPr>
+                <w:sz w:val="18"/>
+              </w:rPr>
+            </w:r>
+          </w:p>
+        </w:tc>
+        <w:tc>
+          <w:tcPr>
+            <w:tcW w:type="dxa" w:w="3489"/>
+            <w:tcBorders>
+              <w:top w:val="single" w:sz="4" w:space="0" w:color="E4DED3"/>
+              <w:left w:val="single" w:sz="4" w:space="0" w:color="E4DED3"/>
+              <w:bottom w:val="single" w:sz="4" w:space="0" w:color="E4DED3"/>
+              <w:right w:val="single" w:sz="4" w:space="0" w:color="E4DED3"/>
+            </w:tcBorders>
+          </w:tcPr>
+          <w:p>
+            <w:r>
+              <w:rPr>
+                <w:sz w:val="18"/>
+              </w:rPr>
+            </w:r>
+          </w:p>
+        </w:tc>
+      </w:tr>
+      <w:tr>
+        <w:tc>
+          <w:tcPr>
+            <w:tcW w:type="dxa" w:w="3489"/>
+            <w:tcBorders>
+              <w:top w:val="single" w:sz="4" w:space="0" w:color="E4DED3"/>
+              <w:left w:val="single" w:sz="4" w:space="0" w:color="E4DED3"/>
+              <w:bottom w:val="single" w:sz="4" w:space="0" w:color="E4DED3"/>
+              <w:right w:val="single" w:sz="4" w:space="0" w:color="E4DED3"/>
+            </w:tcBorders>
+          </w:tcPr>
+          <w:p>
+            <w:r>
+              <w:rPr>
+                <w:sz w:val="18"/>
+              </w:rPr>
+              <w:t>Coached or supported a member toward the team goals</w:t>
+            </w:r>
+          </w:p>
+        </w:tc>
+        <w:tc>
+          <w:tcPr>
+            <w:tcW w:type="dxa" w:w="3489"/>
+            <w:tcBorders>
+              <w:top w:val="single" w:sz="4" w:space="0" w:color="E4DED3"/>
+              <w:left w:val="single" w:sz="4" w:space="0" w:color="E4DED3"/>
+              <w:bottom w:val="single" w:sz="4" w:space="0" w:color="E4DED3"/>
+              <w:right w:val="single" w:sz="4" w:space="0" w:color="E4DED3"/>
+            </w:tcBorders>
+          </w:tcPr>
+          <w:p>
+            <w:r>
+              <w:rPr>
+                <w:sz w:val="18"/>
+              </w:rPr>
+            </w:r>
+          </w:p>
+        </w:tc>
+        <w:tc>
+          <w:tcPr>
+            <w:tcW w:type="dxa" w:w="3489"/>
+            <w:tcBorders>
+              <w:top w:val="single" w:sz="4" w:space="0" w:color="E4DED3"/>
+              <w:left w:val="single" w:sz="4" w:space="0" w:color="E4DED3"/>
+              <w:bottom w:val="single" w:sz="4" w:space="0" w:color="E4DED3"/>
+              <w:right w:val="single" w:sz="4" w:space="0" w:color="E4DED3"/>
+            </w:tcBorders>
+          </w:tcPr>
+          <w:p>
+            <w:r>
+              <w:rPr>
+                <w:sz w:val="18"/>
+              </w:rPr>
+            </w:r>
+          </w:p>
+        </w:tc>
+      </w:tr>
+      <w:tr>
+        <w:tc>
+          <w:tcPr>
+            <w:tcW w:type="dxa" w:w="3489"/>
+            <w:tcBorders>
+              <w:top w:val="single" w:sz="4" w:space="0" w:color="E4DED3"/>
+              <w:left w:val="single" w:sz="4" w:space="0" w:color="E4DED3"/>
+              <w:bottom w:val="single" w:sz="4" w:space="0" w:color="E4DED3"/>
+              <w:right w:val="single" w:sz="4" w:space="0" w:color="E4DED3"/>
+            </w:tcBorders>
+          </w:tcPr>
+          <w:p>
+            <w:r>
+              <w:rPr>
+                <w:sz w:val="18"/>
+              </w:rPr>
+              <w:t>Facilitated the team to identify and resolve a task-related issue</w:t>
+            </w:r>
+          </w:p>
+        </w:tc>
+        <w:tc>
+          <w:tcPr>
+            <w:tcW w:type="dxa" w:w="3489"/>
+            <w:tcBorders>
+              <w:top w:val="single" w:sz="4" w:space="0" w:color="E4DED3"/>
+              <w:left w:val="single" w:sz="4" w:space="0" w:color="E4DED3"/>
+              <w:bottom w:val="single" w:sz="4" w:space="0" w:color="E4DED3"/>
+              <w:right w:val="single" w:sz="4" w:space="0" w:color="E4DED3"/>
+            </w:tcBorders>
+          </w:tcPr>
+          <w:p>
+            <w:r>
+              <w:rPr>
+                <w:sz w:val="18"/>
+              </w:rPr>
+            </w:r>
+          </w:p>
+        </w:tc>
+        <w:tc>
+          <w:tcPr>
+            <w:tcW w:type="dxa" w:w="3489"/>
+            <w:tcBorders>
+              <w:top w:val="single" w:sz="4" w:space="0" w:color="E4DED3"/>
+              <w:left w:val="single" w:sz="4" w:space="0" w:color="E4DED3"/>
+              <w:bottom w:val="single" w:sz="4" w:space="0" w:color="E4DED3"/>
+              <w:right w:val="single" w:sz="4" w:space="0" w:color="E4DED3"/>
+            </w:tcBorders>
+          </w:tcPr>
+          <w:p>
+            <w:r>
+              <w:rPr>
+                <w:sz w:val="18"/>
+              </w:rPr>
+            </w:r>
+          </w:p>
+        </w:tc>
+      </w:tr>
+      <w:tr>
+        <w:tc>
+          <w:tcPr>
+            <w:tcW w:type="dxa" w:w="3489"/>
+            <w:tcBorders>
+              <w:top w:val="single" w:sz="4" w:space="0" w:color="E4DED3"/>
+              <w:left w:val="single" w:sz="4" w:space="0" w:color="E4DED3"/>
+              <w:bottom w:val="single" w:sz="4" w:space="0" w:color="E4DED3"/>
+              <w:right w:val="single" w:sz="4" w:space="0" w:color="E4DED3"/>
+            </w:tcBorders>
+          </w:tcPr>
+          <w:p>
+            <w:r>
+              <w:rPr>
+                <w:sz w:val="18"/>
+              </w:rPr>
+              <w:t>Managed a conflict or challenge constructively</w:t>
+            </w:r>
+          </w:p>
+        </w:tc>
+        <w:tc>
+          <w:tcPr>
+            <w:tcW w:type="dxa" w:w="3489"/>
+            <w:tcBorders>
+              <w:top w:val="single" w:sz="4" w:space="0" w:color="E4DED3"/>
+              <w:left w:val="single" w:sz="4" w:space="0" w:color="E4DED3"/>
+              <w:bottom w:val="single" w:sz="4" w:space="0" w:color="E4DED3"/>
+              <w:right w:val="single" w:sz="4" w:space="0" w:color="E4DED3"/>
+            </w:tcBorders>
+          </w:tcPr>
+          <w:p>
+            <w:r>
+              <w:rPr>
+                <w:sz w:val="18"/>
+              </w:rPr>
+            </w:r>
+          </w:p>
+        </w:tc>
+        <w:tc>
+          <w:tcPr>
+            <w:tcW w:type="dxa" w:w="3489"/>
+            <w:tcBorders>
+              <w:top w:val="single" w:sz="4" w:space="0" w:color="E4DED3"/>
+              <w:left w:val="single" w:sz="4" w:space="0" w:color="E4DED3"/>
+              <w:bottom w:val="single" w:sz="4" w:space="0" w:color="E4DED3"/>
+              <w:right w:val="single" w:sz="4" w:space="0" w:color="E4DED3"/>
+            </w:tcBorders>
+          </w:tcPr>
+          <w:p>
+            <w:r>
+              <w:rPr>
+                <w:sz w:val="18"/>
+              </w:rPr>
+            </w:r>
+          </w:p>
+        </w:tc>
+      </w:tr>
+      <w:tr>
+        <w:tc>
+          <w:tcPr>
+            <w:tcW w:type="dxa" w:w="3489"/>
+            <w:tcBorders>
+              <w:top w:val="single" w:sz="4" w:space="0" w:color="E4DED3"/>
+              <w:left w:val="single" w:sz="4" w:space="0" w:color="E4DED3"/>
+              <w:bottom w:val="single" w:sz="4" w:space="0" w:color="E4DED3"/>
+              <w:right w:val="single" w:sz="4" w:space="0" w:color="E4DED3"/>
+            </w:tcBorders>
+          </w:tcPr>
+          <w:p>
+            <w:r>
+              <w:rPr>
+                <w:sz w:val="18"/>
+              </w:rPr>
+              <w:t>Monitored progress against the plan and gave constructive feedback</w:t>
+            </w:r>
+          </w:p>
+        </w:tc>
+        <w:tc>
+          <w:tcPr>
+            <w:tcW w:type="dxa" w:w="3489"/>
+            <w:tcBorders>
+              <w:top w:val="single" w:sz="4" w:space="0" w:color="E4DED3"/>
+              <w:left w:val="single" w:sz="4" w:space="0" w:color="E4DED3"/>
+              <w:bottom w:val="single" w:sz="4" w:space="0" w:color="E4DED3"/>
+              <w:right w:val="single" w:sz="4" w:space="0" w:color="E4DED3"/>
+            </w:tcBorders>
+          </w:tcPr>
+          <w:p>
+            <w:r>
+              <w:rPr>
+                <w:sz w:val="18"/>
+              </w:rPr>
+            </w:r>
+          </w:p>
+        </w:tc>
+        <w:tc>
+          <w:tcPr>
+            <w:tcW w:type="dxa" w:w="3489"/>
+            <w:tcBorders>
+              <w:top w:val="single" w:sz="4" w:space="0" w:color="E4DED3"/>
+              <w:left w:val="single" w:sz="4" w:space="0" w:color="E4DED3"/>
+              <w:bottom w:val="single" w:sz="4" w:space="0" w:color="E4DED3"/>
+              <w:right w:val="single" w:sz="4" w:space="0" w:color="E4DED3"/>
+            </w:tcBorders>
+          </w:tcPr>
+          <w:p>
+            <w:r>
+              <w:rPr>
+                <w:sz w:val="18"/>
+              </w:rPr>
+            </w:r>
+          </w:p>
+        </w:tc>
+      </w:tr>
+      <w:tr>
+        <w:tc>
+          <w:tcPr>
+            <w:tcW w:type="dxa" w:w="3489"/>
+            <w:tcBorders>
+              <w:top w:val="single" w:sz="4" w:space="0" w:color="E4DED3"/>
+              <w:left w:val="single" w:sz="4" w:space="0" w:color="E4DED3"/>
+              <w:bottom w:val="single" w:sz="4" w:space="0" w:color="E4DED3"/>
+              <w:right w:val="single" w:sz="4" w:space="0" w:color="E4DED3"/>
+            </w:tcBorders>
+          </w:tcPr>
+          <w:p>
+            <w:r>
+              <w:rPr>
+                <w:sz w:val="18"/>
+              </w:rPr>
+              <w:t>Assessor name</w:t>
+            </w:r>
+          </w:p>
+        </w:tc>
+        <w:tc>
+          <w:tcPr>
+            <w:tcW w:type="dxa" w:w="3489"/>
+            <w:tcBorders>
+              <w:top w:val="single" w:sz="4" w:space="0" w:color="E4DED3"/>
+              <w:left w:val="single" w:sz="4" w:space="0" w:color="E4DED3"/>
+              <w:bottom w:val="single" w:sz="4" w:space="0" w:color="E4DED3"/>
+              <w:right w:val="single" w:sz="4" w:space="0" w:color="E4DED3"/>
+            </w:tcBorders>
+          </w:tcPr>
+          <w:p>
+            <w:r>
+              <w:rPr>
+                <w:sz w:val="18"/>
+              </w:rPr>
+            </w:r>
+          </w:p>
+        </w:tc>
+        <w:tc>
+          <w:tcPr>
+            <w:tcW w:type="dxa" w:w="3489"/>
+            <w:tcBorders>
+              <w:top w:val="single" w:sz="4" w:space="0" w:color="E4DED3"/>
+              <w:left w:val="single" w:sz="4" w:space="0" w:color="E4DED3"/>
+              <w:bottom w:val="single" w:sz="4" w:space="0" w:color="E4DED3"/>
+              <w:right w:val="single" w:sz="4" w:space="0" w:color="E4DED3"/>
+            </w:tcBorders>
+          </w:tcPr>
+          <w:p>
+            <w:r>
+              <w:rPr>
+                <w:sz w:val="18"/>
+              </w:rPr>
+            </w:r>
+          </w:p>
+        </w:tc>
+      </w:tr>
+      <w:tr>
+        <w:tc>
+          <w:tcPr>
+            <w:tcW w:type="dxa" w:w="3489"/>
+            <w:tcBorders>
+              <w:top w:val="single" w:sz="4" w:space="0" w:color="E4DED3"/>
+              <w:left w:val="single" w:sz="4" w:space="0" w:color="E4DED3"/>
+              <w:bottom w:val="single" w:sz="4" w:space="0" w:color="E4DED3"/>
+              <w:right w:val="single" w:sz="4" w:space="0" w:color="E4DED3"/>
+            </w:tcBorders>
+          </w:tcPr>
+          <w:p>
+            <w:r>
+              <w:rPr>
+                <w:sz w:val="18"/>
+              </w:rPr>
+              <w:t>Assessor signature and date</w:t>
+            </w:r>
+          </w:p>
+        </w:tc>
+        <w:tc>
+          <w:tcPr>
+            <w:tcW w:type="dxa" w:w="3489"/>
+            <w:tcBorders>
+              <w:top w:val="single" w:sz="4" w:space="0" w:color="E4DED3"/>
+              <w:left w:val="single" w:sz="4" w:space="0" w:color="E4DED3"/>
+              <w:bottom w:val="single" w:sz="4" w:space="0" w:color="E4DED3"/>
+              <w:right w:val="single" w:sz="4" w:space="0" w:color="E4DED3"/>
+            </w:tcBorders>
+          </w:tcPr>
+          <w:p>
+            <w:r>
+              <w:rPr>
+                <w:sz w:val="18"/>
+              </w:rPr>
+            </w:r>
+          </w:p>
+        </w:tc>
+        <w:tc>
+          <w:tcPr>
+            <w:tcW w:type="dxa" w:w="3489"/>
+            <w:tcBorders>
+              <w:top w:val="single" w:sz="4" w:space="0" w:color="E4DED3"/>
+              <w:left w:val="single" w:sz="4" w:space="0" w:color="E4DED3"/>
+              <w:bottom w:val="single" w:sz="4" w:space="0" w:color="E4DED3"/>
+              <w:right w:val="single" w:sz="4" w:space="0" w:color="E4DED3"/>
+            </w:tcBorders>
+          </w:tcPr>
+          <w:p>
+            <w:r>
+              <w:rPr>
+                <w:sz w:val="18"/>
+              </w:rPr>
+            </w:r>
+          </w:p>
+        </w:tc>
+      </w:tr>
+    </w:tbl>
+    <w:p/>
+    <w:p>
+      <w:pPr>
+        <w:pStyle w:val="Heading1"/>
+      </w:pPr>
+      <w:r>
+        <w:t>Part D — What happened, and what you did</w:t>
+      </w:r>
+    </w:p>
+    <w:p>
+      <w:pPr>
+        <w:spacing w:after="200"/>
+      </w:pPr>
+      <w:r>
+        <w:rPr>
+          <w:b w:val="0"/>
+          <w:i/>
+          <w:color w:val="6B6660"/>
+          <w:sz w:val="19"/>
+        </w:rPr>
+        <w:t>Three things that happen in every team project. Write about your own experience of them, in your own words. These carry more of your evidence than the observed meeting does — make notes as the project runs so you are not reconstructing it weeks later.</w:t>
+      </w:r>
+    </w:p>
+    <w:p>
+      <w:pPr>
+        <w:spacing w:before="200" w:after="0"/>
+      </w:pPr>
+      <w:r>
+        <w:rPr>
+          <w:b/>
+          <w:color w:val="1F5A5C"/>
+          <w:sz w:val="16"/>
+        </w:rPr>
+        <w:t>TASK 11</w:t>
+      </w:r>
+    </w:p>
+    <w:p>
+      <w:pPr>
+        <w:pStyle w:val="Heading2"/>
+      </w:pPr>
+      <w:r>
+        <w:rPr>
+          <w:color w:val="1F5A5C"/>
+        </w:rPr>
+        <w:t>Describe a conflict or challenge you dealt with during the project</w:t>
+      </w:r>
+    </w:p>
+    <w:p>
+      <w:pPr>
+        <w:spacing w:after="120"/>
+      </w:pPr>
+      <w:r>
+        <w:rPr>
+          <w:b w:val="0"/>
+          <w:i w:val="0"/>
+          <w:sz w:val="21"/>
+        </w:rPr>
+        <w:t>Describe a conflict or challenge you personally dealt with — a disagreement about the work, someone not delivering, a difficult conversation, or work that had to be taken off someone. Say what happened, what you did about it, and how it turned out. Write about the parts that did not go well too: an honest account of something you handled imperfectly evidences more than a tidy one. If you dealt with more than one, describe the two that taught you most.</w:t>
+      </w:r>
+    </w:p>
+    <w:tbl>
+      <w:tblPr>
+        <w:tblW w:type="auto" w:w="0"/>
+        <w:tblLook w:firstColumn="1" w:firstRow="1" w:lastColumn="0" w:lastRow="0" w:noHBand="0" w:noVBand="1" w:val="04A0"/>
+      </w:tblPr>
+      <w:tblGrid>
+        <w:gridCol w:w="10466"/>
+      </w:tblGrid>
+      <w:tr>
+        <w:tc>
+          <w:tcPr>
+            <w:tcW w:type="dxa" w:w="9411"/>
+            <w:tcBorders>
+              <w:top w:val="single" w:sz="4" w:space="0" w:color="E4DED3"/>
+              <w:left w:val="single" w:sz="4" w:space="0" w:color="E4DED3"/>
+              <w:bottom w:val="single" w:sz="4" w:space="0" w:color="E4DED3"/>
+              <w:right w:val="single" w:sz="4" w:space="0" w:color="E4DED3"/>
+            </w:tcBorders>
+            <w:shd w:val="clear" w:color="auto" w:fill="F8F4ED"/>
+          </w:tcPr>
+          <w:p>
+            <w:pPr>
+              <w:jc w:val="center"/>
+            </w:pPr>
+            <w:r>
+              <w:rPr>
+                <w:b/>
+                <w:i w:val="0"/>
+                <w:sz w:val="20"/>
+              </w:rPr>
+              <w:t>[ WRITE YOUR ANSWER HERE ]</w:t>
+            </w:r>
+          </w:p>
+        </w:tc>
+      </w:tr>
+    </w:tbl>
+    <w:p/>
+    <w:p>
+      <w:pPr>
+        <w:spacing w:before="200" w:after="0"/>
+      </w:pPr>
+      <w:r>
+        <w:rPr>
+          <w:b/>
+          <w:color w:val="1F5A5C"/>
+          <w:sz w:val="16"/>
+        </w:rPr>
+        <w:t>TASK 12</w:t>
+      </w:r>
+    </w:p>
+    <w:p>
+      <w:pPr>
+        <w:pStyle w:val="Heading2"/>
+      </w:pPr>
+      <w:r>
+        <w:rPr>
+          <w:color w:val="1F5A5C"/>
+        </w:rPr>
+        <w:t>Describe a time you coached or helped a team member</w:t>
+      </w:r>
+    </w:p>
+    <w:p>
+      <w:pPr>
+        <w:spacing w:after="120"/>
+      </w:pPr>
+      <w:r>
+        <w:rPr>
+          <w:b w:val="0"/>
+          <w:i w:val="0"/>
+          <w:sz w:val="21"/>
+        </w:rPr>
+        <w:t>Describe a situation during the project where you helped or coached someone on your team — explaining something they were stuck on, working through a problem with them, or supporting them to get back on track. Say what they needed, what you did, and what changed as a result. Helping someone solve their own problem counts for more here than solving it for them.</w:t>
+      </w:r>
+    </w:p>
+    <w:tbl>
+      <w:tblPr>
+        <w:tblW w:type="auto" w:w="0"/>
+        <w:tblLook w:firstColumn="1" w:firstRow="1" w:lastColumn="0" w:lastRow="0" w:noHBand="0" w:noVBand="1" w:val="04A0"/>
+      </w:tblPr>
+      <w:tblGrid>
+        <w:gridCol w:w="10466"/>
+      </w:tblGrid>
+      <w:tr>
+        <w:tc>
+          <w:tcPr>
+            <w:tcW w:type="dxa" w:w="9411"/>
+            <w:tcBorders>
+              <w:top w:val="single" w:sz="4" w:space="0" w:color="E4DED3"/>
+              <w:left w:val="single" w:sz="4" w:space="0" w:color="E4DED3"/>
+              <w:bottom w:val="single" w:sz="4" w:space="0" w:color="E4DED3"/>
+              <w:right w:val="single" w:sz="4" w:space="0" w:color="E4DED3"/>
+            </w:tcBorders>
+            <w:shd w:val="clear" w:color="auto" w:fill="F8F4ED"/>
+          </w:tcPr>
+          <w:p>
+            <w:pPr>
+              <w:jc w:val="center"/>
+            </w:pPr>
+            <w:r>
+              <w:rPr>
+                <w:b/>
+                <w:i w:val="0"/>
+                <w:sz w:val="20"/>
+              </w:rPr>
+              <w:t>[ WRITE YOUR ANSWER HERE ]</w:t>
+            </w:r>
+          </w:p>
+        </w:tc>
+      </w:tr>
+    </w:tbl>
+    <w:p/>
+    <w:p>
+      <w:pPr>
+        <w:spacing w:before="200" w:after="0"/>
+      </w:pPr>
+      <w:r>
+        <w:rPr>
+          <w:b/>
+          <w:color w:val="1F5A5C"/>
+          <w:sz w:val="16"/>
+        </w:rPr>
+        <w:t>TASK 13</w:t>
+      </w:r>
+    </w:p>
+    <w:p>
+      <w:pPr>
+        <w:pStyle w:val="Heading2"/>
+      </w:pPr>
+      <w:r>
+        <w:rPr>
+          <w:color w:val="1F5A5C"/>
+        </w:rPr>
+        <w:t>Describe an issue the team hit, and your part in resolving it</w:t>
+      </w:r>
+    </w:p>
+    <w:p>
+      <w:pPr>
+        <w:spacing w:after="120"/>
+      </w:pPr>
+      <w:r>
+        <w:rPr>
+          <w:b w:val="0"/>
+          <w:i w:val="0"/>
+          <w:sz w:val="21"/>
+        </w:rPr>
+        <w:t>Describe a task-related problem or inefficiency your team ran into, and your part in sorting it out. The interesting ones are usually nobody's fault — a dependency nobody spotted, two people building the same thing, a decision that nobody actually made. Say how the team found it and what you did to help the team resolve it, rather than what you resolved alone.</w:t>
+      </w:r>
+    </w:p>
+    <w:tbl>
+      <w:tblPr>
+        <w:tblW w:type="auto" w:w="0"/>
+        <w:tblLook w:firstColumn="1" w:firstRow="1" w:lastColumn="0" w:lastRow="0" w:noHBand="0" w:noVBand="1" w:val="04A0"/>
+      </w:tblPr>
+      <w:tblGrid>
+        <w:gridCol w:w="10466"/>
+      </w:tblGrid>
+      <w:tr>
+        <w:tc>
+          <w:tcPr>
+            <w:tcW w:type="dxa" w:w="9411"/>
+            <w:tcBorders>
+              <w:top w:val="single" w:sz="4" w:space="0" w:color="E4DED3"/>
+              <w:left w:val="single" w:sz="4" w:space="0" w:color="E4DED3"/>
+              <w:bottom w:val="single" w:sz="4" w:space="0" w:color="E4DED3"/>
+              <w:right w:val="single" w:sz="4" w:space="0" w:color="E4DED3"/>
+            </w:tcBorders>
+            <w:shd w:val="clear" w:color="auto" w:fill="F8F4ED"/>
+          </w:tcPr>
+          <w:p>
+            <w:pPr>
+              <w:jc w:val="center"/>
+            </w:pPr>
+            <w:r>
+              <w:rPr>
+                <w:b/>
+                <w:i w:val="0"/>
+                <w:sz w:val="20"/>
+              </w:rPr>
+              <w:t>[ WRITE YOUR ANSWER HERE ]</w:t>
+            </w:r>
+          </w:p>
+        </w:tc>
+      </w:tr>
+    </w:tbl>
+    <w:p/>
+    <w:p>
+      <w:pPr>
+        <w:pStyle w:val="Heading1"/>
+      </w:pPr>
+      <w:r>
+        <w:t>Part E — Review and reflection</w:t>
+      </w:r>
+    </w:p>
+    <w:p>
+      <w:pPr>
+        <w:spacing w:before="200" w:after="0"/>
+      </w:pPr>
+      <w:r>
+        <w:rPr>
+          <w:b/>
+          <w:color w:val="1F5A5C"/>
+          <w:sz w:val="16"/>
+        </w:rPr>
+        <w:t>TASK 14</w:t>
+      </w:r>
+    </w:p>
+    <w:p>
+      <w:pPr>
+        <w:pStyle w:val="Heading2"/>
+      </w:pPr>
+      <w:r>
+        <w:rPr>
+          <w:color w:val="1F5A5C"/>
+        </w:rPr>
+        <w:t>Measure the team against the plan</w:t>
+      </w:r>
+    </w:p>
+    <w:p>
+      <w:pPr>
+        <w:spacing w:after="120"/>
+      </w:pPr>
+      <w:r>
+        <w:rPr>
+          <w:b w:val="0"/>
+          <w:i w:val="0"/>
+          <w:sz w:val="21"/>
+        </w:rPr>
+        <w:t>Go back to the expectations you agreed in task 2 and measure what actually happened against them, member by member — including yourself. Be fair and be specific. This is a professional judgement, not a popularity contest.</w:t>
+      </w:r>
+    </w:p>
+    <w:tbl>
+      <w:tblPr>
+        <w:tblW w:type="auto" w:w="0"/>
+        <w:tblLook w:firstColumn="1" w:firstRow="1" w:lastColumn="0" w:lastRow="0" w:noHBand="0" w:noVBand="1" w:val="04A0"/>
+      </w:tblPr>
+      <w:tblGrid>
+        <w:gridCol w:w="2616"/>
+        <w:gridCol w:w="2616"/>
+        <w:gridCol w:w="2616"/>
+        <w:gridCol w:w="2616"/>
+      </w:tblGrid>
+      <w:tr>
+        <w:tc>
+          <w:tcPr>
+            <w:tcW w:type="dxa" w:w="2616"/>
+            <w:tcBorders>
+              <w:top w:val="single" w:sz="4" w:space="0" w:color="E4DED3"/>
+              <w:left w:val="single" w:sz="4" w:space="0" w:color="E4DED3"/>
+              <w:bottom w:val="single" w:sz="4" w:space="0" w:color="E4DED3"/>
+              <w:right w:val="single" w:sz="4" w:space="0" w:color="E4DED3"/>
+            </w:tcBorders>
+            <w:shd w:val="clear" w:color="auto" w:fill="F8F4ED"/>
+          </w:tcPr>
+          <w:p>
+            <w:r>
+              <w:rPr>
+                <w:b/>
+                <w:sz w:val="18"/>
+              </w:rPr>
+              <w:t>Member</w:t>
+            </w:r>
+          </w:p>
+        </w:tc>
+        <w:tc>
+          <w:tcPr>
+            <w:tcW w:type="dxa" w:w="2616"/>
+            <w:tcBorders>
+              <w:top w:val="single" w:sz="4" w:space="0" w:color="E4DED3"/>
+              <w:left w:val="single" w:sz="4" w:space="0" w:color="E4DED3"/>
+              <w:bottom w:val="single" w:sz="4" w:space="0" w:color="E4DED3"/>
+              <w:right w:val="single" w:sz="4" w:space="0" w:color="E4DED3"/>
+            </w:tcBorders>
+            <w:shd w:val="clear" w:color="auto" w:fill="F8F4ED"/>
+          </w:tcPr>
+          <w:p>
+            <w:r>
+              <w:rPr>
+                <w:b/>
+                <w:sz w:val="18"/>
+              </w:rPr>
+              <w:t>What was expected</w:t>
+            </w:r>
+          </w:p>
+        </w:tc>
+        <w:tc>
+          <w:tcPr>
+            <w:tcW w:type="dxa" w:w="2616"/>
+            <w:tcBorders>
+              <w:top w:val="single" w:sz="4" w:space="0" w:color="E4DED3"/>
+              <w:left w:val="single" w:sz="4" w:space="0" w:color="E4DED3"/>
+              <w:bottom w:val="single" w:sz="4" w:space="0" w:color="E4DED3"/>
+              <w:right w:val="single" w:sz="4" w:space="0" w:color="E4DED3"/>
+            </w:tcBorders>
+            <w:shd w:val="clear" w:color="auto" w:fill="F8F4ED"/>
+          </w:tcPr>
+          <w:p>
+            <w:r>
+              <w:rPr>
+                <w:b/>
+                <w:sz w:val="18"/>
+              </w:rPr>
+              <w:t>What happened</w:t>
+            </w:r>
+          </w:p>
+        </w:tc>
+        <w:tc>
+          <w:tcPr>
+            <w:tcW w:type="dxa" w:w="2616"/>
+            <w:tcBorders>
+              <w:top w:val="single" w:sz="4" w:space="0" w:color="E4DED3"/>
+              <w:left w:val="single" w:sz="4" w:space="0" w:color="E4DED3"/>
+              <w:bottom w:val="single" w:sz="4" w:space="0" w:color="E4DED3"/>
+              <w:right w:val="single" w:sz="4" w:space="0" w:color="E4DED3"/>
+            </w:tcBorders>
+            <w:shd w:val="clear" w:color="auto" w:fill="F8F4ED"/>
+          </w:tcPr>
+          <w:p>
+            <w:r>
+              <w:rPr>
+                <w:b/>
+                <w:sz w:val="18"/>
+              </w:rPr>
+              <w:t>Met?</w:t>
+            </w:r>
+          </w:p>
+        </w:tc>
+      </w:tr>
+      <w:tr>
+        <w:tc>
+          <w:tcPr>
+            <w:tcW w:type="dxa" w:w="2616"/>
+            <w:tcBorders>
+              <w:top w:val="single" w:sz="4" w:space="0" w:color="E4DED3"/>
+              <w:left w:val="single" w:sz="4" w:space="0" w:color="E4DED3"/>
+              <w:bottom w:val="single" w:sz="4" w:space="0" w:color="E4DED3"/>
+              <w:right w:val="single" w:sz="4" w:space="0" w:color="E4DED3"/>
+            </w:tcBorders>
+          </w:tcPr>
+          <w:p>
+            <w:r>
+              <w:rPr>
+                <w:sz w:val="18"/>
+              </w:rPr>
+            </w:r>
+          </w:p>
+        </w:tc>
+        <w:tc>
+          <w:tcPr>
+            <w:tcW w:type="dxa" w:w="2616"/>
+            <w:tcBorders>
+              <w:top w:val="single" w:sz="4" w:space="0" w:color="E4DED3"/>
+              <w:left w:val="single" w:sz="4" w:space="0" w:color="E4DED3"/>
+              <w:bottom w:val="single" w:sz="4" w:space="0" w:color="E4DED3"/>
+              <w:right w:val="single" w:sz="4" w:space="0" w:color="E4DED3"/>
+            </w:tcBorders>
+          </w:tcPr>
+          <w:p>
+            <w:r>
+              <w:rPr>
+                <w:sz w:val="18"/>
+              </w:rPr>
+            </w:r>
+          </w:p>
+        </w:tc>
+        <w:tc>
+          <w:tcPr>
+            <w:tcW w:type="dxa" w:w="2616"/>
+            <w:tcBorders>
+              <w:top w:val="single" w:sz="4" w:space="0" w:color="E4DED3"/>
+              <w:left w:val="single" w:sz="4" w:space="0" w:color="E4DED3"/>
+              <w:bottom w:val="single" w:sz="4" w:space="0" w:color="E4DED3"/>
+              <w:right w:val="single" w:sz="4" w:space="0" w:color="E4DED3"/>
+            </w:tcBorders>
+          </w:tcPr>
+          <w:p>
+            <w:r>
+              <w:rPr>
+                <w:sz w:val="18"/>
+              </w:rPr>
+            </w:r>
+          </w:p>
+        </w:tc>
+        <w:tc>
+          <w:tcPr>
+            <w:tcW w:type="dxa" w:w="2616"/>
+            <w:tcBorders>
+              <w:top w:val="single" w:sz="4" w:space="0" w:color="E4DED3"/>
+              <w:left w:val="single" w:sz="4" w:space="0" w:color="E4DED3"/>
+              <w:bottom w:val="single" w:sz="4" w:space="0" w:color="E4DED3"/>
+              <w:right w:val="single" w:sz="4" w:space="0" w:color="E4DED3"/>
+            </w:tcBorders>
+          </w:tcPr>
+          <w:p>
+            <w:r>
+              <w:rPr>
+                <w:sz w:val="18"/>
+              </w:rPr>
+            </w:r>
+          </w:p>
+        </w:tc>
+      </w:tr>
+      <w:tr>
+        <w:tc>
+          <w:tcPr>
+            <w:tcW w:type="dxa" w:w="2616"/>
+            <w:tcBorders>
+              <w:top w:val="single" w:sz="4" w:space="0" w:color="E4DED3"/>
+              <w:left w:val="single" w:sz="4" w:space="0" w:color="E4DED3"/>
+              <w:bottom w:val="single" w:sz="4" w:space="0" w:color="E4DED3"/>
+              <w:right w:val="single" w:sz="4" w:space="0" w:color="E4DED3"/>
+            </w:tcBorders>
+          </w:tcPr>
+          <w:p>
+            <w:r>
+              <w:rPr>
+                <w:sz w:val="18"/>
+              </w:rPr>
+            </w:r>
+          </w:p>
+        </w:tc>
+        <w:tc>
+          <w:tcPr>
+            <w:tcW w:type="dxa" w:w="2616"/>
+            <w:tcBorders>
+              <w:top w:val="single" w:sz="4" w:space="0" w:color="E4DED3"/>
+              <w:left w:val="single" w:sz="4" w:space="0" w:color="E4DED3"/>
+              <w:bottom w:val="single" w:sz="4" w:space="0" w:color="E4DED3"/>
+              <w:right w:val="single" w:sz="4" w:space="0" w:color="E4DED3"/>
+            </w:tcBorders>
+          </w:tcPr>
+          <w:p>
+            <w:r>
+              <w:rPr>
+                <w:sz w:val="18"/>
+              </w:rPr>
+            </w:r>
+          </w:p>
+        </w:tc>
+        <w:tc>
+          <w:tcPr>
+            <w:tcW w:type="dxa" w:w="2616"/>
+            <w:tcBorders>
+              <w:top w:val="single" w:sz="4" w:space="0" w:color="E4DED3"/>
+              <w:left w:val="single" w:sz="4" w:space="0" w:color="E4DED3"/>
+              <w:bottom w:val="single" w:sz="4" w:space="0" w:color="E4DED3"/>
+              <w:right w:val="single" w:sz="4" w:space="0" w:color="E4DED3"/>
+            </w:tcBorders>
+          </w:tcPr>
+          <w:p>
+            <w:r>
+              <w:rPr>
+                <w:sz w:val="18"/>
+              </w:rPr>
+            </w:r>
+          </w:p>
+        </w:tc>
+        <w:tc>
+          <w:tcPr>
+            <w:tcW w:type="dxa" w:w="2616"/>
+            <w:tcBorders>
+              <w:top w:val="single" w:sz="4" w:space="0" w:color="E4DED3"/>
+              <w:left w:val="single" w:sz="4" w:space="0" w:color="E4DED3"/>
+              <w:bottom w:val="single" w:sz="4" w:space="0" w:color="E4DED3"/>
+              <w:right w:val="single" w:sz="4" w:space="0" w:color="E4DED3"/>
+            </w:tcBorders>
+          </w:tcPr>
+          <w:p>
+            <w:r>
+              <w:rPr>
+                <w:sz w:val="18"/>
+              </w:rPr>
+            </w:r>
+          </w:p>
+        </w:tc>
+      </w:tr>
+      <w:tr>
+        <w:tc>
+          <w:tcPr>
+            <w:tcW w:type="dxa" w:w="2616"/>
+            <w:tcBorders>
+              <w:top w:val="single" w:sz="4" w:space="0" w:color="E4DED3"/>
+              <w:left w:val="single" w:sz="4" w:space="0" w:color="E4DED3"/>
+              <w:bottom w:val="single" w:sz="4" w:space="0" w:color="E4DED3"/>
+              <w:right w:val="single" w:sz="4" w:space="0" w:color="E4DED3"/>
+            </w:tcBorders>
+          </w:tcPr>
+          <w:p>
+            <w:r>
+              <w:rPr>
+                <w:sz w:val="18"/>
+              </w:rPr>
+            </w:r>
+          </w:p>
+        </w:tc>
+        <w:tc>
+          <w:tcPr>
+            <w:tcW w:type="dxa" w:w="2616"/>
+            <w:tcBorders>
+              <w:top w:val="single" w:sz="4" w:space="0" w:color="E4DED3"/>
+              <w:left w:val="single" w:sz="4" w:space="0" w:color="E4DED3"/>
+              <w:bottom w:val="single" w:sz="4" w:space="0" w:color="E4DED3"/>
+              <w:right w:val="single" w:sz="4" w:space="0" w:color="E4DED3"/>
+            </w:tcBorders>
+          </w:tcPr>
+          <w:p>
+            <w:r>
+              <w:rPr>
+                <w:sz w:val="18"/>
+              </w:rPr>
+            </w:r>
+          </w:p>
+        </w:tc>
+        <w:tc>
+          <w:tcPr>
+            <w:tcW w:type="dxa" w:w="2616"/>
+            <w:tcBorders>
+              <w:top w:val="single" w:sz="4" w:space="0" w:color="E4DED3"/>
+              <w:left w:val="single" w:sz="4" w:space="0" w:color="E4DED3"/>
+              <w:bottom w:val="single" w:sz="4" w:space="0" w:color="E4DED3"/>
+              <w:right w:val="single" w:sz="4" w:space="0" w:color="E4DED3"/>
+            </w:tcBorders>
+          </w:tcPr>
+          <w:p>
+            <w:r>
+              <w:rPr>
+                <w:sz w:val="18"/>
+              </w:rPr>
+            </w:r>
+          </w:p>
+        </w:tc>
+        <w:tc>
+          <w:tcPr>
+            <w:tcW w:type="dxa" w:w="2616"/>
+            <w:tcBorders>
+              <w:top w:val="single" w:sz="4" w:space="0" w:color="E4DED3"/>
+              <w:left w:val="single" w:sz="4" w:space="0" w:color="E4DED3"/>
+              <w:bottom w:val="single" w:sz="4" w:space="0" w:color="E4DED3"/>
+              <w:right w:val="single" w:sz="4" w:space="0" w:color="E4DED3"/>
+            </w:tcBorders>
+          </w:tcPr>
+          <w:p>
+            <w:r>
+              <w:rPr>
+                <w:sz w:val="18"/>
+              </w:rPr>
+            </w:r>
+          </w:p>
+        </w:tc>
+      </w:tr>
+      <w:tr>
+        <w:tc>
+          <w:tcPr>
+            <w:tcW w:type="dxa" w:w="2616"/>
+            <w:tcBorders>
+              <w:top w:val="single" w:sz="4" w:space="0" w:color="E4DED3"/>
+              <w:left w:val="single" w:sz="4" w:space="0" w:color="E4DED3"/>
+              <w:bottom w:val="single" w:sz="4" w:space="0" w:color="E4DED3"/>
+              <w:right w:val="single" w:sz="4" w:space="0" w:color="E4DED3"/>
+            </w:tcBorders>
+          </w:tcPr>
+          <w:p>
+            <w:r>
+              <w:rPr>
+                <w:sz w:val="18"/>
+              </w:rPr>
+            </w:r>
+          </w:p>
+        </w:tc>
+        <w:tc>
+          <w:tcPr>
+            <w:tcW w:type="dxa" w:w="2616"/>
+            <w:tcBorders>
+              <w:top w:val="single" w:sz="4" w:space="0" w:color="E4DED3"/>
+              <w:left w:val="single" w:sz="4" w:space="0" w:color="E4DED3"/>
+              <w:bottom w:val="single" w:sz="4" w:space="0" w:color="E4DED3"/>
+              <w:right w:val="single" w:sz="4" w:space="0" w:color="E4DED3"/>
+            </w:tcBorders>
+          </w:tcPr>
+          <w:p>
+            <w:r>
+              <w:rPr>
+                <w:sz w:val="18"/>
+              </w:rPr>
+            </w:r>
+          </w:p>
+        </w:tc>
+        <w:tc>
+          <w:tcPr>
+            <w:tcW w:type="dxa" w:w="2616"/>
+            <w:tcBorders>
+              <w:top w:val="single" w:sz="4" w:space="0" w:color="E4DED3"/>
+              <w:left w:val="single" w:sz="4" w:space="0" w:color="E4DED3"/>
+              <w:bottom w:val="single" w:sz="4" w:space="0" w:color="E4DED3"/>
+              <w:right w:val="single" w:sz="4" w:space="0" w:color="E4DED3"/>
+            </w:tcBorders>
+          </w:tcPr>
+          <w:p>
+            <w:r>
+              <w:rPr>
+                <w:sz w:val="18"/>
+              </w:rPr>
+            </w:r>
+          </w:p>
+        </w:tc>
+        <w:tc>
+          <w:tcPr>
+            <w:tcW w:type="dxa" w:w="2616"/>
+            <w:tcBorders>
+              <w:top w:val="single" w:sz="4" w:space="0" w:color="E4DED3"/>
+              <w:left w:val="single" w:sz="4" w:space="0" w:color="E4DED3"/>
+              <w:bottom w:val="single" w:sz="4" w:space="0" w:color="E4DED3"/>
+              <w:right w:val="single" w:sz="4" w:space="0" w:color="E4DED3"/>
+            </w:tcBorders>
+          </w:tcPr>
+          <w:p>
+            <w:r>
+              <w:rPr>
+                <w:sz w:val="18"/>
+              </w:rPr>
+            </w:r>
+          </w:p>
+        </w:tc>
+      </w:tr>
+      <w:tr>
+        <w:tc>
+          <w:tcPr>
+            <w:tcW w:type="dxa" w:w="2616"/>
+            <w:tcBorders>
+              <w:top w:val="single" w:sz="4" w:space="0" w:color="E4DED3"/>
+              <w:left w:val="single" w:sz="4" w:space="0" w:color="E4DED3"/>
+              <w:bottom w:val="single" w:sz="4" w:space="0" w:color="E4DED3"/>
+              <w:right w:val="single" w:sz="4" w:space="0" w:color="E4DED3"/>
+            </w:tcBorders>
+          </w:tcPr>
+          <w:p>
+            <w:r>
+              <w:rPr>
+                <w:sz w:val="18"/>
+              </w:rPr>
+              <w:t>Where your assessment came from</w:t>
+            </w:r>
+          </w:p>
+        </w:tc>
+        <w:tc>
+          <w:tcPr>
+            <w:tcW w:type="dxa" w:w="2616"/>
+            <w:tcBorders>
+              <w:top w:val="single" w:sz="4" w:space="0" w:color="E4DED3"/>
+              <w:left w:val="single" w:sz="4" w:space="0" w:color="E4DED3"/>
+              <w:bottom w:val="single" w:sz="4" w:space="0" w:color="E4DED3"/>
+              <w:right w:val="single" w:sz="4" w:space="0" w:color="E4DED3"/>
+            </w:tcBorders>
+          </w:tcPr>
+          <w:p>
+            <w:r>
+              <w:rPr>
+                <w:sz w:val="18"/>
+              </w:rPr>
+            </w:r>
+          </w:p>
+        </w:tc>
+        <w:tc>
+          <w:tcPr>
+            <w:tcW w:type="dxa" w:w="2616"/>
+            <w:tcBorders>
+              <w:top w:val="single" w:sz="4" w:space="0" w:color="E4DED3"/>
+              <w:left w:val="single" w:sz="4" w:space="0" w:color="E4DED3"/>
+              <w:bottom w:val="single" w:sz="4" w:space="0" w:color="E4DED3"/>
+              <w:right w:val="single" w:sz="4" w:space="0" w:color="E4DED3"/>
+            </w:tcBorders>
+          </w:tcPr>
+          <w:p>
+            <w:r>
+              <w:rPr>
+                <w:sz w:val="18"/>
+              </w:rPr>
+            </w:r>
+          </w:p>
+        </w:tc>
+        <w:tc>
+          <w:tcPr>
+            <w:tcW w:type="dxa" w:w="2616"/>
+            <w:tcBorders>
+              <w:top w:val="single" w:sz="4" w:space="0" w:color="E4DED3"/>
+              <w:left w:val="single" w:sz="4" w:space="0" w:color="E4DED3"/>
+              <w:bottom w:val="single" w:sz="4" w:space="0" w:color="E4DED3"/>
+              <w:right w:val="single" w:sz="4" w:space="0" w:color="E4DED3"/>
+            </w:tcBorders>
+          </w:tcPr>
+          <w:p>
+            <w:r>
+              <w:rPr>
+                <w:sz w:val="18"/>
+              </w:rPr>
+            </w:r>
+          </w:p>
+        </w:tc>
+      </w:tr>
+    </w:tbl>
+    <w:p/>
+    <w:p>
+      <w:pPr>
+        <w:spacing w:before="200" w:after="0"/>
+      </w:pPr>
+      <w:r>
+        <w:rPr>
+          <w:b/>
+          <w:color w:val="1F5A5C"/>
+          <w:sz w:val="16"/>
+        </w:rPr>
+        <w:t>TASK 15</w:t>
+      </w:r>
+    </w:p>
+    <w:p>
+      <w:pPr>
+        <w:pStyle w:val="Heading2"/>
+      </w:pPr>
+      <w:r>
+        <w:rPr>
+          <w:color w:val="1F5A5C"/>
+        </w:rPr>
+        <w:t>The feedback you gave</w:t>
+      </w:r>
+    </w:p>
+    <w:p>
+      <w:pPr>
+        <w:spacing w:after="120"/>
+      </w:pPr>
+      <w:r>
+        <w:rPr>
+          <w:b w:val="0"/>
+          <w:i w:val="0"/>
+          <w:sz w:val="21"/>
+        </w:rPr>
+        <w:t>Record the performance feedback you gave each member, and when. Feedback given at the end of a project is a report card; feedback given during it is useful. Note which of yours was which — and if some of it was late, say so.</w:t>
+      </w:r>
+    </w:p>
+    <w:tbl>
+      <w:tblPr>
+        <w:tblW w:type="auto" w:w="0"/>
+        <w:tblLook w:firstColumn="1" w:firstRow="1" w:lastColumn="0" w:lastRow="0" w:noHBand="0" w:noVBand="1" w:val="04A0"/>
+      </w:tblPr>
+      <w:tblGrid>
+        <w:gridCol w:w="2616"/>
+        <w:gridCol w:w="2616"/>
+        <w:gridCol w:w="2616"/>
+        <w:gridCol w:w="2616"/>
+      </w:tblGrid>
+      <w:tr>
+        <w:tc>
+          <w:tcPr>
+            <w:tcW w:type="dxa" w:w="2616"/>
+            <w:tcBorders>
+              <w:top w:val="single" w:sz="4" w:space="0" w:color="E4DED3"/>
+              <w:left w:val="single" w:sz="4" w:space="0" w:color="E4DED3"/>
+              <w:bottom w:val="single" w:sz="4" w:space="0" w:color="E4DED3"/>
+              <w:right w:val="single" w:sz="4" w:space="0" w:color="E4DED3"/>
+            </w:tcBorders>
+            <w:shd w:val="clear" w:color="auto" w:fill="F8F4ED"/>
+          </w:tcPr>
+          <w:p>
+            <w:r>
+              <w:rPr>
+                <w:b/>
+                <w:sz w:val="18"/>
+              </w:rPr>
+              <w:t>Member</w:t>
+            </w:r>
+          </w:p>
+        </w:tc>
+        <w:tc>
+          <w:tcPr>
+            <w:tcW w:type="dxa" w:w="2616"/>
+            <w:tcBorders>
+              <w:top w:val="single" w:sz="4" w:space="0" w:color="E4DED3"/>
+              <w:left w:val="single" w:sz="4" w:space="0" w:color="E4DED3"/>
+              <w:bottom w:val="single" w:sz="4" w:space="0" w:color="E4DED3"/>
+              <w:right w:val="single" w:sz="4" w:space="0" w:color="E4DED3"/>
+            </w:tcBorders>
+            <w:shd w:val="clear" w:color="auto" w:fill="F8F4ED"/>
+          </w:tcPr>
+          <w:p>
+            <w:r>
+              <w:rPr>
+                <w:b/>
+                <w:sz w:val="18"/>
+              </w:rPr>
+              <w:t>What you told them</w:t>
+            </w:r>
+          </w:p>
+        </w:tc>
+        <w:tc>
+          <w:tcPr>
+            <w:tcW w:type="dxa" w:w="2616"/>
+            <w:tcBorders>
+              <w:top w:val="single" w:sz="4" w:space="0" w:color="E4DED3"/>
+              <w:left w:val="single" w:sz="4" w:space="0" w:color="E4DED3"/>
+              <w:bottom w:val="single" w:sz="4" w:space="0" w:color="E4DED3"/>
+              <w:right w:val="single" w:sz="4" w:space="0" w:color="E4DED3"/>
+            </w:tcBorders>
+            <w:shd w:val="clear" w:color="auto" w:fill="F8F4ED"/>
+          </w:tcPr>
+          <w:p>
+            <w:r>
+              <w:rPr>
+                <w:b/>
+                <w:sz w:val="18"/>
+              </w:rPr>
+              <w:t>When</w:t>
+            </w:r>
+          </w:p>
+        </w:tc>
+        <w:tc>
+          <w:tcPr>
+            <w:tcW w:type="dxa" w:w="2616"/>
+            <w:tcBorders>
+              <w:top w:val="single" w:sz="4" w:space="0" w:color="E4DED3"/>
+              <w:left w:val="single" w:sz="4" w:space="0" w:color="E4DED3"/>
+              <w:bottom w:val="single" w:sz="4" w:space="0" w:color="E4DED3"/>
+              <w:right w:val="single" w:sz="4" w:space="0" w:color="E4DED3"/>
+            </w:tcBorders>
+            <w:shd w:val="clear" w:color="auto" w:fill="F8F4ED"/>
+          </w:tcPr>
+          <w:p>
+            <w:r>
+              <w:rPr>
+                <w:b/>
+                <w:sz w:val="18"/>
+              </w:rPr>
+              <w:t>How they responded</w:t>
+            </w:r>
+          </w:p>
+        </w:tc>
+      </w:tr>
+      <w:tr>
+        <w:tc>
+          <w:tcPr>
+            <w:tcW w:type="dxa" w:w="2616"/>
+            <w:tcBorders>
+              <w:top w:val="single" w:sz="4" w:space="0" w:color="E4DED3"/>
+              <w:left w:val="single" w:sz="4" w:space="0" w:color="E4DED3"/>
+              <w:bottom w:val="single" w:sz="4" w:space="0" w:color="E4DED3"/>
+              <w:right w:val="single" w:sz="4" w:space="0" w:color="E4DED3"/>
+            </w:tcBorders>
+          </w:tcPr>
+          <w:p>
+            <w:r>
+              <w:rPr>
+                <w:sz w:val="18"/>
+              </w:rPr>
+            </w:r>
+          </w:p>
+        </w:tc>
+        <w:tc>
+          <w:tcPr>
+            <w:tcW w:type="dxa" w:w="2616"/>
+            <w:tcBorders>
+              <w:top w:val="single" w:sz="4" w:space="0" w:color="E4DED3"/>
+              <w:left w:val="single" w:sz="4" w:space="0" w:color="E4DED3"/>
+              <w:bottom w:val="single" w:sz="4" w:space="0" w:color="E4DED3"/>
+              <w:right w:val="single" w:sz="4" w:space="0" w:color="E4DED3"/>
+            </w:tcBorders>
+          </w:tcPr>
+          <w:p>
+            <w:r>
+              <w:rPr>
+                <w:sz w:val="18"/>
+              </w:rPr>
+            </w:r>
+          </w:p>
+        </w:tc>
+        <w:tc>
+          <w:tcPr>
+            <w:tcW w:type="dxa" w:w="2616"/>
+            <w:tcBorders>
+              <w:top w:val="single" w:sz="4" w:space="0" w:color="E4DED3"/>
+              <w:left w:val="single" w:sz="4" w:space="0" w:color="E4DED3"/>
+              <w:bottom w:val="single" w:sz="4" w:space="0" w:color="E4DED3"/>
+              <w:right w:val="single" w:sz="4" w:space="0" w:color="E4DED3"/>
+            </w:tcBorders>
+          </w:tcPr>
+          <w:p>
+            <w:r>
+              <w:rPr>
+                <w:sz w:val="18"/>
+              </w:rPr>
+            </w:r>
+          </w:p>
+        </w:tc>
+        <w:tc>
+          <w:tcPr>
+            <w:tcW w:type="dxa" w:w="2616"/>
+            <w:tcBorders>
+              <w:top w:val="single" w:sz="4" w:space="0" w:color="E4DED3"/>
+              <w:left w:val="single" w:sz="4" w:space="0" w:color="E4DED3"/>
+              <w:bottom w:val="single" w:sz="4" w:space="0" w:color="E4DED3"/>
+              <w:right w:val="single" w:sz="4" w:space="0" w:color="E4DED3"/>
+            </w:tcBorders>
+          </w:tcPr>
+          <w:p>
+            <w:r>
+              <w:rPr>
+                <w:sz w:val="18"/>
+              </w:rPr>
+            </w:r>
+          </w:p>
+        </w:tc>
+      </w:tr>
+      <w:tr>
+        <w:tc>
+          <w:tcPr>
+            <w:tcW w:type="dxa" w:w="2616"/>
+            <w:tcBorders>
+              <w:top w:val="single" w:sz="4" w:space="0" w:color="E4DED3"/>
+              <w:left w:val="single" w:sz="4" w:space="0" w:color="E4DED3"/>
+              <w:bottom w:val="single" w:sz="4" w:space="0" w:color="E4DED3"/>
+              <w:right w:val="single" w:sz="4" w:space="0" w:color="E4DED3"/>
+            </w:tcBorders>
+          </w:tcPr>
+          <w:p>
+            <w:r>
+              <w:rPr>
+                <w:sz w:val="18"/>
+              </w:rPr>
+            </w:r>
+          </w:p>
+        </w:tc>
+        <w:tc>
+          <w:tcPr>
+            <w:tcW w:type="dxa" w:w="2616"/>
+            <w:tcBorders>
+              <w:top w:val="single" w:sz="4" w:space="0" w:color="E4DED3"/>
+              <w:left w:val="single" w:sz="4" w:space="0" w:color="E4DED3"/>
+              <w:bottom w:val="single" w:sz="4" w:space="0" w:color="E4DED3"/>
+              <w:right w:val="single" w:sz="4" w:space="0" w:color="E4DED3"/>
+            </w:tcBorders>
+          </w:tcPr>
+          <w:p>
+            <w:r>
+              <w:rPr>
+                <w:sz w:val="18"/>
+              </w:rPr>
+            </w:r>
+          </w:p>
+        </w:tc>
+        <w:tc>
+          <w:tcPr>
+            <w:tcW w:type="dxa" w:w="2616"/>
+            <w:tcBorders>
+              <w:top w:val="single" w:sz="4" w:space="0" w:color="E4DED3"/>
+              <w:left w:val="single" w:sz="4" w:space="0" w:color="E4DED3"/>
+              <w:bottom w:val="single" w:sz="4" w:space="0" w:color="E4DED3"/>
+              <w:right w:val="single" w:sz="4" w:space="0" w:color="E4DED3"/>
+            </w:tcBorders>
+          </w:tcPr>
+          <w:p>
+            <w:r>
+              <w:rPr>
+                <w:sz w:val="18"/>
+              </w:rPr>
+            </w:r>
+          </w:p>
+        </w:tc>
+        <w:tc>
+          <w:tcPr>
+            <w:tcW w:type="dxa" w:w="2616"/>
+            <w:tcBorders>
+              <w:top w:val="single" w:sz="4" w:space="0" w:color="E4DED3"/>
+              <w:left w:val="single" w:sz="4" w:space="0" w:color="E4DED3"/>
+              <w:bottom w:val="single" w:sz="4" w:space="0" w:color="E4DED3"/>
+              <w:right w:val="single" w:sz="4" w:space="0" w:color="E4DED3"/>
+            </w:tcBorders>
+          </w:tcPr>
+          <w:p>
+            <w:r>
+              <w:rPr>
+                <w:sz w:val="18"/>
+              </w:rPr>
+            </w:r>
+          </w:p>
+        </w:tc>
+      </w:tr>
+      <w:tr>
+        <w:tc>
+          <w:tcPr>
+            <w:tcW w:type="dxa" w:w="2616"/>
+            <w:tcBorders>
+              <w:top w:val="single" w:sz="4" w:space="0" w:color="E4DED3"/>
+              <w:left w:val="single" w:sz="4" w:space="0" w:color="E4DED3"/>
+              <w:bottom w:val="single" w:sz="4" w:space="0" w:color="E4DED3"/>
+              <w:right w:val="single" w:sz="4" w:space="0" w:color="E4DED3"/>
+            </w:tcBorders>
+          </w:tcPr>
+          <w:p>
+            <w:r>
+              <w:rPr>
+                <w:sz w:val="18"/>
+              </w:rPr>
+            </w:r>
+          </w:p>
+        </w:tc>
+        <w:tc>
+          <w:tcPr>
+            <w:tcW w:type="dxa" w:w="2616"/>
+            <w:tcBorders>
+              <w:top w:val="single" w:sz="4" w:space="0" w:color="E4DED3"/>
+              <w:left w:val="single" w:sz="4" w:space="0" w:color="E4DED3"/>
+              <w:bottom w:val="single" w:sz="4" w:space="0" w:color="E4DED3"/>
+              <w:right w:val="single" w:sz="4" w:space="0" w:color="E4DED3"/>
+            </w:tcBorders>
+          </w:tcPr>
+          <w:p>
+            <w:r>
+              <w:rPr>
+                <w:sz w:val="18"/>
+              </w:rPr>
+            </w:r>
+          </w:p>
+        </w:tc>
+        <w:tc>
+          <w:tcPr>
+            <w:tcW w:type="dxa" w:w="2616"/>
+            <w:tcBorders>
+              <w:top w:val="single" w:sz="4" w:space="0" w:color="E4DED3"/>
+              <w:left w:val="single" w:sz="4" w:space="0" w:color="E4DED3"/>
+              <w:bottom w:val="single" w:sz="4" w:space="0" w:color="E4DED3"/>
+              <w:right w:val="single" w:sz="4" w:space="0" w:color="E4DED3"/>
+            </w:tcBorders>
+          </w:tcPr>
+          <w:p>
+            <w:r>
+              <w:rPr>
+                <w:sz w:val="18"/>
+              </w:rPr>
+            </w:r>
+          </w:p>
+        </w:tc>
+        <w:tc>
+          <w:tcPr>
+            <w:tcW w:type="dxa" w:w="2616"/>
+            <w:tcBorders>
+              <w:top w:val="single" w:sz="4" w:space="0" w:color="E4DED3"/>
+              <w:left w:val="single" w:sz="4" w:space="0" w:color="E4DED3"/>
+              <w:bottom w:val="single" w:sz="4" w:space="0" w:color="E4DED3"/>
+              <w:right w:val="single" w:sz="4" w:space="0" w:color="E4DED3"/>
+            </w:tcBorders>
+          </w:tcPr>
+          <w:p>
+            <w:r>
+              <w:rPr>
+                <w:sz w:val="18"/>
+              </w:rPr>
+            </w:r>
+          </w:p>
+        </w:tc>
+      </w:tr>
+      <w:tr>
+        <w:tc>
+          <w:tcPr>
+            <w:tcW w:type="dxa" w:w="2616"/>
+            <w:tcBorders>
+              <w:top w:val="single" w:sz="4" w:space="0" w:color="E4DED3"/>
+              <w:left w:val="single" w:sz="4" w:space="0" w:color="E4DED3"/>
+              <w:bottom w:val="single" w:sz="4" w:space="0" w:color="E4DED3"/>
+              <w:right w:val="single" w:sz="4" w:space="0" w:color="E4DED3"/>
+            </w:tcBorders>
+          </w:tcPr>
+          <w:p>
+            <w:r>
+              <w:rPr>
+                <w:sz w:val="18"/>
+              </w:rPr>
+            </w:r>
+          </w:p>
+        </w:tc>
+        <w:tc>
+          <w:tcPr>
+            <w:tcW w:type="dxa" w:w="2616"/>
+            <w:tcBorders>
+              <w:top w:val="single" w:sz="4" w:space="0" w:color="E4DED3"/>
+              <w:left w:val="single" w:sz="4" w:space="0" w:color="E4DED3"/>
+              <w:bottom w:val="single" w:sz="4" w:space="0" w:color="E4DED3"/>
+              <w:right w:val="single" w:sz="4" w:space="0" w:color="E4DED3"/>
+            </w:tcBorders>
+          </w:tcPr>
+          <w:p>
+            <w:r>
+              <w:rPr>
+                <w:sz w:val="18"/>
+              </w:rPr>
+            </w:r>
+          </w:p>
+        </w:tc>
+        <w:tc>
+          <w:tcPr>
+            <w:tcW w:type="dxa" w:w="2616"/>
+            <w:tcBorders>
+              <w:top w:val="single" w:sz="4" w:space="0" w:color="E4DED3"/>
+              <w:left w:val="single" w:sz="4" w:space="0" w:color="E4DED3"/>
+              <w:bottom w:val="single" w:sz="4" w:space="0" w:color="E4DED3"/>
+              <w:right w:val="single" w:sz="4" w:space="0" w:color="E4DED3"/>
+            </w:tcBorders>
+          </w:tcPr>
+          <w:p>
+            <w:r>
+              <w:rPr>
+                <w:sz w:val="18"/>
+              </w:rPr>
+            </w:r>
+          </w:p>
+        </w:tc>
+        <w:tc>
+          <w:tcPr>
+            <w:tcW w:type="dxa" w:w="2616"/>
+            <w:tcBorders>
+              <w:top w:val="single" w:sz="4" w:space="0" w:color="E4DED3"/>
+              <w:left w:val="single" w:sz="4" w:space="0" w:color="E4DED3"/>
+              <w:bottom w:val="single" w:sz="4" w:space="0" w:color="E4DED3"/>
+              <w:right w:val="single" w:sz="4" w:space="0" w:color="E4DED3"/>
+            </w:tcBorders>
+          </w:tcPr>
+          <w:p>
+            <w:r>
+              <w:rPr>
+                <w:sz w:val="18"/>
+              </w:rPr>
+            </w:r>
+          </w:p>
+        </w:tc>
+      </w:tr>
+      <w:tr>
+        <w:tc>
+          <w:tcPr>
+            <w:tcW w:type="dxa" w:w="2616"/>
+            <w:tcBorders>
+              <w:top w:val="single" w:sz="4" w:space="0" w:color="E4DED3"/>
+              <w:left w:val="single" w:sz="4" w:space="0" w:color="E4DED3"/>
+              <w:bottom w:val="single" w:sz="4" w:space="0" w:color="E4DED3"/>
+              <w:right w:val="single" w:sz="4" w:space="0" w:color="E4DED3"/>
+            </w:tcBorders>
+          </w:tcPr>
+          <w:p>
+            <w:r>
+              <w:rPr>
+                <w:sz w:val="18"/>
+              </w:rPr>
+            </w:r>
+          </w:p>
+        </w:tc>
+        <w:tc>
+          <w:tcPr>
+            <w:tcW w:type="dxa" w:w="2616"/>
+            <w:tcBorders>
+              <w:top w:val="single" w:sz="4" w:space="0" w:color="E4DED3"/>
+              <w:left w:val="single" w:sz="4" w:space="0" w:color="E4DED3"/>
+              <w:bottom w:val="single" w:sz="4" w:space="0" w:color="E4DED3"/>
+              <w:right w:val="single" w:sz="4" w:space="0" w:color="E4DED3"/>
+            </w:tcBorders>
+          </w:tcPr>
+          <w:p>
+            <w:r>
+              <w:rPr>
+                <w:sz w:val="18"/>
+              </w:rPr>
+            </w:r>
+          </w:p>
+        </w:tc>
+        <w:tc>
+          <w:tcPr>
+            <w:tcW w:type="dxa" w:w="2616"/>
+            <w:tcBorders>
+              <w:top w:val="single" w:sz="4" w:space="0" w:color="E4DED3"/>
+              <w:left w:val="single" w:sz="4" w:space="0" w:color="E4DED3"/>
+              <w:bottom w:val="single" w:sz="4" w:space="0" w:color="E4DED3"/>
+              <w:right w:val="single" w:sz="4" w:space="0" w:color="E4DED3"/>
+            </w:tcBorders>
+          </w:tcPr>
+          <w:p>
+            <w:r>
+              <w:rPr>
+                <w:sz w:val="18"/>
+              </w:rPr>
+            </w:r>
+          </w:p>
+        </w:tc>
+        <w:tc>
+          <w:tcPr>
+            <w:tcW w:type="dxa" w:w="2616"/>
+            <w:tcBorders>
+              <w:top w:val="single" w:sz="4" w:space="0" w:color="E4DED3"/>
+              <w:left w:val="single" w:sz="4" w:space="0" w:color="E4DED3"/>
+              <w:bottom w:val="single" w:sz="4" w:space="0" w:color="E4DED3"/>
+              <w:right w:val="single" w:sz="4" w:space="0" w:color="E4DED3"/>
+            </w:tcBorders>
+          </w:tcPr>
+          <w:p>
+            <w:r>
+              <w:rPr>
+                <w:sz w:val="18"/>
+              </w:rPr>
+            </w:r>
+          </w:p>
+        </w:tc>
+      </w:tr>
+    </w:tbl>
+    <w:p/>
+    <w:p>
+      <w:pPr>
+        <w:spacing w:before="200" w:after="0"/>
+      </w:pPr>
+      <w:r>
+        <w:rPr>
+          <w:b/>
+          <w:color w:val="1F5A5C"/>
+          <w:sz w:val="16"/>
+        </w:rPr>
+        <w:t>TASK 16</w:t>
+      </w:r>
+    </w:p>
+    <w:p>
+      <w:pPr>
+        <w:pStyle w:val="Heading2"/>
+      </w:pPr>
+      <w:r>
+        <w:rPr>
+          <w:color w:val="1F5A5C"/>
+        </w:rPr>
+        <w:t>Development opportunities and what you did about them</w:t>
+      </w:r>
+    </w:p>
+    <w:p>
+      <w:pPr>
+        <w:spacing w:after="120"/>
+      </w:pPr>
+      <w:r>
+        <w:rPr>
+          <w:b w:val="0"/>
+          <w:i w:val="0"/>
+          <w:sz w:val="21"/>
+        </w:rPr>
+        <w:t>Identify what would make each member — and the team as a whole — better next time, and say what was actually done about it during this project. An identified opportunity that nobody acted on is a note; the unit asks for action plans that were implemented.</w:t>
+      </w:r>
+    </w:p>
+    <w:tbl>
+      <w:tblPr>
+        <w:tblW w:type="auto" w:w="0"/>
+        <w:tblLook w:firstColumn="1" w:firstRow="1" w:lastColumn="0" w:lastRow="0" w:noHBand="0" w:noVBand="1" w:val="04A0"/>
+      </w:tblPr>
+      <w:tblGrid>
+        <w:gridCol w:w="2616"/>
+        <w:gridCol w:w="2616"/>
+        <w:gridCol w:w="2616"/>
+        <w:gridCol w:w="2616"/>
+      </w:tblGrid>
+      <w:tr>
+        <w:tc>
+          <w:tcPr>
+            <w:tcW w:type="dxa" w:w="2616"/>
+            <w:tcBorders>
+              <w:top w:val="single" w:sz="4" w:space="0" w:color="E4DED3"/>
+              <w:left w:val="single" w:sz="4" w:space="0" w:color="E4DED3"/>
+              <w:bottom w:val="single" w:sz="4" w:space="0" w:color="E4DED3"/>
+              <w:right w:val="single" w:sz="4" w:space="0" w:color="E4DED3"/>
+            </w:tcBorders>
+            <w:shd w:val="clear" w:color="auto" w:fill="F8F4ED"/>
+          </w:tcPr>
+          <w:p>
+            <w:r>
+              <w:rPr>
+                <w:b/>
+                <w:sz w:val="18"/>
+              </w:rPr>
+              <w:t>Who</w:t>
+            </w:r>
+          </w:p>
+        </w:tc>
+        <w:tc>
+          <w:tcPr>
+            <w:tcW w:type="dxa" w:w="2616"/>
+            <w:tcBorders>
+              <w:top w:val="single" w:sz="4" w:space="0" w:color="E4DED3"/>
+              <w:left w:val="single" w:sz="4" w:space="0" w:color="E4DED3"/>
+              <w:bottom w:val="single" w:sz="4" w:space="0" w:color="E4DED3"/>
+              <w:right w:val="single" w:sz="4" w:space="0" w:color="E4DED3"/>
+            </w:tcBorders>
+            <w:shd w:val="clear" w:color="auto" w:fill="F8F4ED"/>
+          </w:tcPr>
+          <w:p>
+            <w:r>
+              <w:rPr>
+                <w:b/>
+                <w:sz w:val="18"/>
+              </w:rPr>
+              <w:t>Development need</w:t>
+            </w:r>
+          </w:p>
+        </w:tc>
+        <w:tc>
+          <w:tcPr>
+            <w:tcW w:type="dxa" w:w="2616"/>
+            <w:tcBorders>
+              <w:top w:val="single" w:sz="4" w:space="0" w:color="E4DED3"/>
+              <w:left w:val="single" w:sz="4" w:space="0" w:color="E4DED3"/>
+              <w:bottom w:val="single" w:sz="4" w:space="0" w:color="E4DED3"/>
+              <w:right w:val="single" w:sz="4" w:space="0" w:color="E4DED3"/>
+            </w:tcBorders>
+            <w:shd w:val="clear" w:color="auto" w:fill="F8F4ED"/>
+          </w:tcPr>
+          <w:p>
+            <w:r>
+              <w:rPr>
+                <w:b/>
+                <w:sz w:val="18"/>
+              </w:rPr>
+              <w:t>The action plan</w:t>
+            </w:r>
+          </w:p>
+        </w:tc>
+        <w:tc>
+          <w:tcPr>
+            <w:tcW w:type="dxa" w:w="2616"/>
+            <w:tcBorders>
+              <w:top w:val="single" w:sz="4" w:space="0" w:color="E4DED3"/>
+              <w:left w:val="single" w:sz="4" w:space="0" w:color="E4DED3"/>
+              <w:bottom w:val="single" w:sz="4" w:space="0" w:color="E4DED3"/>
+              <w:right w:val="single" w:sz="4" w:space="0" w:color="E4DED3"/>
+            </w:tcBorders>
+            <w:shd w:val="clear" w:color="auto" w:fill="F8F4ED"/>
+          </w:tcPr>
+          <w:p>
+            <w:r>
+              <w:rPr>
+                <w:b/>
+                <w:sz w:val="18"/>
+              </w:rPr>
+              <w:t>What was actually done</w:t>
+            </w:r>
+          </w:p>
+        </w:tc>
+      </w:tr>
+      <w:tr>
+        <w:tc>
+          <w:tcPr>
+            <w:tcW w:type="dxa" w:w="2616"/>
+            <w:tcBorders>
+              <w:top w:val="single" w:sz="4" w:space="0" w:color="E4DED3"/>
+              <w:left w:val="single" w:sz="4" w:space="0" w:color="E4DED3"/>
+              <w:bottom w:val="single" w:sz="4" w:space="0" w:color="E4DED3"/>
+              <w:right w:val="single" w:sz="4" w:space="0" w:color="E4DED3"/>
+            </w:tcBorders>
+          </w:tcPr>
+          <w:p>
+            <w:r>
+              <w:rPr>
+                <w:sz w:val="18"/>
+              </w:rPr>
+            </w:r>
+          </w:p>
+        </w:tc>
+        <w:tc>
+          <w:tcPr>
+            <w:tcW w:type="dxa" w:w="2616"/>
+            <w:tcBorders>
+              <w:top w:val="single" w:sz="4" w:space="0" w:color="E4DED3"/>
+              <w:left w:val="single" w:sz="4" w:space="0" w:color="E4DED3"/>
+              <w:bottom w:val="single" w:sz="4" w:space="0" w:color="E4DED3"/>
+              <w:right w:val="single" w:sz="4" w:space="0" w:color="E4DED3"/>
+            </w:tcBorders>
+          </w:tcPr>
+          <w:p>
+            <w:r>
+              <w:rPr>
+                <w:sz w:val="18"/>
+              </w:rPr>
+            </w:r>
+          </w:p>
+        </w:tc>
+        <w:tc>
+          <w:tcPr>
+            <w:tcW w:type="dxa" w:w="2616"/>
+            <w:tcBorders>
+              <w:top w:val="single" w:sz="4" w:space="0" w:color="E4DED3"/>
+              <w:left w:val="single" w:sz="4" w:space="0" w:color="E4DED3"/>
+              <w:bottom w:val="single" w:sz="4" w:space="0" w:color="E4DED3"/>
+              <w:right w:val="single" w:sz="4" w:space="0" w:color="E4DED3"/>
+            </w:tcBorders>
+          </w:tcPr>
+          <w:p>
+            <w:r>
+              <w:rPr>
+                <w:sz w:val="18"/>
+              </w:rPr>
+            </w:r>
+          </w:p>
+        </w:tc>
+        <w:tc>
+          <w:tcPr>
+            <w:tcW w:type="dxa" w:w="2616"/>
+            <w:tcBorders>
+              <w:top w:val="single" w:sz="4" w:space="0" w:color="E4DED3"/>
+              <w:left w:val="single" w:sz="4" w:space="0" w:color="E4DED3"/>
+              <w:bottom w:val="single" w:sz="4" w:space="0" w:color="E4DED3"/>
+              <w:right w:val="single" w:sz="4" w:space="0" w:color="E4DED3"/>
+            </w:tcBorders>
+          </w:tcPr>
+          <w:p>
+            <w:r>
+              <w:rPr>
+                <w:sz w:val="18"/>
+              </w:rPr>
+            </w:r>
+          </w:p>
+        </w:tc>
+      </w:tr>
+      <w:tr>
+        <w:tc>
+          <w:tcPr>
+            <w:tcW w:type="dxa" w:w="2616"/>
+            <w:tcBorders>
+              <w:top w:val="single" w:sz="4" w:space="0" w:color="E4DED3"/>
+              <w:left w:val="single" w:sz="4" w:space="0" w:color="E4DED3"/>
+              <w:bottom w:val="single" w:sz="4" w:space="0" w:color="E4DED3"/>
+              <w:right w:val="single" w:sz="4" w:space="0" w:color="E4DED3"/>
+            </w:tcBorders>
+          </w:tcPr>
+          <w:p>
+            <w:r>
+              <w:rPr>
+                <w:sz w:val="18"/>
+              </w:rPr>
+            </w:r>
+          </w:p>
+        </w:tc>
+        <w:tc>
+          <w:tcPr>
+            <w:tcW w:type="dxa" w:w="2616"/>
+            <w:tcBorders>
+              <w:top w:val="single" w:sz="4" w:space="0" w:color="E4DED3"/>
+              <w:left w:val="single" w:sz="4" w:space="0" w:color="E4DED3"/>
+              <w:bottom w:val="single" w:sz="4" w:space="0" w:color="E4DED3"/>
+              <w:right w:val="single" w:sz="4" w:space="0" w:color="E4DED3"/>
+            </w:tcBorders>
+          </w:tcPr>
+          <w:p>
+            <w:r>
+              <w:rPr>
+                <w:sz w:val="18"/>
+              </w:rPr>
+            </w:r>
+          </w:p>
+        </w:tc>
+        <w:tc>
+          <w:tcPr>
+            <w:tcW w:type="dxa" w:w="2616"/>
+            <w:tcBorders>
+              <w:top w:val="single" w:sz="4" w:space="0" w:color="E4DED3"/>
+              <w:left w:val="single" w:sz="4" w:space="0" w:color="E4DED3"/>
+              <w:bottom w:val="single" w:sz="4" w:space="0" w:color="E4DED3"/>
+              <w:right w:val="single" w:sz="4" w:space="0" w:color="E4DED3"/>
+            </w:tcBorders>
+          </w:tcPr>
+          <w:p>
+            <w:r>
+              <w:rPr>
+                <w:sz w:val="18"/>
+              </w:rPr>
+            </w:r>
+          </w:p>
+        </w:tc>
+        <w:tc>
+          <w:tcPr>
+            <w:tcW w:type="dxa" w:w="2616"/>
+            <w:tcBorders>
+              <w:top w:val="single" w:sz="4" w:space="0" w:color="E4DED3"/>
+              <w:left w:val="single" w:sz="4" w:space="0" w:color="E4DED3"/>
+              <w:bottom w:val="single" w:sz="4" w:space="0" w:color="E4DED3"/>
+              <w:right w:val="single" w:sz="4" w:space="0" w:color="E4DED3"/>
+            </w:tcBorders>
+          </w:tcPr>
+          <w:p>
+            <w:r>
+              <w:rPr>
+                <w:sz w:val="18"/>
+              </w:rPr>
+            </w:r>
+          </w:p>
+        </w:tc>
+      </w:tr>
+      <w:tr>
+        <w:tc>
+          <w:tcPr>
+            <w:tcW w:type="dxa" w:w="2616"/>
+            <w:tcBorders>
+              <w:top w:val="single" w:sz="4" w:space="0" w:color="E4DED3"/>
+              <w:left w:val="single" w:sz="4" w:space="0" w:color="E4DED3"/>
+              <w:bottom w:val="single" w:sz="4" w:space="0" w:color="E4DED3"/>
+              <w:right w:val="single" w:sz="4" w:space="0" w:color="E4DED3"/>
+            </w:tcBorders>
+          </w:tcPr>
+          <w:p>
+            <w:r>
+              <w:rPr>
+                <w:sz w:val="18"/>
+              </w:rPr>
+            </w:r>
+          </w:p>
+        </w:tc>
+        <w:tc>
+          <w:tcPr>
+            <w:tcW w:type="dxa" w:w="2616"/>
+            <w:tcBorders>
+              <w:top w:val="single" w:sz="4" w:space="0" w:color="E4DED3"/>
+              <w:left w:val="single" w:sz="4" w:space="0" w:color="E4DED3"/>
+              <w:bottom w:val="single" w:sz="4" w:space="0" w:color="E4DED3"/>
+              <w:right w:val="single" w:sz="4" w:space="0" w:color="E4DED3"/>
+            </w:tcBorders>
+          </w:tcPr>
+          <w:p>
+            <w:r>
+              <w:rPr>
+                <w:sz w:val="18"/>
+              </w:rPr>
+            </w:r>
+          </w:p>
+        </w:tc>
+        <w:tc>
+          <w:tcPr>
+            <w:tcW w:type="dxa" w:w="2616"/>
+            <w:tcBorders>
+              <w:top w:val="single" w:sz="4" w:space="0" w:color="E4DED3"/>
+              <w:left w:val="single" w:sz="4" w:space="0" w:color="E4DED3"/>
+              <w:bottom w:val="single" w:sz="4" w:space="0" w:color="E4DED3"/>
+              <w:right w:val="single" w:sz="4" w:space="0" w:color="E4DED3"/>
+            </w:tcBorders>
+          </w:tcPr>
+          <w:p>
+            <w:r>
+              <w:rPr>
+                <w:sz w:val="18"/>
+              </w:rPr>
+            </w:r>
+          </w:p>
+        </w:tc>
+        <w:tc>
+          <w:tcPr>
+            <w:tcW w:type="dxa" w:w="2616"/>
+            <w:tcBorders>
+              <w:top w:val="single" w:sz="4" w:space="0" w:color="E4DED3"/>
+              <w:left w:val="single" w:sz="4" w:space="0" w:color="E4DED3"/>
+              <w:bottom w:val="single" w:sz="4" w:space="0" w:color="E4DED3"/>
+              <w:right w:val="single" w:sz="4" w:space="0" w:color="E4DED3"/>
+            </w:tcBorders>
+          </w:tcPr>
+          <w:p>
+            <w:r>
+              <w:rPr>
+                <w:sz w:val="18"/>
+              </w:rPr>
+            </w:r>
+          </w:p>
+        </w:tc>
+      </w:tr>
+      <w:tr>
+        <w:tc>
+          <w:tcPr>
+            <w:tcW w:type="dxa" w:w="2616"/>
+            <w:tcBorders>
+              <w:top w:val="single" w:sz="4" w:space="0" w:color="E4DED3"/>
+              <w:left w:val="single" w:sz="4" w:space="0" w:color="E4DED3"/>
+              <w:bottom w:val="single" w:sz="4" w:space="0" w:color="E4DED3"/>
+              <w:right w:val="single" w:sz="4" w:space="0" w:color="E4DED3"/>
+            </w:tcBorders>
+          </w:tcPr>
+          <w:p>
+            <w:r>
+              <w:rPr>
+                <w:sz w:val="18"/>
+              </w:rPr>
+              <w:t>The team as a whole</w:t>
+            </w:r>
+          </w:p>
+        </w:tc>
+        <w:tc>
+          <w:tcPr>
+            <w:tcW w:type="dxa" w:w="2616"/>
+            <w:tcBorders>
+              <w:top w:val="single" w:sz="4" w:space="0" w:color="E4DED3"/>
+              <w:left w:val="single" w:sz="4" w:space="0" w:color="E4DED3"/>
+              <w:bottom w:val="single" w:sz="4" w:space="0" w:color="E4DED3"/>
+              <w:right w:val="single" w:sz="4" w:space="0" w:color="E4DED3"/>
+            </w:tcBorders>
+          </w:tcPr>
+          <w:p>
+            <w:r>
+              <w:rPr>
+                <w:sz w:val="18"/>
+              </w:rPr>
+            </w:r>
+          </w:p>
+        </w:tc>
+        <w:tc>
+          <w:tcPr>
+            <w:tcW w:type="dxa" w:w="2616"/>
+            <w:tcBorders>
+              <w:top w:val="single" w:sz="4" w:space="0" w:color="E4DED3"/>
+              <w:left w:val="single" w:sz="4" w:space="0" w:color="E4DED3"/>
+              <w:bottom w:val="single" w:sz="4" w:space="0" w:color="E4DED3"/>
+              <w:right w:val="single" w:sz="4" w:space="0" w:color="E4DED3"/>
+            </w:tcBorders>
+          </w:tcPr>
+          <w:p>
+            <w:r>
+              <w:rPr>
+                <w:sz w:val="18"/>
+              </w:rPr>
+            </w:r>
+          </w:p>
+        </w:tc>
+        <w:tc>
+          <w:tcPr>
+            <w:tcW w:type="dxa" w:w="2616"/>
+            <w:tcBorders>
+              <w:top w:val="single" w:sz="4" w:space="0" w:color="E4DED3"/>
+              <w:left w:val="single" w:sz="4" w:space="0" w:color="E4DED3"/>
+              <w:bottom w:val="single" w:sz="4" w:space="0" w:color="E4DED3"/>
+              <w:right w:val="single" w:sz="4" w:space="0" w:color="E4DED3"/>
+            </w:tcBorders>
+          </w:tcPr>
+          <w:p>
+            <w:r>
+              <w:rPr>
+                <w:sz w:val="18"/>
+              </w:rPr>
+            </w:r>
+          </w:p>
+        </w:tc>
+      </w:tr>
+      <w:tr>
+        <w:tc>
+          <w:tcPr>
+            <w:tcW w:type="dxa" w:w="2616"/>
+            <w:tcBorders>
+              <w:top w:val="single" w:sz="4" w:space="0" w:color="E4DED3"/>
+              <w:left w:val="single" w:sz="4" w:space="0" w:color="E4DED3"/>
+              <w:bottom w:val="single" w:sz="4" w:space="0" w:color="E4DED3"/>
+              <w:right w:val="single" w:sz="4" w:space="0" w:color="E4DED3"/>
+            </w:tcBorders>
+          </w:tcPr>
+          <w:p>
+            <w:r>
+              <w:rPr>
+                <w:sz w:val="18"/>
+              </w:rPr>
+              <w:t>Yourself</w:t>
+            </w:r>
+          </w:p>
+        </w:tc>
+        <w:tc>
+          <w:tcPr>
+            <w:tcW w:type="dxa" w:w="2616"/>
+            <w:tcBorders>
+              <w:top w:val="single" w:sz="4" w:space="0" w:color="E4DED3"/>
+              <w:left w:val="single" w:sz="4" w:space="0" w:color="E4DED3"/>
+              <w:bottom w:val="single" w:sz="4" w:space="0" w:color="E4DED3"/>
+              <w:right w:val="single" w:sz="4" w:space="0" w:color="E4DED3"/>
+            </w:tcBorders>
+          </w:tcPr>
+          <w:p>
+            <w:r>
+              <w:rPr>
+                <w:sz w:val="18"/>
+              </w:rPr>
+            </w:r>
+          </w:p>
+        </w:tc>
+        <w:tc>
+          <w:tcPr>
+            <w:tcW w:type="dxa" w:w="2616"/>
+            <w:tcBorders>
+              <w:top w:val="single" w:sz="4" w:space="0" w:color="E4DED3"/>
+              <w:left w:val="single" w:sz="4" w:space="0" w:color="E4DED3"/>
+              <w:bottom w:val="single" w:sz="4" w:space="0" w:color="E4DED3"/>
+              <w:right w:val="single" w:sz="4" w:space="0" w:color="E4DED3"/>
+            </w:tcBorders>
+          </w:tcPr>
+          <w:p>
+            <w:r>
+              <w:rPr>
+                <w:sz w:val="18"/>
+              </w:rPr>
+            </w:r>
+          </w:p>
+        </w:tc>
+        <w:tc>
+          <w:tcPr>
+            <w:tcW w:type="dxa" w:w="2616"/>
+            <w:tcBorders>
+              <w:top w:val="single" w:sz="4" w:space="0" w:color="E4DED3"/>
+              <w:left w:val="single" w:sz="4" w:space="0" w:color="E4DED3"/>
+              <w:bottom w:val="single" w:sz="4" w:space="0" w:color="E4DED3"/>
+              <w:right w:val="single" w:sz="4" w:space="0" w:color="E4DED3"/>
+            </w:tcBorders>
+          </w:tcPr>
+          <w:p>
+            <w:r>
+              <w:rPr>
+                <w:sz w:val="18"/>
+              </w:rPr>
+            </w:r>
+          </w:p>
+        </w:tc>
+      </w:tr>
+    </w:tbl>
+    <w:p/>
+    <w:p>
+      <w:pPr>
+        <w:spacing w:before="200" w:after="0"/>
+      </w:pPr>
+      <w:r>
+        <w:rPr>
+          <w:b/>
+          <w:color w:val="1F5A5C"/>
+          <w:sz w:val="16"/>
+        </w:rPr>
+        <w:t>TASK 17</w:t>
+      </w:r>
+    </w:p>
+    <w:p>
+      <w:pPr>
+        <w:pStyle w:val="Heading2"/>
+      </w:pPr>
+      <w:r>
+        <w:rPr>
+          <w:color w:val="1F5A5C"/>
+        </w:rPr>
+        <w:t>Reflect on how you led</w:t>
+      </w:r>
+    </w:p>
+    <w:p>
+      <w:pPr>
+        <w:spacing w:after="120"/>
+      </w:pPr>
+      <w:r>
+        <w:rPr>
+          <w:b w:val="0"/>
+          <w:i w:val="0"/>
+          <w:sz w:val="21"/>
+        </w:rPr>
+        <w:t>Look back over the project at your own leadership. What did you do well, what did you do badly, and what would you do differently with the same team tomorrow? Write this properly — it is the one place in the whole assessment where the honest answer is worth more than the impressive one.</w:t>
+      </w:r>
+    </w:p>
+    <w:tbl>
+      <w:tblPr>
+        <w:tblW w:type="auto" w:w="0"/>
+        <w:tblLook w:firstColumn="1" w:firstRow="1" w:lastColumn="0" w:lastRow="0" w:noHBand="0" w:noVBand="1" w:val="04A0"/>
+      </w:tblPr>
+      <w:tblGrid>
+        <w:gridCol w:w="10466"/>
+      </w:tblGrid>
+      <w:tr>
+        <w:tc>
+          <w:tcPr>
+            <w:tcW w:type="dxa" w:w="9411"/>
+            <w:tcBorders>
+              <w:top w:val="single" w:sz="4" w:space="0" w:color="E4DED3"/>
+              <w:left w:val="single" w:sz="4" w:space="0" w:color="E4DED3"/>
+              <w:bottom w:val="single" w:sz="4" w:space="0" w:color="E4DED3"/>
+              <w:right w:val="single" w:sz="4" w:space="0" w:color="E4DED3"/>
+            </w:tcBorders>
+            <w:shd w:val="clear" w:color="auto" w:fill="F8F4ED"/>
+          </w:tcPr>
+          <w:p>
+            <w:pPr>
+              <w:jc w:val="center"/>
+            </w:pPr>
+            <w:r>
+              <w:rPr>
+                <w:b/>
+                <w:i w:val="0"/>
+                <w:sz w:val="20"/>
+              </w:rPr>
+              <w:t>[ WRITE YOUR ANSWER HERE ]</w:t>
+            </w:r>
+          </w:p>
+        </w:tc>
+      </w:tr>
+    </w:tbl>
+    <w:p/>
+    <w:p>
+      <w:pPr>
+        <w:pStyle w:val="Heading1"/>
+      </w:pPr>
+      <w:r>
+        <w:t>Knowledge questions</w:t>
+      </w:r>
+    </w:p>
+    <w:p>
+      <w:pPr>
+        <w:spacing w:after="200"/>
+      </w:pPr>
+      <w:r>
+        <w:rPr>
+          <w:b w:val="0"/>
+          <w:i/>
+          <w:color w:val="6B6660"/>
+          <w:sz w:val="19"/>
+        </w:rPr>
+        <w:t>Answer these about your own team and your own leadership. Generic answers about teamwork will not pass.</w:t>
+      </w:r>
+    </w:p>
+    <w:p>
+      <w:pPr>
+        <w:spacing w:before="200" w:after="0"/>
+      </w:pPr>
+      <w:r>
+        <w:rPr>
+          <w:b/>
+          <w:color w:val="1F5A5C"/>
+          <w:sz w:val="16"/>
+        </w:rPr>
+        <w:t>QUESTION 1</w:t>
+      </w:r>
+    </w:p>
+    <w:p>
+      <w:pPr>
+        <w:pStyle w:val="Heading2"/>
+      </w:pPr>
+      <w:r>
+        <w:rPr>
+          <w:color w:val="1F5A5C"/>
+        </w:rPr>
+        <w:t>What organisational and legislative requirements applied to your team?</w:t>
+      </w:r>
+    </w:p>
+    <w:p>
+      <w:pPr>
+        <w:spacing w:after="120"/>
+      </w:pPr>
+      <w:r>
+        <w:rPr>
+          <w:b w:val="0"/>
+          <w:i w:val="0"/>
+          <w:sz w:val="21"/>
+        </w:rPr>
+        <w:t>Explain the organisational requirements your team worked under and the legislative requirements that applied — and for each, point at where it actually affected how your team worked, not just that it existed.</w:t>
+      </w:r>
+    </w:p>
+    <w:tbl>
+      <w:tblPr>
+        <w:tblW w:type="auto" w:w="0"/>
+        <w:tblLook w:firstColumn="1" w:firstRow="1" w:lastColumn="0" w:lastRow="0" w:noHBand="0" w:noVBand="1" w:val="04A0"/>
+      </w:tblPr>
+      <w:tblGrid>
+        <w:gridCol w:w="10466"/>
+      </w:tblGrid>
+      <w:tr>
+        <w:tc>
+          <w:tcPr>
+            <w:tcW w:type="dxa" w:w="9411"/>
+            <w:tcBorders>
+              <w:top w:val="single" w:sz="4" w:space="0" w:color="E4DED3"/>
+              <w:left w:val="single" w:sz="4" w:space="0" w:color="E4DED3"/>
+              <w:bottom w:val="single" w:sz="4" w:space="0" w:color="E4DED3"/>
+              <w:right w:val="single" w:sz="4" w:space="0" w:color="E4DED3"/>
+            </w:tcBorders>
+            <w:shd w:val="clear" w:color="auto" w:fill="F8F4ED"/>
+          </w:tcPr>
+          <w:p>
+            <w:pPr>
+              <w:jc w:val="center"/>
+            </w:pPr>
+            <w:r>
+              <w:rPr>
+                <w:b/>
+                <w:i w:val="0"/>
+                <w:sz w:val="20"/>
+              </w:rPr>
+              <w:t>[ WRITE YOUR ANSWER HERE ]</w:t>
+            </w:r>
+          </w:p>
+        </w:tc>
+      </w:tr>
+    </w:tbl>
+    <w:p/>
+    <w:p>
+      <w:pPr>
+        <w:spacing w:before="200" w:after="0"/>
+      </w:pPr>
+      <w:r>
+        <w:rPr>
+          <w:b/>
+          <w:color w:val="1F5A5C"/>
+          <w:sz w:val="16"/>
+        </w:rPr>
+        <w:t>QUESTION 2</w:t>
+      </w:r>
+    </w:p>
+    <w:p>
+      <w:pPr>
+        <w:pStyle w:val="Heading2"/>
+      </w:pPr>
+      <w:r>
+        <w:rPr>
+          <w:color w:val="1F5A5C"/>
+        </w:rPr>
+        <w:t>What facilitation, coaching and communication techniques did you use?</w:t>
+      </w:r>
+    </w:p>
+    <w:p>
+      <w:pPr>
+        <w:spacing w:after="120"/>
+      </w:pPr>
+      <w:r>
+        <w:rPr>
+          <w:b w:val="0"/>
+          <w:i w:val="0"/>
+          <w:sz w:val="21"/>
+        </w:rPr>
+        <w:t>Describe the techniques you used to keep the team working together — how you ran meetings, how you coached, and how you adapted the way you communicated to different people. Point at where you used each.</w:t>
+      </w:r>
+    </w:p>
+    <w:tbl>
+      <w:tblPr>
+        <w:tblW w:type="auto" w:w="0"/>
+        <w:tblLook w:firstColumn="1" w:firstRow="1" w:lastColumn="0" w:lastRow="0" w:noHBand="0" w:noVBand="1" w:val="04A0"/>
+      </w:tblPr>
+      <w:tblGrid>
+        <w:gridCol w:w="10466"/>
+      </w:tblGrid>
+      <w:tr>
+        <w:tc>
+          <w:tcPr>
+            <w:tcW w:type="dxa" w:w="9411"/>
+            <w:tcBorders>
+              <w:top w:val="single" w:sz="4" w:space="0" w:color="E4DED3"/>
+              <w:left w:val="single" w:sz="4" w:space="0" w:color="E4DED3"/>
+              <w:bottom w:val="single" w:sz="4" w:space="0" w:color="E4DED3"/>
+              <w:right w:val="single" w:sz="4" w:space="0" w:color="E4DED3"/>
+            </w:tcBorders>
+            <w:shd w:val="clear" w:color="auto" w:fill="F8F4ED"/>
+          </w:tcPr>
+          <w:p>
+            <w:pPr>
+              <w:jc w:val="center"/>
+            </w:pPr>
+            <w:r>
+              <w:rPr>
+                <w:b/>
+                <w:i w:val="0"/>
+                <w:sz w:val="20"/>
+              </w:rPr>
+              <w:t>[ WRITE YOUR ANSWER HERE ]</w:t>
+            </w:r>
+          </w:p>
+        </w:tc>
+      </w:tr>
+    </w:tbl>
+    <w:p/>
+    <w:p>
+      <w:pPr>
+        <w:spacing w:before="200" w:after="0"/>
+      </w:pPr>
+      <w:r>
+        <w:rPr>
+          <w:b/>
+          <w:color w:val="1F5A5C"/>
+          <w:sz w:val="16"/>
+        </w:rPr>
+        <w:t>QUESTION 3</w:t>
+      </w:r>
+    </w:p>
+    <w:p>
+      <w:pPr>
+        <w:pStyle w:val="Heading2"/>
+      </w:pPr>
+      <w:r>
+        <w:rPr>
+          <w:color w:val="1F5A5C"/>
+        </w:rPr>
+        <w:t>How do you resolve conflict, and what challenges should a team expect?</w:t>
+      </w:r>
+    </w:p>
+    <w:p>
+      <w:pPr>
+        <w:spacing w:after="120"/>
+      </w:pPr>
+      <w:r>
+        <w:rPr>
+          <w:b w:val="0"/>
+          <w:i w:val="0"/>
+          <w:sz w:val="21"/>
+        </w:rPr>
+        <w:t>Explain the strategies available for resolving conflict and negotiating a way through disagreement, and describe the challenges a team like yours should expect to meet. Connect them to what actually happened in your team.</w:t>
+      </w:r>
+    </w:p>
+    <w:tbl>
+      <w:tblPr>
+        <w:tblW w:type="auto" w:w="0"/>
+        <w:tblLook w:firstColumn="1" w:firstRow="1" w:lastColumn="0" w:lastRow="0" w:noHBand="0" w:noVBand="1" w:val="04A0"/>
+      </w:tblPr>
+      <w:tblGrid>
+        <w:gridCol w:w="10466"/>
+      </w:tblGrid>
+      <w:tr>
+        <w:tc>
+          <w:tcPr>
+            <w:tcW w:type="dxa" w:w="9411"/>
+            <w:tcBorders>
+              <w:top w:val="single" w:sz="4" w:space="0" w:color="E4DED3"/>
+              <w:left w:val="single" w:sz="4" w:space="0" w:color="E4DED3"/>
+              <w:bottom w:val="single" w:sz="4" w:space="0" w:color="E4DED3"/>
+              <w:right w:val="single" w:sz="4" w:space="0" w:color="E4DED3"/>
+            </w:tcBorders>
+            <w:shd w:val="clear" w:color="auto" w:fill="F8F4ED"/>
+          </w:tcPr>
+          <w:p>
+            <w:pPr>
+              <w:jc w:val="center"/>
+            </w:pPr>
+            <w:r>
+              <w:rPr>
+                <w:b/>
+                <w:i w:val="0"/>
+                <w:sz w:val="20"/>
+              </w:rPr>
+              <w:t>[ WRITE YOUR ANSWER HERE ]</w:t>
+            </w:r>
+          </w:p>
+        </w:tc>
+      </w:tr>
+    </w:tbl>
+    <w:p/>
     <w:sectPr>
       <w:headerReference w:type="even" r:id="rId11"/>
       <w:headerReference w:type="default" r:id="rId12"/>
